--- a/格式修改/生态文明示范区与审计产出-按稿件格式修改.docx
+++ b/格式修改/生态文明示范区与审计产出-按稿件格式修改.docx
@@ -76,9 +76,103 @@
           <w:color w:val="000000"/>
           <w:sz w:val="24"/>
           <w:szCs w:val="24"/>
-          <w:highlight w:val="yellow"/>
         </w:rPr>
-        <w:t xml:space="preserve">［作者一］¹，［作者二］²</w:t>
+        <w:t xml:space="preserve">巩艳红</w:t>
+      </w:r>
+      <w:r>
+        <w:rPr>
+          <w:rFonts w:ascii="Times New Roman" w:hAnsi="Times New Roman" w:eastAsia="楷体" w:cs="Times New Roman"/>
+          <w:b w:val="0"/>
+          <w:bCs w:val="0"/>
+          <w:i w:val="0"/>
+          <w:iCs w:val="0"/>
+          <w:color w:val="000000"/>
+          <w:sz w:val="24"/>
+          <w:szCs w:val="24"/>
+          <w:vertAlign w:val="superscript"/>
+        </w:rPr>
+        <w:t xml:space="preserve">1</w:t>
+      </w:r>
+      <w:r>
+        <w:rPr>
+          <w:rFonts w:ascii="Times New Roman" w:hAnsi="Times New Roman" w:eastAsia="楷体" w:cs="Times New Roman"/>
+          <w:b w:val="0"/>
+          <w:bCs w:val="0"/>
+          <w:i w:val="0"/>
+          <w:iCs w:val="0"/>
+          <w:color w:val="000000"/>
+          <w:sz w:val="24"/>
+          <w:szCs w:val="24"/>
+        </w:rPr>
+        <w:t xml:space="preserve">，黄靖东</w:t>
+      </w:r>
+      <w:r>
+        <w:rPr>
+          <w:rFonts w:ascii="Times New Roman" w:hAnsi="Times New Roman" w:eastAsia="楷体" w:cs="Times New Roman"/>
+          <w:b w:val="0"/>
+          <w:bCs w:val="0"/>
+          <w:i w:val="0"/>
+          <w:iCs w:val="0"/>
+          <w:color w:val="000000"/>
+          <w:sz w:val="24"/>
+          <w:szCs w:val="24"/>
+          <w:vertAlign w:val="superscript"/>
+        </w:rPr>
+        <w:t xml:space="preserve">2</w:t>
+      </w:r>
+      <w:r>
+        <w:rPr>
+          <w:rFonts w:ascii="Times New Roman" w:hAnsi="Times New Roman" w:eastAsia="楷体" w:cs="Times New Roman"/>
+          <w:b w:val="0"/>
+          <w:bCs w:val="0"/>
+          <w:i w:val="0"/>
+          <w:iCs w:val="0"/>
+          <w:color w:val="000000"/>
+          <w:sz w:val="24"/>
+          <w:szCs w:val="24"/>
+        </w:rPr>
+        <w:t xml:space="preserve">，王展鹏</w:t>
+      </w:r>
+      <w:r>
+        <w:rPr>
+          <w:rFonts w:ascii="Times New Roman" w:hAnsi="Times New Roman" w:eastAsia="楷体" w:cs="Times New Roman"/>
+          <w:b w:val="0"/>
+          <w:bCs w:val="0"/>
+          <w:i w:val="0"/>
+          <w:iCs w:val="0"/>
+          <w:color w:val="000000"/>
+          <w:sz w:val="24"/>
+          <w:szCs w:val="24"/>
+          <w:vertAlign w:val="superscript"/>
+        </w:rPr>
+        <w:t xml:space="preserve">2</w:t>
+      </w:r>
+      <w:r>
+        <w:rPr>
+          <w:rFonts w:ascii="Times New Roman" w:hAnsi="Times New Roman" w:eastAsia="楷体" w:cs="Times New Roman"/>
+          <w:b w:val="0"/>
+          <w:bCs w:val="0"/>
+          <w:i w:val="0"/>
+          <w:iCs w:val="0"/>
+          <w:color w:val="000000"/>
+          <w:sz w:val="24"/>
+          <w:szCs w:val="24"/>
+        </w:rPr>
+        <w:t xml:space="preserve">，庞洪伟</w:t>
+      </w:r>
+      <w:r>
+        <w:rPr>
+          <w:rFonts w:ascii="Times New Roman" w:hAnsi="Times New Roman" w:eastAsia="楷体" w:cs="Times New Roman"/>
+          <w:b w:val="0"/>
+          <w:bCs w:val="0"/>
+          <w:i w:val="0"/>
+          <w:iCs w:val="0"/>
+          <w:color w:val="000000"/>
+          <w:sz w:val="24"/>
+          <w:szCs w:val="24"/>
+          <w:vertAlign w:val="superscript"/>
+        </w:rPr>
+        <w:t xml:space="preserve">3,4</w:t>
       </w:r>
     </w:p>
     <w:p>
@@ -103,9 +197,35 @@
           <w:color w:val="000000"/>
           <w:sz w:val="18"/>
           <w:szCs w:val="18"/>
+        </w:rPr>
+        <w:t xml:space="preserve">（1.西藏大学财经学院，拉萨 850000；2.西藏大学</w:t>
+      </w:r>
+      <w:r>
+        <w:rPr>
+          <w:rFonts w:ascii="Times New Roman" w:hAnsi="Times New Roman" w:eastAsia="楷体" w:cs="Times New Roman"/>
+          <w:b w:val="0"/>
+          <w:bCs w:val="0"/>
+          <w:i w:val="0"/>
+          <w:iCs w:val="0"/>
+          <w:color w:val="000000"/>
+          <w:sz w:val="18"/>
+          <w:szCs w:val="18"/>
           <w:highlight w:val="yellow"/>
         </w:rPr>
-        <w:t xml:space="preserve">（1.［单位全称］［处室或二级院系］，［所在城市］ ［邮编］；2.［单位全称］［处室或二级院系］，［所在城市］ ［邮编］）</w:t>
+        <w:t xml:space="preserve">［学院待补］</w:t>
+      </w:r>
+      <w:r>
+        <w:rPr>
+          <w:rFonts w:ascii="Times New Roman" w:hAnsi="Times New Roman" w:eastAsia="楷体" w:cs="Times New Roman"/>
+          <w:b w:val="0"/>
+          <w:bCs w:val="0"/>
+          <w:i w:val="0"/>
+          <w:iCs w:val="0"/>
+          <w:color w:val="000000"/>
+          <w:sz w:val="18"/>
+          <w:szCs w:val="18"/>
+        </w:rPr>
+        <w:t xml:space="preserve">，拉萨 850000；3.西藏大学经济与管理学院，拉萨 850000；4.西藏大学中华民族共同体研究院，拉萨 850000）</w:t>
       </w:r>
     </w:p>
     <w:p>
@@ -251,6 +371,84 @@
           <w:highlight w:val="yellow"/>
         </w:rPr>
         <w:t>［项目名称］（项目编号：［编号］）。如无基金资助，请删除本行。</w:t>
+      </w:r>
+    </w:p>
+    <w:p>
+      <w:pPr>
+        <w:keepNext w:val="0"/>
+        <w:kinsoku/>
+        <w:overflowPunct/>
+        <w:autoSpaceDE/>
+        <w:snapToGrid/>
+        <w:spacing w:line="288" w:lineRule="auto"/>
+        <w:ind w:left="0" w:right="0" w:firstLine="0"/>
+        <w:jc w:val="left"/>
+        <w:textAlignment w:val="auto"/>
+      </w:pPr>
+      <w:r>
+        <w:rPr>
+          <w:rFonts w:ascii="Times New Roman" w:hAnsi="Times New Roman" w:eastAsia="宋体" w:cs="Times New Roman"/>
+          <w:b/>
+          <w:bCs/>
+          <w:i w:val="0"/>
+          <w:iCs w:val="0"/>
+          <w:color w:val="000000"/>
+          <w:sz w:val="21"/>
+          <w:szCs w:val="21"/>
+        </w:rPr>
+        <w:t>作者简介：</w:t>
+      </w:r>
+      <w:r>
+        <w:rPr>
+          <w:rFonts w:ascii="Times New Roman" w:hAnsi="Times New Roman" w:eastAsia="宋体" w:cs="Times New Roman"/>
+          <w:b w:val="0"/>
+          <w:bCs w:val="0"/>
+          <w:i w:val="0"/>
+          <w:iCs w:val="0"/>
+          <w:color w:val="000000"/>
+          <w:sz w:val="21"/>
+          <w:szCs w:val="21"/>
+        </w:rPr>
+        <w:t>巩艳红，西藏大学财经学院教授、博士研究生导师，E-mail：184764901@qq.com；黄靖东，西藏大学硕士研究生，E-mail：2024691791@qq.com；王展鹏，西藏大学硕士研究生，E-mail：3278055082@qq.com；庞洪伟，西藏大学经济与管理学院、中华民族共同体研究院教授、博士研究生导师。</w:t>
+      </w:r>
+    </w:p>
+    <w:p>
+      <w:pPr>
+        <w:keepNext w:val="0"/>
+        <w:kinsoku/>
+        <w:overflowPunct/>
+        <w:autoSpaceDE/>
+        <w:snapToGrid/>
+        <w:spacing w:line="288" w:lineRule="auto"/>
+        <w:ind w:left="0" w:right="0" w:firstLine="0"/>
+        <w:jc w:val="left"/>
+        <w:textAlignment w:val="auto"/>
+      </w:pPr>
+      <w:r>
+        <w:rPr>
+          <w:rFonts w:ascii="Times New Roman" w:hAnsi="Times New Roman" w:eastAsia="宋体" w:cs="Times New Roman"/>
+          <w:b/>
+          <w:bCs/>
+          <w:i w:val="0"/>
+          <w:iCs w:val="0"/>
+          <w:color w:val="000000"/>
+          <w:sz w:val="21"/>
+          <w:szCs w:val="21"/>
+        </w:rPr>
+        <w:t>通讯作者：</w:t>
+      </w:r>
+      <w:r>
+        <w:rPr>
+          <w:rFonts w:ascii="Times New Roman" w:hAnsi="Times New Roman" w:eastAsia="宋体" w:cs="Times New Roman"/>
+          <w:b w:val="0"/>
+          <w:bCs w:val="0"/>
+          <w:i w:val="0"/>
+          <w:iCs w:val="0"/>
+          <w:color w:val="000000"/>
+          <w:sz w:val="21"/>
+          <w:szCs w:val="21"/>
+        </w:rPr>
+        <w:t>庞洪伟，E-mail：237305671@qq.com。</w:t>
       </w:r>
     </w:p>
     <w:p>

--- a/格式修改/生态文明示范区与审计产出-按稿件格式修改.docx
+++ b/格式修改/生态文明示范区与审计产出-按稿件格式修改.docx
@@ -38580,6 +38580,4007 @@
         <w:t>资料来源：作者整理。</w:t>
       </w:r>
     </w:p>
+    <w:p>
+      <w:pPr>
+        <w:pageBreakBefore/>
+        <w:spacing w:before="0" w:after="120"/>
+        <w:ind w:firstLine="0" w:firstLineChars="0"/>
+        <w:jc w:val="right"/>
+      </w:pPr>
+      <w:r>
+        <w:rPr>
+          <w:rFonts w:ascii="Times New Roman" w:hAnsi="Times New Roman" w:eastAsia="宋体"/>
+          <w:b/>
+          <w:bCs/>
+          <w:color w:val="000000"/>
+          <w:sz w:val="21"/>
+          <w:szCs w:val="21"/>
+        </w:rPr>
+        <w:t>作 者 信 息 表</w:t>
+      </w:r>
+      <w:r>
+        <w:rPr>
+          <w:rFonts w:ascii="Times New Roman" w:hAnsi="Times New Roman" w:eastAsia="宋体"/>
+          <w:color w:val="000000"/>
+          <w:sz w:val="21"/>
+          <w:szCs w:val="21"/>
+        </w:rPr>
+        <w:t>（建“作者档案”用）</w:t>
+      </w:r>
+    </w:p>
+    <w:tbl>
+      <w:tblPr>
+        <w:tblW w:w="8306" w:type="dxa"/>
+        <w:jc w:val="center"/>
+        <w:tblBorders>
+          <w:top w:val="single" w:sz="8" w:space="0" w:color="000000"/>
+          <w:left w:val="single" w:sz="8" w:space="0" w:color="000000"/>
+          <w:bottom w:val="single" w:sz="8" w:space="0" w:color="000000"/>
+          <w:right w:val="single" w:sz="8" w:space="0" w:color="000000"/>
+          <w:insideH w:val="single" w:sz="8" w:space="0" w:color="000000"/>
+          <w:insideV w:val="single" w:sz="8" w:space="0" w:color="000000"/>
+        </w:tblBorders>
+        <w:tblLayout w:type="fixed"/>
+        <w:tblCellMar>
+          <w:left w:w="60" w:type="dxa"/>
+          <w:right w:w="60" w:type="dxa"/>
+        </w:tblCellMar>
+        <w:tblLook w:val="0000"/>
+      </w:tblPr>
+      <w:tblGrid>
+        <w:gridCol w:w="1047"/>
+        <w:gridCol w:w="1493"/>
+        <w:gridCol w:w="795"/>
+        <w:gridCol w:w="233"/>
+        <w:gridCol w:w="640"/>
+        <w:gridCol w:w="165"/>
+        <w:gridCol w:w="882"/>
+        <w:gridCol w:w="368"/>
+        <w:gridCol w:w="853"/>
+        <w:gridCol w:w="165"/>
+        <w:gridCol w:w="630"/>
+        <w:gridCol w:w="194"/>
+        <w:gridCol w:w="841"/>
+      </w:tblGrid>
+      <w:tr>
+        <w:trPr>
+          <w:trHeight w:val="600" w:hRule="atLeast"/>
+          <w:cantSplit/>
+        </w:trPr>
+        <w:tc>
+          <w:tcPr>
+            <w:tcW w:w="1047" w:type="dxa"/>
+            <w:vAlign w:val="center"/>
+          </w:tcPr>
+          <w:p>
+            <w:pPr>
+              <w:spacing w:before="0" w:after="0" w:line="360" w:lineRule="auto"/>
+              <w:ind w:firstLine="0" w:firstLineChars="0"/>
+              <w:jc w:val="left"/>
+            </w:pPr>
+            <w:r>
+              <w:rPr>
+                <w:rFonts w:ascii="Times New Roman" w:hAnsi="Times New Roman" w:eastAsia="宋体"/>
+                <w:color w:val="000000"/>
+                <w:sz w:val="21"/>
+                <w:szCs w:val="21"/>
+              </w:rPr>
+              <w:t xml:space="preserve">作者姓名</w:t>
+            </w:r>
+          </w:p>
+        </w:tc>
+        <w:tc>
+          <w:tcPr>
+            <w:tcW w:w="1493" w:type="dxa"/>
+            <w:vAlign w:val="center"/>
+          </w:tcPr>
+          <w:p>
+            <w:pPr>
+              <w:spacing w:before="0" w:after="0" w:line="360" w:lineRule="auto"/>
+              <w:ind w:firstLine="0" w:firstLineChars="0"/>
+              <w:jc w:val="left"/>
+            </w:pPr>
+            <w:r>
+              <w:rPr>
+                <w:rFonts w:ascii="Times New Roman" w:hAnsi="Times New Roman" w:eastAsia="宋体"/>
+                <w:color w:val="000000"/>
+                <w:sz w:val="21"/>
+                <w:szCs w:val="21"/>
+              </w:rPr>
+              <w:t xml:space="preserve">巩艳红</w:t>
+            </w:r>
+          </w:p>
+        </w:tc>
+        <w:tc>
+          <w:tcPr>
+            <w:tcW w:w="795" w:type="dxa"/>
+            <w:vAlign w:val="center"/>
+          </w:tcPr>
+          <w:p>
+            <w:pPr>
+              <w:spacing w:before="0" w:after="0" w:line="360" w:lineRule="auto"/>
+              <w:ind w:firstLine="0" w:firstLineChars="0"/>
+              <w:jc w:val="left"/>
+            </w:pPr>
+            <w:r>
+              <w:rPr>
+                <w:rFonts w:ascii="Times New Roman" w:hAnsi="Times New Roman" w:eastAsia="宋体"/>
+                <w:color w:val="000000"/>
+                <w:sz w:val="21"/>
+                <w:szCs w:val="21"/>
+              </w:rPr>
+              <w:t xml:space="preserve">性别</w:t>
+            </w:r>
+          </w:p>
+        </w:tc>
+        <w:tc>
+          <w:tcPr>
+            <w:tcW w:w="873" w:type="dxa"/>
+            <w:gridSpan w:val="2"/>
+            <w:vAlign w:val="center"/>
+          </w:tcPr>
+          <w:p>
+            <w:pPr>
+              <w:spacing w:before="0" w:after="0" w:line="360" w:lineRule="auto"/>
+              <w:ind w:firstLine="0" w:firstLineChars="0"/>
+              <w:jc w:val="left"/>
+            </w:pPr>
+          </w:p>
+        </w:tc>
+        <w:tc>
+          <w:tcPr>
+            <w:tcW w:w="1047" w:type="dxa"/>
+            <w:gridSpan w:val="2"/>
+            <w:vAlign w:val="center"/>
+          </w:tcPr>
+          <w:p>
+            <w:pPr>
+              <w:spacing w:before="0" w:after="0" w:line="360" w:lineRule="auto"/>
+              <w:ind w:firstLine="0" w:firstLineChars="0"/>
+              <w:jc w:val="left"/>
+            </w:pPr>
+            <w:r>
+              <w:rPr>
+                <w:rFonts w:ascii="Times New Roman" w:hAnsi="Times New Roman" w:eastAsia="宋体"/>
+                <w:color w:val="000000"/>
+                <w:sz w:val="21"/>
+                <w:szCs w:val="21"/>
+              </w:rPr>
+              <w:t xml:space="preserve">出生年月</w:t>
+            </w:r>
+          </w:p>
+        </w:tc>
+        <w:tc>
+          <w:tcPr>
+            <w:tcW w:w="1221" w:type="dxa"/>
+            <w:gridSpan w:val="2"/>
+            <w:vAlign w:val="center"/>
+          </w:tcPr>
+          <w:p>
+            <w:pPr>
+              <w:spacing w:before="0" w:after="0" w:line="360" w:lineRule="auto"/>
+              <w:ind w:firstLine="0" w:firstLineChars="0"/>
+              <w:jc w:val="left"/>
+            </w:pPr>
+          </w:p>
+        </w:tc>
+        <w:tc>
+          <w:tcPr>
+            <w:tcW w:w="795" w:type="dxa"/>
+            <w:gridSpan w:val="2"/>
+            <w:vAlign w:val="center"/>
+          </w:tcPr>
+          <w:p>
+            <w:pPr>
+              <w:spacing w:before="0" w:after="0" w:line="360" w:lineRule="auto"/>
+              <w:ind w:firstLine="0" w:firstLineChars="0"/>
+              <w:jc w:val="left"/>
+            </w:pPr>
+            <w:r>
+              <w:rPr>
+                <w:rFonts w:ascii="Times New Roman" w:hAnsi="Times New Roman" w:eastAsia="宋体"/>
+                <w:color w:val="000000"/>
+                <w:sz w:val="21"/>
+                <w:szCs w:val="21"/>
+              </w:rPr>
+              <w:t xml:space="preserve">籍贯</w:t>
+            </w:r>
+          </w:p>
+        </w:tc>
+        <w:tc>
+          <w:tcPr>
+            <w:tcW w:w="1035" w:type="dxa"/>
+            <w:gridSpan w:val="2"/>
+            <w:vAlign w:val="center"/>
+          </w:tcPr>
+          <w:p>
+            <w:pPr>
+              <w:spacing w:before="0" w:after="0" w:line="360" w:lineRule="auto"/>
+              <w:ind w:firstLine="0" w:firstLineChars="0"/>
+              <w:jc w:val="left"/>
+            </w:pPr>
+          </w:p>
+        </w:tc>
+      </w:tr>
+      <w:tr>
+        <w:trPr>
+          <w:trHeight w:val="600" w:hRule="atLeast"/>
+          <w:cantSplit/>
+        </w:trPr>
+        <w:tc>
+          <w:tcPr>
+            <w:tcW w:w="1047" w:type="dxa"/>
+            <w:vAlign w:val="center"/>
+          </w:tcPr>
+          <w:p>
+            <w:pPr>
+              <w:spacing w:before="0" w:after="0" w:line="360" w:lineRule="auto"/>
+              <w:ind w:firstLine="0" w:firstLineChars="0"/>
+              <w:jc w:val="left"/>
+            </w:pPr>
+            <w:r>
+              <w:rPr>
+                <w:rFonts w:ascii="Times New Roman" w:hAnsi="Times New Roman" w:eastAsia="宋体"/>
+                <w:color w:val="000000"/>
+                <w:sz w:val="21"/>
+                <w:szCs w:val="21"/>
+              </w:rPr>
+              <w:t xml:space="preserve">毕业院校</w:t>
+            </w:r>
+          </w:p>
+        </w:tc>
+        <w:tc>
+          <w:tcPr>
+            <w:tcW w:w="3161" w:type="dxa"/>
+            <w:gridSpan w:val="4"/>
+            <w:vAlign w:val="center"/>
+          </w:tcPr>
+          <w:p>
+            <w:pPr>
+              <w:spacing w:before="0" w:after="0" w:line="360" w:lineRule="auto"/>
+              <w:ind w:firstLine="0" w:firstLineChars="0"/>
+              <w:jc w:val="left"/>
+            </w:pPr>
+          </w:p>
+        </w:tc>
+        <w:tc>
+          <w:tcPr>
+            <w:tcW w:w="1047" w:type="dxa"/>
+            <w:gridSpan w:val="2"/>
+            <w:vAlign w:val="center"/>
+          </w:tcPr>
+          <w:p>
+            <w:pPr>
+              <w:spacing w:before="0" w:after="0" w:line="360" w:lineRule="auto"/>
+              <w:ind w:firstLine="0" w:firstLineChars="0"/>
+              <w:jc w:val="left"/>
+            </w:pPr>
+            <w:r>
+              <w:rPr>
+                <w:rFonts w:ascii="Times New Roman" w:hAnsi="Times New Roman" w:eastAsia="宋体"/>
+                <w:color w:val="000000"/>
+                <w:sz w:val="21"/>
+                <w:szCs w:val="21"/>
+              </w:rPr>
+              <w:t xml:space="preserve">已获学位</w:t>
+            </w:r>
+          </w:p>
+        </w:tc>
+        <w:tc>
+          <w:tcPr>
+            <w:tcW w:w="1221" w:type="dxa"/>
+            <w:gridSpan w:val="2"/>
+            <w:vAlign w:val="center"/>
+          </w:tcPr>
+          <w:p>
+            <w:pPr>
+              <w:spacing w:before="0" w:after="0" w:line="360" w:lineRule="auto"/>
+              <w:ind w:firstLine="0" w:firstLineChars="0"/>
+              <w:jc w:val="left"/>
+            </w:pPr>
+          </w:p>
+        </w:tc>
+        <w:tc>
+          <w:tcPr>
+            <w:tcW w:w="795" w:type="dxa"/>
+            <w:gridSpan w:val="2"/>
+            <w:vAlign w:val="center"/>
+          </w:tcPr>
+          <w:p>
+            <w:pPr>
+              <w:spacing w:before="0" w:after="0" w:line="360" w:lineRule="auto"/>
+              <w:ind w:firstLine="0" w:firstLineChars="0"/>
+              <w:jc w:val="left"/>
+            </w:pPr>
+            <w:r>
+              <w:rPr>
+                <w:rFonts w:ascii="Times New Roman" w:hAnsi="Times New Roman" w:eastAsia="宋体"/>
+                <w:color w:val="000000"/>
+                <w:sz w:val="21"/>
+                <w:szCs w:val="21"/>
+              </w:rPr>
+              <w:t xml:space="preserve">专业</w:t>
+            </w:r>
+          </w:p>
+        </w:tc>
+        <w:tc>
+          <w:tcPr>
+            <w:tcW w:w="1035" w:type="dxa"/>
+            <w:gridSpan w:val="2"/>
+            <w:vAlign w:val="center"/>
+          </w:tcPr>
+          <w:p>
+            <w:pPr>
+              <w:spacing w:before="0" w:after="0" w:line="360" w:lineRule="auto"/>
+              <w:ind w:firstLine="0" w:firstLineChars="0"/>
+              <w:jc w:val="left"/>
+            </w:pPr>
+          </w:p>
+        </w:tc>
+      </w:tr>
+      <w:tr>
+        <w:trPr>
+          <w:trHeight w:val="600" w:hRule="atLeast"/>
+          <w:cantSplit/>
+        </w:trPr>
+        <w:tc>
+          <w:tcPr>
+            <w:tcW w:w="1047" w:type="dxa"/>
+            <w:vAlign w:val="center"/>
+          </w:tcPr>
+          <w:p>
+            <w:pPr>
+              <w:spacing w:before="0" w:after="0" w:line="360" w:lineRule="auto"/>
+              <w:ind w:firstLine="0" w:firstLineChars="0"/>
+              <w:jc w:val="left"/>
+            </w:pPr>
+            <w:r>
+              <w:rPr>
+                <w:rFonts w:ascii="Times New Roman" w:hAnsi="Times New Roman" w:eastAsia="宋体"/>
+                <w:color w:val="000000"/>
+                <w:sz w:val="21"/>
+                <w:szCs w:val="21"/>
+              </w:rPr>
+              <w:t xml:space="preserve">在读院校</w:t>
+            </w:r>
+          </w:p>
+        </w:tc>
+        <w:tc>
+          <w:tcPr>
+            <w:tcW w:w="3161" w:type="dxa"/>
+            <w:gridSpan w:val="4"/>
+            <w:vAlign w:val="center"/>
+          </w:tcPr>
+          <w:p>
+            <w:pPr>
+              <w:spacing w:before="0" w:after="0" w:line="360" w:lineRule="auto"/>
+              <w:ind w:firstLine="0" w:firstLineChars="0"/>
+              <w:jc w:val="left"/>
+            </w:pPr>
+          </w:p>
+        </w:tc>
+        <w:tc>
+          <w:tcPr>
+            <w:tcW w:w="1047" w:type="dxa"/>
+            <w:gridSpan w:val="2"/>
+            <w:vAlign w:val="center"/>
+          </w:tcPr>
+          <w:p>
+            <w:pPr>
+              <w:spacing w:before="0" w:after="0" w:line="360" w:lineRule="auto"/>
+              <w:ind w:firstLine="0" w:firstLineChars="0"/>
+              <w:jc w:val="left"/>
+            </w:pPr>
+            <w:r>
+              <w:rPr>
+                <w:rFonts w:ascii="Times New Roman" w:hAnsi="Times New Roman" w:eastAsia="宋体"/>
+                <w:color w:val="000000"/>
+                <w:sz w:val="21"/>
+                <w:szCs w:val="21"/>
+              </w:rPr>
+              <w:t xml:space="preserve">在读学位</w:t>
+            </w:r>
+          </w:p>
+        </w:tc>
+        <w:tc>
+          <w:tcPr>
+            <w:tcW w:w="1221" w:type="dxa"/>
+            <w:gridSpan w:val="2"/>
+            <w:vAlign w:val="center"/>
+          </w:tcPr>
+          <w:p>
+            <w:pPr>
+              <w:spacing w:before="0" w:after="0" w:line="360" w:lineRule="auto"/>
+              <w:ind w:firstLine="0" w:firstLineChars="0"/>
+              <w:jc w:val="left"/>
+            </w:pPr>
+          </w:p>
+        </w:tc>
+        <w:tc>
+          <w:tcPr>
+            <w:tcW w:w="795" w:type="dxa"/>
+            <w:gridSpan w:val="2"/>
+            <w:vAlign w:val="center"/>
+          </w:tcPr>
+          <w:p>
+            <w:pPr>
+              <w:spacing w:before="0" w:after="0" w:line="360" w:lineRule="auto"/>
+              <w:ind w:firstLine="0" w:firstLineChars="0"/>
+              <w:jc w:val="left"/>
+            </w:pPr>
+            <w:r>
+              <w:rPr>
+                <w:rFonts w:ascii="Times New Roman" w:hAnsi="Times New Roman" w:eastAsia="宋体"/>
+                <w:color w:val="000000"/>
+                <w:sz w:val="21"/>
+                <w:szCs w:val="21"/>
+              </w:rPr>
+              <w:t xml:space="preserve">专业</w:t>
+            </w:r>
+          </w:p>
+        </w:tc>
+        <w:tc>
+          <w:tcPr>
+            <w:tcW w:w="1035" w:type="dxa"/>
+            <w:gridSpan w:val="2"/>
+            <w:vAlign w:val="center"/>
+          </w:tcPr>
+          <w:p>
+            <w:pPr>
+              <w:spacing w:before="0" w:after="0" w:line="360" w:lineRule="auto"/>
+              <w:ind w:firstLine="0" w:firstLineChars="0"/>
+              <w:jc w:val="left"/>
+            </w:pPr>
+          </w:p>
+        </w:tc>
+      </w:tr>
+      <w:tr>
+        <w:trPr>
+          <w:trHeight w:val="600" w:hRule="atLeast"/>
+          <w:cantSplit/>
+        </w:trPr>
+        <w:tc>
+          <w:tcPr>
+            <w:tcW w:w="1047" w:type="dxa"/>
+            <w:vAlign w:val="center"/>
+          </w:tcPr>
+          <w:p>
+            <w:pPr>
+              <w:spacing w:before="0" w:after="0" w:line="360" w:lineRule="auto"/>
+              <w:ind w:firstLine="0" w:firstLineChars="0"/>
+              <w:jc w:val="left"/>
+            </w:pPr>
+            <w:r>
+              <w:rPr>
+                <w:rFonts w:ascii="Times New Roman" w:hAnsi="Times New Roman" w:eastAsia="宋体"/>
+                <w:color w:val="000000"/>
+                <w:sz w:val="21"/>
+                <w:szCs w:val="21"/>
+              </w:rPr>
+              <w:t xml:space="preserve">工作单位</w:t>
+            </w:r>
+          </w:p>
+        </w:tc>
+        <w:tc>
+          <w:tcPr>
+            <w:tcW w:w="3161" w:type="dxa"/>
+            <w:gridSpan w:val="4"/>
+            <w:vAlign w:val="center"/>
+          </w:tcPr>
+          <w:p>
+            <w:pPr>
+              <w:spacing w:before="0" w:after="0" w:line="360" w:lineRule="auto"/>
+              <w:ind w:firstLine="0" w:firstLineChars="0"/>
+              <w:jc w:val="left"/>
+            </w:pPr>
+            <w:r>
+              <w:rPr>
+                <w:rFonts w:ascii="Times New Roman" w:hAnsi="Times New Roman" w:eastAsia="宋体"/>
+                <w:color w:val="000000"/>
+                <w:sz w:val="21"/>
+                <w:szCs w:val="21"/>
+              </w:rPr>
+              <w:t xml:space="preserve">西藏大学财经学院</w:t>
+            </w:r>
+          </w:p>
+        </w:tc>
+        <w:tc>
+          <w:tcPr>
+            <w:tcW w:w="1047" w:type="dxa"/>
+            <w:gridSpan w:val="2"/>
+            <w:vAlign w:val="center"/>
+          </w:tcPr>
+          <w:p>
+            <w:pPr>
+              <w:spacing w:before="0" w:after="0" w:line="360" w:lineRule="auto"/>
+              <w:ind w:firstLine="0" w:firstLineChars="0"/>
+              <w:jc w:val="left"/>
+            </w:pPr>
+            <w:r>
+              <w:rPr>
+                <w:rFonts w:ascii="Times New Roman" w:hAnsi="Times New Roman" w:eastAsia="宋体"/>
+                <w:color w:val="000000"/>
+                <w:sz w:val="21"/>
+                <w:szCs w:val="21"/>
+              </w:rPr>
+              <w:t xml:space="preserve">研究方向</w:t>
+            </w:r>
+          </w:p>
+        </w:tc>
+        <w:tc>
+          <w:tcPr>
+            <w:tcW w:w="3051" w:type="dxa"/>
+            <w:gridSpan w:val="6"/>
+            <w:vAlign w:val="center"/>
+          </w:tcPr>
+          <w:p>
+            <w:pPr>
+              <w:spacing w:before="0" w:after="0" w:line="360" w:lineRule="auto"/>
+              <w:ind w:firstLine="0" w:firstLineChars="0"/>
+              <w:jc w:val="left"/>
+            </w:pPr>
+          </w:p>
+        </w:tc>
+      </w:tr>
+      <w:tr>
+        <w:trPr>
+          <w:trHeight w:val="600" w:hRule="atLeast"/>
+          <w:cantSplit/>
+        </w:trPr>
+        <w:tc>
+          <w:tcPr>
+            <w:tcW w:w="1047" w:type="dxa"/>
+            <w:vAlign w:val="center"/>
+          </w:tcPr>
+          <w:p>
+            <w:pPr>
+              <w:spacing w:before="0" w:after="0" w:line="360" w:lineRule="auto"/>
+              <w:ind w:firstLine="0" w:firstLineChars="0"/>
+              <w:jc w:val="left"/>
+            </w:pPr>
+            <w:r>
+              <w:rPr>
+                <w:rFonts w:ascii="Times New Roman" w:hAnsi="Times New Roman" w:eastAsia="宋体"/>
+                <w:color w:val="000000"/>
+                <w:sz w:val="21"/>
+                <w:szCs w:val="21"/>
+              </w:rPr>
+              <w:t xml:space="preserve">工作岗位</w:t>
+            </w:r>
+          </w:p>
+        </w:tc>
+        <w:tc>
+          <w:tcPr>
+            <w:tcW w:w="3161" w:type="dxa"/>
+            <w:gridSpan w:val="4"/>
+            <w:vAlign w:val="center"/>
+          </w:tcPr>
+          <w:p>
+            <w:pPr>
+              <w:spacing w:before="0" w:after="0" w:line="360" w:lineRule="auto"/>
+              <w:ind w:firstLine="0" w:firstLineChars="0"/>
+              <w:jc w:val="left"/>
+            </w:pPr>
+          </w:p>
+        </w:tc>
+        <w:tc>
+          <w:tcPr>
+            <w:tcW w:w="1047" w:type="dxa"/>
+            <w:gridSpan w:val="2"/>
+            <w:vAlign w:val="center"/>
+          </w:tcPr>
+          <w:p>
+            <w:pPr>
+              <w:spacing w:before="0" w:after="0" w:line="360" w:lineRule="auto"/>
+              <w:ind w:firstLine="0" w:firstLineChars="0"/>
+              <w:jc w:val="left"/>
+            </w:pPr>
+            <w:r>
+              <w:rPr>
+                <w:rFonts w:ascii="Times New Roman" w:hAnsi="Times New Roman" w:eastAsia="宋体"/>
+                <w:color w:val="000000"/>
+                <w:sz w:val="21"/>
+                <w:szCs w:val="21"/>
+              </w:rPr>
+              <w:t xml:space="preserve">技术职称</w:t>
+            </w:r>
+          </w:p>
+        </w:tc>
+        <w:tc>
+          <w:tcPr>
+            <w:tcW w:w="1221" w:type="dxa"/>
+            <w:gridSpan w:val="2"/>
+            <w:vAlign w:val="center"/>
+          </w:tcPr>
+          <w:p>
+            <w:pPr>
+              <w:spacing w:before="0" w:after="0" w:line="360" w:lineRule="auto"/>
+              <w:ind w:firstLine="0" w:firstLineChars="0"/>
+              <w:jc w:val="left"/>
+            </w:pPr>
+            <w:r>
+              <w:rPr>
+                <w:rFonts w:ascii="Times New Roman" w:hAnsi="Times New Roman" w:eastAsia="宋体"/>
+                <w:color w:val="000000"/>
+                <w:sz w:val="21"/>
+                <w:szCs w:val="21"/>
+              </w:rPr>
+              <w:t xml:space="preserve">教授</w:t>
+            </w:r>
+          </w:p>
+        </w:tc>
+        <w:tc>
+          <w:tcPr>
+            <w:tcW w:w="989" w:type="dxa"/>
+            <w:gridSpan w:val="3"/>
+            <w:vAlign w:val="center"/>
+          </w:tcPr>
+          <w:p>
+            <w:pPr>
+              <w:spacing w:before="0" w:after="0" w:line="360" w:lineRule="auto"/>
+              <w:ind w:firstLine="0" w:firstLineChars="0"/>
+              <w:jc w:val="left"/>
+            </w:pPr>
+            <w:r>
+              <w:rPr>
+                <w:rFonts w:ascii="Times New Roman" w:hAnsi="Times New Roman" w:eastAsia="宋体"/>
+                <w:color w:val="000000"/>
+                <w:sz w:val="21"/>
+                <w:szCs w:val="21"/>
+              </w:rPr>
+              <w:t xml:space="preserve">是否博导</w:t>
+            </w:r>
+          </w:p>
+        </w:tc>
+        <w:tc>
+          <w:tcPr>
+            <w:tcW w:w="841" w:type="dxa"/>
+            <w:vAlign w:val="center"/>
+          </w:tcPr>
+          <w:p>
+            <w:pPr>
+              <w:spacing w:before="0" w:after="0" w:line="360" w:lineRule="auto"/>
+              <w:ind w:firstLine="0" w:firstLineChars="0"/>
+              <w:jc w:val="left"/>
+            </w:pPr>
+            <w:r>
+              <w:rPr>
+                <w:rFonts w:ascii="Times New Roman" w:hAnsi="Times New Roman" w:eastAsia="宋体"/>
+                <w:color w:val="000000"/>
+                <w:sz w:val="21"/>
+                <w:szCs w:val="21"/>
+              </w:rPr>
+              <w:t xml:space="preserve">是</w:t>
+            </w:r>
+          </w:p>
+        </w:tc>
+      </w:tr>
+      <w:tr>
+        <w:trPr>
+          <w:trHeight w:val="3200" w:hRule="atLeast"/>
+          <w:cantSplit/>
+        </w:trPr>
+        <w:tc>
+          <w:tcPr>
+            <w:tcW w:w="1047" w:type="dxa"/>
+            <w:vAlign w:val="center"/>
+          </w:tcPr>
+          <w:p>
+            <w:pPr>
+              <w:spacing w:before="0" w:after="0" w:line="360" w:lineRule="auto"/>
+              <w:ind w:firstLine="0" w:firstLineChars="0"/>
+              <w:jc w:val="left"/>
+            </w:pPr>
+            <w:r>
+              <w:rPr>
+                <w:rFonts w:ascii="Times New Roman" w:hAnsi="Times New Roman" w:eastAsia="宋体"/>
+                <w:color w:val="000000"/>
+                <w:sz w:val="21"/>
+                <w:szCs w:val="21"/>
+              </w:rPr>
+              <w:t xml:space="preserve">近五年在财会月刊发论文后被引用的具体情况</w:t>
+            </w:r>
+          </w:p>
+        </w:tc>
+        <w:tc>
+          <w:tcPr>
+            <w:tcW w:w="7259" w:type="dxa"/>
+            <w:gridSpan w:val="12"/>
+            <w:vAlign w:val="bottom"/>
+          </w:tcPr>
+          <w:p>
+            <w:pPr>
+              <w:spacing w:before="0" w:after="0" w:line="360" w:lineRule="auto"/>
+              <w:ind w:firstLine="0" w:firstLineChars="0"/>
+              <w:jc w:val="left"/>
+            </w:pPr>
+          </w:p>
+          <w:p>
+            <w:pPr>
+              <w:spacing w:before="0" w:after="0" w:line="360" w:lineRule="auto"/>
+              <w:ind w:firstLine="0" w:firstLineChars="0"/>
+              <w:jc w:val="left"/>
+            </w:pPr>
+            <w:r>
+              <w:rPr>
+                <w:rFonts w:ascii="Times New Roman" w:hAnsi="Times New Roman" w:eastAsia="宋体"/>
+                <w:color w:val="000000"/>
+                <w:sz w:val="18"/>
+                <w:szCs w:val="18"/>
+              </w:rPr>
+              <w:t xml:space="preserve">（请每篇文章分别注明被C刊、核心期刊、普刊、博士论文、硕士论文等的引用数据）</w:t>
+            </w:r>
+          </w:p>
+        </w:tc>
+      </w:tr>
+      <w:tr>
+        <w:trPr>
+          <w:trHeight w:val="3000" w:hRule="atLeast"/>
+          <w:cantSplit/>
+        </w:trPr>
+        <w:tc>
+          <w:tcPr>
+            <w:tcW w:w="1047" w:type="dxa"/>
+            <w:vAlign w:val="center"/>
+          </w:tcPr>
+          <w:p>
+            <w:pPr>
+              <w:spacing w:before="0" w:after="0" w:line="360" w:lineRule="auto"/>
+              <w:ind w:firstLine="0" w:firstLineChars="0"/>
+              <w:jc w:val="left"/>
+            </w:pPr>
+            <w:r>
+              <w:rPr>
+                <w:rFonts w:ascii="Times New Roman" w:hAnsi="Times New Roman" w:eastAsia="宋体"/>
+                <w:color w:val="000000"/>
+                <w:sz w:val="21"/>
+                <w:szCs w:val="21"/>
+              </w:rPr>
+              <w:t xml:space="preserve">近五年在其它刊物发论文的题目、刊名和期数</w:t>
+            </w:r>
+          </w:p>
+        </w:tc>
+        <w:tc>
+          <w:tcPr>
+            <w:tcW w:w="7259" w:type="dxa"/>
+            <w:gridSpan w:val="12"/>
+            <w:vAlign w:val="top"/>
+          </w:tcPr>
+          <w:p>
+            <w:pPr>
+              <w:spacing w:before="0" w:after="0" w:line="360" w:lineRule="auto"/>
+              <w:ind w:firstLine="0" w:firstLineChars="0"/>
+              <w:jc w:val="left"/>
+            </w:pPr>
+          </w:p>
+        </w:tc>
+      </w:tr>
+      <w:tr>
+        <w:trPr>
+          <w:trHeight w:val="600" w:hRule="atLeast"/>
+          <w:cantSplit/>
+        </w:trPr>
+        <w:tc>
+          <w:tcPr>
+            <w:tcW w:w="1047" w:type="dxa"/>
+            <w:vAlign w:val="center"/>
+          </w:tcPr>
+          <w:p>
+            <w:pPr>
+              <w:spacing w:before="0" w:after="0" w:line="360" w:lineRule="auto"/>
+              <w:ind w:firstLine="0" w:firstLineChars="0"/>
+              <w:jc w:val="left"/>
+            </w:pPr>
+            <w:r>
+              <w:rPr>
+                <w:rFonts w:ascii="Times New Roman" w:hAnsi="Times New Roman" w:eastAsia="宋体"/>
+                <w:color w:val="000000"/>
+                <w:sz w:val="21"/>
+                <w:szCs w:val="21"/>
+              </w:rPr>
+              <w:t xml:space="preserve">通讯地址</w:t>
+            </w:r>
+          </w:p>
+        </w:tc>
+        <w:tc>
+          <w:tcPr>
+            <w:tcW w:w="4576" w:type="dxa"/>
+            <w:gridSpan w:val="7"/>
+            <w:vAlign w:val="center"/>
+          </w:tcPr>
+          <w:p>
+            <w:pPr>
+              <w:spacing w:before="0" w:after="0" w:line="360" w:lineRule="auto"/>
+              <w:ind w:firstLine="0" w:firstLineChars="0"/>
+              <w:jc w:val="left"/>
+            </w:pPr>
+            <w:r>
+              <w:rPr>
+                <w:rFonts w:ascii="Times New Roman" w:hAnsi="Times New Roman" w:eastAsia="宋体"/>
+                <w:color w:val="000000"/>
+                <w:sz w:val="21"/>
+                <w:szCs w:val="21"/>
+              </w:rPr>
+              <w:t xml:space="preserve">西藏自治区拉萨市西藏大学</w:t>
+            </w:r>
+          </w:p>
+        </w:tc>
+        <w:tc>
+          <w:tcPr>
+            <w:tcW w:w="1018" w:type="dxa"/>
+            <w:gridSpan w:val="2"/>
+            <w:vAlign w:val="center"/>
+          </w:tcPr>
+          <w:p>
+            <w:pPr>
+              <w:spacing w:before="0" w:after="0" w:line="360" w:lineRule="auto"/>
+              <w:ind w:firstLine="0" w:firstLineChars="0"/>
+              <w:jc w:val="left"/>
+            </w:pPr>
+            <w:r>
+              <w:rPr>
+                <w:rFonts w:ascii="Times New Roman" w:hAnsi="Times New Roman" w:eastAsia="宋体"/>
+                <w:color w:val="000000"/>
+                <w:sz w:val="21"/>
+                <w:szCs w:val="21"/>
+              </w:rPr>
+              <w:t xml:space="preserve">邮政编码</w:t>
+            </w:r>
+          </w:p>
+        </w:tc>
+        <w:tc>
+          <w:tcPr>
+            <w:tcW w:w="1665" w:type="dxa"/>
+            <w:gridSpan w:val="3"/>
+            <w:vAlign w:val="center"/>
+          </w:tcPr>
+          <w:p>
+            <w:pPr>
+              <w:spacing w:before="0" w:after="0" w:line="360" w:lineRule="auto"/>
+              <w:ind w:firstLine="0" w:firstLineChars="0"/>
+              <w:jc w:val="left"/>
+            </w:pPr>
+            <w:r>
+              <w:rPr>
+                <w:rFonts w:ascii="Times New Roman" w:hAnsi="Times New Roman" w:eastAsia="宋体"/>
+                <w:color w:val="000000"/>
+                <w:sz w:val="21"/>
+                <w:szCs w:val="21"/>
+              </w:rPr>
+              <w:t xml:space="preserve">850000</w:t>
+            </w:r>
+          </w:p>
+        </w:tc>
+      </w:tr>
+      <w:tr>
+        <w:trPr>
+          <w:trHeight w:val="600" w:hRule="atLeast"/>
+          <w:cantSplit/>
+        </w:trPr>
+        <w:tc>
+          <w:tcPr>
+            <w:tcW w:w="1047" w:type="dxa"/>
+            <w:vAlign w:val="center"/>
+          </w:tcPr>
+          <w:p>
+            <w:pPr>
+              <w:spacing w:before="0" w:after="0" w:line="360" w:lineRule="auto"/>
+              <w:ind w:firstLine="0" w:firstLineChars="0"/>
+              <w:jc w:val="left"/>
+            </w:pPr>
+            <w:r>
+              <w:rPr>
+                <w:rFonts w:ascii="Times New Roman" w:hAnsi="Times New Roman" w:eastAsia="宋体"/>
+                <w:color w:val="000000"/>
+                <w:sz w:val="21"/>
+                <w:szCs w:val="21"/>
+              </w:rPr>
+              <w:t xml:space="preserve">常用手机</w:t>
+            </w:r>
+          </w:p>
+        </w:tc>
+        <w:tc>
+          <w:tcPr>
+            <w:tcW w:w="2521" w:type="dxa"/>
+            <w:gridSpan w:val="3"/>
+            <w:vAlign w:val="center"/>
+          </w:tcPr>
+          <w:p>
+            <w:pPr>
+              <w:spacing w:before="0" w:after="0" w:line="360" w:lineRule="auto"/>
+              <w:ind w:firstLine="0" w:firstLineChars="0"/>
+              <w:jc w:val="left"/>
+            </w:pPr>
+            <w:r>
+              <w:rPr>
+                <w:rFonts w:ascii="Times New Roman" w:hAnsi="Times New Roman" w:eastAsia="宋体"/>
+                <w:color w:val="000000"/>
+                <w:sz w:val="21"/>
+                <w:szCs w:val="21"/>
+              </w:rPr>
+              <w:t xml:space="preserve">13889082076</w:t>
+            </w:r>
+          </w:p>
+        </w:tc>
+        <w:tc>
+          <w:tcPr>
+            <w:tcW w:w="805" w:type="dxa"/>
+            <w:gridSpan w:val="2"/>
+            <w:vAlign w:val="center"/>
+          </w:tcPr>
+          <w:p>
+            <w:pPr>
+              <w:spacing w:before="0" w:after="0" w:line="360" w:lineRule="auto"/>
+              <w:ind w:firstLine="0" w:firstLineChars="0"/>
+              <w:jc w:val="left"/>
+            </w:pPr>
+            <w:r>
+              <w:rPr>
+                <w:rFonts w:ascii="Times New Roman" w:hAnsi="Times New Roman" w:eastAsia="宋体"/>
+                <w:color w:val="000000"/>
+                <w:sz w:val="21"/>
+                <w:szCs w:val="21"/>
+              </w:rPr>
+              <w:t xml:space="preserve">电话</w:t>
+            </w:r>
+          </w:p>
+        </w:tc>
+        <w:tc>
+          <w:tcPr>
+            <w:tcW w:w="1250" w:type="dxa"/>
+            <w:gridSpan w:val="2"/>
+            <w:vAlign w:val="center"/>
+          </w:tcPr>
+          <w:p>
+            <w:pPr>
+              <w:spacing w:before="0" w:after="0" w:line="360" w:lineRule="auto"/>
+              <w:ind w:firstLine="0" w:firstLineChars="0"/>
+              <w:jc w:val="left"/>
+            </w:pPr>
+          </w:p>
+        </w:tc>
+        <w:tc>
+          <w:tcPr>
+            <w:tcW w:w="1018" w:type="dxa"/>
+            <w:gridSpan w:val="2"/>
+            <w:vAlign w:val="center"/>
+          </w:tcPr>
+          <w:p>
+            <w:pPr>
+              <w:spacing w:before="0" w:after="0" w:line="360" w:lineRule="auto"/>
+              <w:ind w:firstLine="0" w:firstLineChars="0"/>
+              <w:jc w:val="left"/>
+            </w:pPr>
+            <w:r>
+              <w:rPr>
+                <w:rFonts w:ascii="Times New Roman" w:hAnsi="Times New Roman" w:eastAsia="宋体"/>
+                <w:color w:val="000000"/>
+                <w:sz w:val="21"/>
+                <w:szCs w:val="21"/>
+              </w:rPr>
+              <w:t xml:space="preserve">电子邮箱</w:t>
+            </w:r>
+          </w:p>
+        </w:tc>
+        <w:tc>
+          <w:tcPr>
+            <w:tcW w:w="1665" w:type="dxa"/>
+            <w:gridSpan w:val="3"/>
+            <w:vAlign w:val="center"/>
+          </w:tcPr>
+          <w:p>
+            <w:pPr>
+              <w:spacing w:before="0" w:after="0" w:line="360" w:lineRule="auto"/>
+              <w:ind w:firstLine="0" w:firstLineChars="0"/>
+              <w:jc w:val="left"/>
+            </w:pPr>
+            <w:r>
+              <w:rPr>
+                <w:rFonts w:ascii="Times New Roman" w:hAnsi="Times New Roman" w:eastAsia="宋体"/>
+                <w:color w:val="000000"/>
+                <w:sz w:val="16"/>
+                <w:szCs w:val="16"/>
+              </w:rPr>
+              <w:t xml:space="preserve">184764901@qq.com</w:t>
+            </w:r>
+          </w:p>
+        </w:tc>
+      </w:tr>
+    </w:tbl>
+    <w:p>
+      <w:pPr>
+        <w:pageBreakBefore/>
+        <w:spacing w:before="0" w:after="120"/>
+        <w:ind w:firstLine="0" w:firstLineChars="0"/>
+        <w:jc w:val="right"/>
+      </w:pPr>
+      <w:r>
+        <w:rPr>
+          <w:rFonts w:ascii="Times New Roman" w:hAnsi="Times New Roman" w:eastAsia="宋体"/>
+          <w:b/>
+          <w:bCs/>
+          <w:color w:val="000000"/>
+          <w:sz w:val="21"/>
+          <w:szCs w:val="21"/>
+        </w:rPr>
+        <w:t>作 者 信 息 表</w:t>
+      </w:r>
+      <w:r>
+        <w:rPr>
+          <w:rFonts w:ascii="Times New Roman" w:hAnsi="Times New Roman" w:eastAsia="宋体"/>
+          <w:color w:val="000000"/>
+          <w:sz w:val="21"/>
+          <w:szCs w:val="21"/>
+        </w:rPr>
+        <w:t>（建“作者档案”用）</w:t>
+      </w:r>
+    </w:p>
+    <w:tbl>
+      <w:tblPr>
+        <w:tblW w:w="8306" w:type="dxa"/>
+        <w:jc w:val="center"/>
+        <w:tblBorders>
+          <w:top w:val="single" w:sz="8" w:space="0" w:color="000000"/>
+          <w:left w:val="single" w:sz="8" w:space="0" w:color="000000"/>
+          <w:bottom w:val="single" w:sz="8" w:space="0" w:color="000000"/>
+          <w:right w:val="single" w:sz="8" w:space="0" w:color="000000"/>
+          <w:insideH w:val="single" w:sz="8" w:space="0" w:color="000000"/>
+          <w:insideV w:val="single" w:sz="8" w:space="0" w:color="000000"/>
+        </w:tblBorders>
+        <w:tblLayout w:type="fixed"/>
+        <w:tblCellMar>
+          <w:left w:w="60" w:type="dxa"/>
+          <w:right w:w="60" w:type="dxa"/>
+        </w:tblCellMar>
+        <w:tblLook w:val="0000"/>
+      </w:tblPr>
+      <w:tblGrid>
+        <w:gridCol w:w="1047"/>
+        <w:gridCol w:w="1493"/>
+        <w:gridCol w:w="795"/>
+        <w:gridCol w:w="233"/>
+        <w:gridCol w:w="640"/>
+        <w:gridCol w:w="165"/>
+        <w:gridCol w:w="882"/>
+        <w:gridCol w:w="368"/>
+        <w:gridCol w:w="853"/>
+        <w:gridCol w:w="165"/>
+        <w:gridCol w:w="630"/>
+        <w:gridCol w:w="194"/>
+        <w:gridCol w:w="841"/>
+      </w:tblGrid>
+      <w:tr>
+        <w:trPr>
+          <w:trHeight w:val="600" w:hRule="atLeast"/>
+          <w:cantSplit/>
+        </w:trPr>
+        <w:tc>
+          <w:tcPr>
+            <w:tcW w:w="1047" w:type="dxa"/>
+            <w:vAlign w:val="center"/>
+          </w:tcPr>
+          <w:p>
+            <w:pPr>
+              <w:spacing w:before="0" w:after="0" w:line="360" w:lineRule="auto"/>
+              <w:ind w:firstLine="0" w:firstLineChars="0"/>
+              <w:jc w:val="left"/>
+            </w:pPr>
+            <w:r>
+              <w:rPr>
+                <w:rFonts w:ascii="Times New Roman" w:hAnsi="Times New Roman" w:eastAsia="宋体"/>
+                <w:color w:val="000000"/>
+                <w:sz w:val="21"/>
+                <w:szCs w:val="21"/>
+              </w:rPr>
+              <w:t xml:space="preserve">作者姓名</w:t>
+            </w:r>
+          </w:p>
+        </w:tc>
+        <w:tc>
+          <w:tcPr>
+            <w:tcW w:w="1493" w:type="dxa"/>
+            <w:vAlign w:val="center"/>
+          </w:tcPr>
+          <w:p>
+            <w:pPr>
+              <w:spacing w:before="0" w:after="0" w:line="360" w:lineRule="auto"/>
+              <w:ind w:firstLine="0" w:firstLineChars="0"/>
+              <w:jc w:val="left"/>
+            </w:pPr>
+            <w:r>
+              <w:rPr>
+                <w:rFonts w:ascii="Times New Roman" w:hAnsi="Times New Roman" w:eastAsia="宋体"/>
+                <w:color w:val="000000"/>
+                <w:sz w:val="21"/>
+                <w:szCs w:val="21"/>
+              </w:rPr>
+              <w:t xml:space="preserve">黄靖东</w:t>
+            </w:r>
+          </w:p>
+        </w:tc>
+        <w:tc>
+          <w:tcPr>
+            <w:tcW w:w="795" w:type="dxa"/>
+            <w:vAlign w:val="center"/>
+          </w:tcPr>
+          <w:p>
+            <w:pPr>
+              <w:spacing w:before="0" w:after="0" w:line="360" w:lineRule="auto"/>
+              <w:ind w:firstLine="0" w:firstLineChars="0"/>
+              <w:jc w:val="left"/>
+            </w:pPr>
+            <w:r>
+              <w:rPr>
+                <w:rFonts w:ascii="Times New Roman" w:hAnsi="Times New Roman" w:eastAsia="宋体"/>
+                <w:color w:val="000000"/>
+                <w:sz w:val="21"/>
+                <w:szCs w:val="21"/>
+              </w:rPr>
+              <w:t xml:space="preserve">性别</w:t>
+            </w:r>
+          </w:p>
+        </w:tc>
+        <w:tc>
+          <w:tcPr>
+            <w:tcW w:w="873" w:type="dxa"/>
+            <w:gridSpan w:val="2"/>
+            <w:vAlign w:val="center"/>
+          </w:tcPr>
+          <w:p>
+            <w:pPr>
+              <w:spacing w:before="0" w:after="0" w:line="360" w:lineRule="auto"/>
+              <w:ind w:firstLine="0" w:firstLineChars="0"/>
+              <w:jc w:val="left"/>
+            </w:pPr>
+          </w:p>
+        </w:tc>
+        <w:tc>
+          <w:tcPr>
+            <w:tcW w:w="1047" w:type="dxa"/>
+            <w:gridSpan w:val="2"/>
+            <w:vAlign w:val="center"/>
+          </w:tcPr>
+          <w:p>
+            <w:pPr>
+              <w:spacing w:before="0" w:after="0" w:line="360" w:lineRule="auto"/>
+              <w:ind w:firstLine="0" w:firstLineChars="0"/>
+              <w:jc w:val="left"/>
+            </w:pPr>
+            <w:r>
+              <w:rPr>
+                <w:rFonts w:ascii="Times New Roman" w:hAnsi="Times New Roman" w:eastAsia="宋体"/>
+                <w:color w:val="000000"/>
+                <w:sz w:val="21"/>
+                <w:szCs w:val="21"/>
+              </w:rPr>
+              <w:t xml:space="preserve">出生年月</w:t>
+            </w:r>
+          </w:p>
+        </w:tc>
+        <w:tc>
+          <w:tcPr>
+            <w:tcW w:w="1221" w:type="dxa"/>
+            <w:gridSpan w:val="2"/>
+            <w:vAlign w:val="center"/>
+          </w:tcPr>
+          <w:p>
+            <w:pPr>
+              <w:spacing w:before="0" w:after="0" w:line="360" w:lineRule="auto"/>
+              <w:ind w:firstLine="0" w:firstLineChars="0"/>
+              <w:jc w:val="left"/>
+            </w:pPr>
+          </w:p>
+        </w:tc>
+        <w:tc>
+          <w:tcPr>
+            <w:tcW w:w="795" w:type="dxa"/>
+            <w:gridSpan w:val="2"/>
+            <w:vAlign w:val="center"/>
+          </w:tcPr>
+          <w:p>
+            <w:pPr>
+              <w:spacing w:before="0" w:after="0" w:line="360" w:lineRule="auto"/>
+              <w:ind w:firstLine="0" w:firstLineChars="0"/>
+              <w:jc w:val="left"/>
+            </w:pPr>
+            <w:r>
+              <w:rPr>
+                <w:rFonts w:ascii="Times New Roman" w:hAnsi="Times New Roman" w:eastAsia="宋体"/>
+                <w:color w:val="000000"/>
+                <w:sz w:val="21"/>
+                <w:szCs w:val="21"/>
+              </w:rPr>
+              <w:t xml:space="preserve">籍贯</w:t>
+            </w:r>
+          </w:p>
+        </w:tc>
+        <w:tc>
+          <w:tcPr>
+            <w:tcW w:w="1035" w:type="dxa"/>
+            <w:gridSpan w:val="2"/>
+            <w:vAlign w:val="center"/>
+          </w:tcPr>
+          <w:p>
+            <w:pPr>
+              <w:spacing w:before="0" w:after="0" w:line="360" w:lineRule="auto"/>
+              <w:ind w:firstLine="0" w:firstLineChars="0"/>
+              <w:jc w:val="left"/>
+            </w:pPr>
+          </w:p>
+        </w:tc>
+      </w:tr>
+      <w:tr>
+        <w:trPr>
+          <w:trHeight w:val="600" w:hRule="atLeast"/>
+          <w:cantSplit/>
+        </w:trPr>
+        <w:tc>
+          <w:tcPr>
+            <w:tcW w:w="1047" w:type="dxa"/>
+            <w:vAlign w:val="center"/>
+          </w:tcPr>
+          <w:p>
+            <w:pPr>
+              <w:spacing w:before="0" w:after="0" w:line="360" w:lineRule="auto"/>
+              <w:ind w:firstLine="0" w:firstLineChars="0"/>
+              <w:jc w:val="left"/>
+            </w:pPr>
+            <w:r>
+              <w:rPr>
+                <w:rFonts w:ascii="Times New Roman" w:hAnsi="Times New Roman" w:eastAsia="宋体"/>
+                <w:color w:val="000000"/>
+                <w:sz w:val="21"/>
+                <w:szCs w:val="21"/>
+              </w:rPr>
+              <w:t xml:space="preserve">毕业院校</w:t>
+            </w:r>
+          </w:p>
+        </w:tc>
+        <w:tc>
+          <w:tcPr>
+            <w:tcW w:w="3161" w:type="dxa"/>
+            <w:gridSpan w:val="4"/>
+            <w:vAlign w:val="center"/>
+          </w:tcPr>
+          <w:p>
+            <w:pPr>
+              <w:spacing w:before="0" w:after="0" w:line="360" w:lineRule="auto"/>
+              <w:ind w:firstLine="0" w:firstLineChars="0"/>
+              <w:jc w:val="left"/>
+            </w:pPr>
+          </w:p>
+        </w:tc>
+        <w:tc>
+          <w:tcPr>
+            <w:tcW w:w="1047" w:type="dxa"/>
+            <w:gridSpan w:val="2"/>
+            <w:vAlign w:val="center"/>
+          </w:tcPr>
+          <w:p>
+            <w:pPr>
+              <w:spacing w:before="0" w:after="0" w:line="360" w:lineRule="auto"/>
+              <w:ind w:firstLine="0" w:firstLineChars="0"/>
+              <w:jc w:val="left"/>
+            </w:pPr>
+            <w:r>
+              <w:rPr>
+                <w:rFonts w:ascii="Times New Roman" w:hAnsi="Times New Roman" w:eastAsia="宋体"/>
+                <w:color w:val="000000"/>
+                <w:sz w:val="21"/>
+                <w:szCs w:val="21"/>
+              </w:rPr>
+              <w:t xml:space="preserve">已获学位</w:t>
+            </w:r>
+          </w:p>
+        </w:tc>
+        <w:tc>
+          <w:tcPr>
+            <w:tcW w:w="1221" w:type="dxa"/>
+            <w:gridSpan w:val="2"/>
+            <w:vAlign w:val="center"/>
+          </w:tcPr>
+          <w:p>
+            <w:pPr>
+              <w:spacing w:before="0" w:after="0" w:line="360" w:lineRule="auto"/>
+              <w:ind w:firstLine="0" w:firstLineChars="0"/>
+              <w:jc w:val="left"/>
+            </w:pPr>
+          </w:p>
+        </w:tc>
+        <w:tc>
+          <w:tcPr>
+            <w:tcW w:w="795" w:type="dxa"/>
+            <w:gridSpan w:val="2"/>
+            <w:vAlign w:val="center"/>
+          </w:tcPr>
+          <w:p>
+            <w:pPr>
+              <w:spacing w:before="0" w:after="0" w:line="360" w:lineRule="auto"/>
+              <w:ind w:firstLine="0" w:firstLineChars="0"/>
+              <w:jc w:val="left"/>
+            </w:pPr>
+            <w:r>
+              <w:rPr>
+                <w:rFonts w:ascii="Times New Roman" w:hAnsi="Times New Roman" w:eastAsia="宋体"/>
+                <w:color w:val="000000"/>
+                <w:sz w:val="21"/>
+                <w:szCs w:val="21"/>
+              </w:rPr>
+              <w:t xml:space="preserve">专业</w:t>
+            </w:r>
+          </w:p>
+        </w:tc>
+        <w:tc>
+          <w:tcPr>
+            <w:tcW w:w="1035" w:type="dxa"/>
+            <w:gridSpan w:val="2"/>
+            <w:vAlign w:val="center"/>
+          </w:tcPr>
+          <w:p>
+            <w:pPr>
+              <w:spacing w:before="0" w:after="0" w:line="360" w:lineRule="auto"/>
+              <w:ind w:firstLine="0" w:firstLineChars="0"/>
+              <w:jc w:val="left"/>
+            </w:pPr>
+          </w:p>
+        </w:tc>
+      </w:tr>
+      <w:tr>
+        <w:trPr>
+          <w:trHeight w:val="600" w:hRule="atLeast"/>
+          <w:cantSplit/>
+        </w:trPr>
+        <w:tc>
+          <w:tcPr>
+            <w:tcW w:w="1047" w:type="dxa"/>
+            <w:vAlign w:val="center"/>
+          </w:tcPr>
+          <w:p>
+            <w:pPr>
+              <w:spacing w:before="0" w:after="0" w:line="360" w:lineRule="auto"/>
+              <w:ind w:firstLine="0" w:firstLineChars="0"/>
+              <w:jc w:val="left"/>
+            </w:pPr>
+            <w:r>
+              <w:rPr>
+                <w:rFonts w:ascii="Times New Roman" w:hAnsi="Times New Roman" w:eastAsia="宋体"/>
+                <w:color w:val="000000"/>
+                <w:sz w:val="21"/>
+                <w:szCs w:val="21"/>
+              </w:rPr>
+              <w:t xml:space="preserve">在读院校</w:t>
+            </w:r>
+          </w:p>
+        </w:tc>
+        <w:tc>
+          <w:tcPr>
+            <w:tcW w:w="3161" w:type="dxa"/>
+            <w:gridSpan w:val="4"/>
+            <w:vAlign w:val="center"/>
+          </w:tcPr>
+          <w:p>
+            <w:pPr>
+              <w:spacing w:before="0" w:after="0" w:line="360" w:lineRule="auto"/>
+              <w:ind w:firstLine="0" w:firstLineChars="0"/>
+              <w:jc w:val="left"/>
+            </w:pPr>
+            <w:r>
+              <w:rPr>
+                <w:rFonts w:ascii="Times New Roman" w:hAnsi="Times New Roman" w:eastAsia="宋体"/>
+                <w:color w:val="000000"/>
+                <w:sz w:val="21"/>
+                <w:szCs w:val="21"/>
+              </w:rPr>
+              <w:t xml:space="preserve">西藏大学</w:t>
+            </w:r>
+          </w:p>
+        </w:tc>
+        <w:tc>
+          <w:tcPr>
+            <w:tcW w:w="1047" w:type="dxa"/>
+            <w:gridSpan w:val="2"/>
+            <w:vAlign w:val="center"/>
+          </w:tcPr>
+          <w:p>
+            <w:pPr>
+              <w:spacing w:before="0" w:after="0" w:line="360" w:lineRule="auto"/>
+              <w:ind w:firstLine="0" w:firstLineChars="0"/>
+              <w:jc w:val="left"/>
+            </w:pPr>
+            <w:r>
+              <w:rPr>
+                <w:rFonts w:ascii="Times New Roman" w:hAnsi="Times New Roman" w:eastAsia="宋体"/>
+                <w:color w:val="000000"/>
+                <w:sz w:val="21"/>
+                <w:szCs w:val="21"/>
+              </w:rPr>
+              <w:t xml:space="preserve">在读学位</w:t>
+            </w:r>
+          </w:p>
+        </w:tc>
+        <w:tc>
+          <w:tcPr>
+            <w:tcW w:w="1221" w:type="dxa"/>
+            <w:gridSpan w:val="2"/>
+            <w:vAlign w:val="center"/>
+          </w:tcPr>
+          <w:p>
+            <w:pPr>
+              <w:spacing w:before="0" w:after="0" w:line="360" w:lineRule="auto"/>
+              <w:ind w:firstLine="0" w:firstLineChars="0"/>
+              <w:jc w:val="left"/>
+            </w:pPr>
+            <w:r>
+              <w:rPr>
+                <w:rFonts w:ascii="Times New Roman" w:hAnsi="Times New Roman" w:eastAsia="宋体"/>
+                <w:color w:val="000000"/>
+                <w:sz w:val="21"/>
+                <w:szCs w:val="21"/>
+              </w:rPr>
+              <w:t xml:space="preserve">硕士</w:t>
+            </w:r>
+          </w:p>
+        </w:tc>
+        <w:tc>
+          <w:tcPr>
+            <w:tcW w:w="795" w:type="dxa"/>
+            <w:gridSpan w:val="2"/>
+            <w:vAlign w:val="center"/>
+          </w:tcPr>
+          <w:p>
+            <w:pPr>
+              <w:spacing w:before="0" w:after="0" w:line="360" w:lineRule="auto"/>
+              <w:ind w:firstLine="0" w:firstLineChars="0"/>
+              <w:jc w:val="left"/>
+            </w:pPr>
+            <w:r>
+              <w:rPr>
+                <w:rFonts w:ascii="Times New Roman" w:hAnsi="Times New Roman" w:eastAsia="宋体"/>
+                <w:color w:val="000000"/>
+                <w:sz w:val="21"/>
+                <w:szCs w:val="21"/>
+              </w:rPr>
+              <w:t xml:space="preserve">专业</w:t>
+            </w:r>
+          </w:p>
+        </w:tc>
+        <w:tc>
+          <w:tcPr>
+            <w:tcW w:w="1035" w:type="dxa"/>
+            <w:gridSpan w:val="2"/>
+            <w:vAlign w:val="center"/>
+          </w:tcPr>
+          <w:p>
+            <w:pPr>
+              <w:spacing w:before="0" w:after="0" w:line="360" w:lineRule="auto"/>
+              <w:ind w:firstLine="0" w:firstLineChars="0"/>
+              <w:jc w:val="left"/>
+            </w:pPr>
+          </w:p>
+        </w:tc>
+      </w:tr>
+      <w:tr>
+        <w:trPr>
+          <w:trHeight w:val="600" w:hRule="atLeast"/>
+          <w:cantSplit/>
+        </w:trPr>
+        <w:tc>
+          <w:tcPr>
+            <w:tcW w:w="1047" w:type="dxa"/>
+            <w:vAlign w:val="center"/>
+          </w:tcPr>
+          <w:p>
+            <w:pPr>
+              <w:spacing w:before="0" w:after="0" w:line="360" w:lineRule="auto"/>
+              <w:ind w:firstLine="0" w:firstLineChars="0"/>
+              <w:jc w:val="left"/>
+            </w:pPr>
+            <w:r>
+              <w:rPr>
+                <w:rFonts w:ascii="Times New Roman" w:hAnsi="Times New Roman" w:eastAsia="宋体"/>
+                <w:color w:val="000000"/>
+                <w:sz w:val="21"/>
+                <w:szCs w:val="21"/>
+              </w:rPr>
+              <w:t xml:space="preserve">工作单位</w:t>
+            </w:r>
+          </w:p>
+        </w:tc>
+        <w:tc>
+          <w:tcPr>
+            <w:tcW w:w="3161" w:type="dxa"/>
+            <w:gridSpan w:val="4"/>
+            <w:vAlign w:val="center"/>
+          </w:tcPr>
+          <w:p>
+            <w:pPr>
+              <w:spacing w:before="0" w:after="0" w:line="360" w:lineRule="auto"/>
+              <w:ind w:firstLine="0" w:firstLineChars="0"/>
+              <w:jc w:val="left"/>
+            </w:pPr>
+          </w:p>
+        </w:tc>
+        <w:tc>
+          <w:tcPr>
+            <w:tcW w:w="1047" w:type="dxa"/>
+            <w:gridSpan w:val="2"/>
+            <w:vAlign w:val="center"/>
+          </w:tcPr>
+          <w:p>
+            <w:pPr>
+              <w:spacing w:before="0" w:after="0" w:line="360" w:lineRule="auto"/>
+              <w:ind w:firstLine="0" w:firstLineChars="0"/>
+              <w:jc w:val="left"/>
+            </w:pPr>
+            <w:r>
+              <w:rPr>
+                <w:rFonts w:ascii="Times New Roman" w:hAnsi="Times New Roman" w:eastAsia="宋体"/>
+                <w:color w:val="000000"/>
+                <w:sz w:val="21"/>
+                <w:szCs w:val="21"/>
+              </w:rPr>
+              <w:t xml:space="preserve">研究方向</w:t>
+            </w:r>
+          </w:p>
+        </w:tc>
+        <w:tc>
+          <w:tcPr>
+            <w:tcW w:w="3051" w:type="dxa"/>
+            <w:gridSpan w:val="6"/>
+            <w:vAlign w:val="center"/>
+          </w:tcPr>
+          <w:p>
+            <w:pPr>
+              <w:spacing w:before="0" w:after="0" w:line="360" w:lineRule="auto"/>
+              <w:ind w:firstLine="0" w:firstLineChars="0"/>
+              <w:jc w:val="left"/>
+            </w:pPr>
+          </w:p>
+        </w:tc>
+      </w:tr>
+      <w:tr>
+        <w:trPr>
+          <w:trHeight w:val="600" w:hRule="atLeast"/>
+          <w:cantSplit/>
+        </w:trPr>
+        <w:tc>
+          <w:tcPr>
+            <w:tcW w:w="1047" w:type="dxa"/>
+            <w:vAlign w:val="center"/>
+          </w:tcPr>
+          <w:p>
+            <w:pPr>
+              <w:spacing w:before="0" w:after="0" w:line="360" w:lineRule="auto"/>
+              <w:ind w:firstLine="0" w:firstLineChars="0"/>
+              <w:jc w:val="left"/>
+            </w:pPr>
+            <w:r>
+              <w:rPr>
+                <w:rFonts w:ascii="Times New Roman" w:hAnsi="Times New Roman" w:eastAsia="宋体"/>
+                <w:color w:val="000000"/>
+                <w:sz w:val="21"/>
+                <w:szCs w:val="21"/>
+              </w:rPr>
+              <w:t xml:space="preserve">工作岗位</w:t>
+            </w:r>
+          </w:p>
+        </w:tc>
+        <w:tc>
+          <w:tcPr>
+            <w:tcW w:w="3161" w:type="dxa"/>
+            <w:gridSpan w:val="4"/>
+            <w:vAlign w:val="center"/>
+          </w:tcPr>
+          <w:p>
+            <w:pPr>
+              <w:spacing w:before="0" w:after="0" w:line="360" w:lineRule="auto"/>
+              <w:ind w:firstLine="0" w:firstLineChars="0"/>
+              <w:jc w:val="left"/>
+            </w:pPr>
+          </w:p>
+        </w:tc>
+        <w:tc>
+          <w:tcPr>
+            <w:tcW w:w="1047" w:type="dxa"/>
+            <w:gridSpan w:val="2"/>
+            <w:vAlign w:val="center"/>
+          </w:tcPr>
+          <w:p>
+            <w:pPr>
+              <w:spacing w:before="0" w:after="0" w:line="360" w:lineRule="auto"/>
+              <w:ind w:firstLine="0" w:firstLineChars="0"/>
+              <w:jc w:val="left"/>
+            </w:pPr>
+            <w:r>
+              <w:rPr>
+                <w:rFonts w:ascii="Times New Roman" w:hAnsi="Times New Roman" w:eastAsia="宋体"/>
+                <w:color w:val="000000"/>
+                <w:sz w:val="21"/>
+                <w:szCs w:val="21"/>
+              </w:rPr>
+              <w:t xml:space="preserve">技术职称</w:t>
+            </w:r>
+          </w:p>
+        </w:tc>
+        <w:tc>
+          <w:tcPr>
+            <w:tcW w:w="1221" w:type="dxa"/>
+            <w:gridSpan w:val="2"/>
+            <w:vAlign w:val="center"/>
+          </w:tcPr>
+          <w:p>
+            <w:pPr>
+              <w:spacing w:before="0" w:after="0" w:line="360" w:lineRule="auto"/>
+              <w:ind w:firstLine="0" w:firstLineChars="0"/>
+              <w:jc w:val="left"/>
+            </w:pPr>
+          </w:p>
+        </w:tc>
+        <w:tc>
+          <w:tcPr>
+            <w:tcW w:w="989" w:type="dxa"/>
+            <w:gridSpan w:val="3"/>
+            <w:vAlign w:val="center"/>
+          </w:tcPr>
+          <w:p>
+            <w:pPr>
+              <w:spacing w:before="0" w:after="0" w:line="360" w:lineRule="auto"/>
+              <w:ind w:firstLine="0" w:firstLineChars="0"/>
+              <w:jc w:val="left"/>
+            </w:pPr>
+            <w:r>
+              <w:rPr>
+                <w:rFonts w:ascii="Times New Roman" w:hAnsi="Times New Roman" w:eastAsia="宋体"/>
+                <w:color w:val="000000"/>
+                <w:sz w:val="21"/>
+                <w:szCs w:val="21"/>
+              </w:rPr>
+              <w:t xml:space="preserve">是否博导</w:t>
+            </w:r>
+          </w:p>
+        </w:tc>
+        <w:tc>
+          <w:tcPr>
+            <w:tcW w:w="841" w:type="dxa"/>
+            <w:vAlign w:val="center"/>
+          </w:tcPr>
+          <w:p>
+            <w:pPr>
+              <w:spacing w:before="0" w:after="0" w:line="360" w:lineRule="auto"/>
+              <w:ind w:firstLine="0" w:firstLineChars="0"/>
+              <w:jc w:val="left"/>
+            </w:pPr>
+          </w:p>
+        </w:tc>
+      </w:tr>
+      <w:tr>
+        <w:trPr>
+          <w:trHeight w:val="3200" w:hRule="atLeast"/>
+          <w:cantSplit/>
+        </w:trPr>
+        <w:tc>
+          <w:tcPr>
+            <w:tcW w:w="1047" w:type="dxa"/>
+            <w:vAlign w:val="center"/>
+          </w:tcPr>
+          <w:p>
+            <w:pPr>
+              <w:spacing w:before="0" w:after="0" w:line="360" w:lineRule="auto"/>
+              <w:ind w:firstLine="0" w:firstLineChars="0"/>
+              <w:jc w:val="left"/>
+            </w:pPr>
+            <w:r>
+              <w:rPr>
+                <w:rFonts w:ascii="Times New Roman" w:hAnsi="Times New Roman" w:eastAsia="宋体"/>
+                <w:color w:val="000000"/>
+                <w:sz w:val="21"/>
+                <w:szCs w:val="21"/>
+              </w:rPr>
+              <w:t xml:space="preserve">近五年在财会月刊发论文后被引用的具体情况</w:t>
+            </w:r>
+          </w:p>
+        </w:tc>
+        <w:tc>
+          <w:tcPr>
+            <w:tcW w:w="7259" w:type="dxa"/>
+            <w:gridSpan w:val="12"/>
+            <w:vAlign w:val="bottom"/>
+          </w:tcPr>
+          <w:p>
+            <w:pPr>
+              <w:spacing w:before="0" w:after="0" w:line="360" w:lineRule="auto"/>
+              <w:ind w:firstLine="0" w:firstLineChars="0"/>
+              <w:jc w:val="left"/>
+            </w:pPr>
+          </w:p>
+          <w:p>
+            <w:pPr>
+              <w:spacing w:before="0" w:after="0" w:line="360" w:lineRule="auto"/>
+              <w:ind w:firstLine="0" w:firstLineChars="0"/>
+              <w:jc w:val="left"/>
+            </w:pPr>
+            <w:r>
+              <w:rPr>
+                <w:rFonts w:ascii="Times New Roman" w:hAnsi="Times New Roman" w:eastAsia="宋体"/>
+                <w:color w:val="000000"/>
+                <w:sz w:val="18"/>
+                <w:szCs w:val="18"/>
+              </w:rPr>
+              <w:t xml:space="preserve">（请每篇文章分别注明被C刊、核心期刊、普刊、博士论文、硕士论文等的引用数据）</w:t>
+            </w:r>
+          </w:p>
+        </w:tc>
+      </w:tr>
+      <w:tr>
+        <w:trPr>
+          <w:trHeight w:val="3000" w:hRule="atLeast"/>
+          <w:cantSplit/>
+        </w:trPr>
+        <w:tc>
+          <w:tcPr>
+            <w:tcW w:w="1047" w:type="dxa"/>
+            <w:vAlign w:val="center"/>
+          </w:tcPr>
+          <w:p>
+            <w:pPr>
+              <w:spacing w:before="0" w:after="0" w:line="360" w:lineRule="auto"/>
+              <w:ind w:firstLine="0" w:firstLineChars="0"/>
+              <w:jc w:val="left"/>
+            </w:pPr>
+            <w:r>
+              <w:rPr>
+                <w:rFonts w:ascii="Times New Roman" w:hAnsi="Times New Roman" w:eastAsia="宋体"/>
+                <w:color w:val="000000"/>
+                <w:sz w:val="21"/>
+                <w:szCs w:val="21"/>
+              </w:rPr>
+              <w:t xml:space="preserve">近五年在其它刊物发论文的题目、刊名和期数</w:t>
+            </w:r>
+          </w:p>
+        </w:tc>
+        <w:tc>
+          <w:tcPr>
+            <w:tcW w:w="7259" w:type="dxa"/>
+            <w:gridSpan w:val="12"/>
+            <w:vAlign w:val="top"/>
+          </w:tcPr>
+          <w:p>
+            <w:pPr>
+              <w:spacing w:before="0" w:after="0" w:line="360" w:lineRule="auto"/>
+              <w:ind w:firstLine="0" w:firstLineChars="0"/>
+              <w:jc w:val="left"/>
+            </w:pPr>
+          </w:p>
+        </w:tc>
+      </w:tr>
+      <w:tr>
+        <w:trPr>
+          <w:trHeight w:val="600" w:hRule="atLeast"/>
+          <w:cantSplit/>
+        </w:trPr>
+        <w:tc>
+          <w:tcPr>
+            <w:tcW w:w="1047" w:type="dxa"/>
+            <w:vAlign w:val="center"/>
+          </w:tcPr>
+          <w:p>
+            <w:pPr>
+              <w:spacing w:before="0" w:after="0" w:line="360" w:lineRule="auto"/>
+              <w:ind w:firstLine="0" w:firstLineChars="0"/>
+              <w:jc w:val="left"/>
+            </w:pPr>
+            <w:r>
+              <w:rPr>
+                <w:rFonts w:ascii="Times New Roman" w:hAnsi="Times New Roman" w:eastAsia="宋体"/>
+                <w:color w:val="000000"/>
+                <w:sz w:val="21"/>
+                <w:szCs w:val="21"/>
+              </w:rPr>
+              <w:t xml:space="preserve">通讯地址</w:t>
+            </w:r>
+          </w:p>
+        </w:tc>
+        <w:tc>
+          <w:tcPr>
+            <w:tcW w:w="4576" w:type="dxa"/>
+            <w:gridSpan w:val="7"/>
+            <w:vAlign w:val="center"/>
+          </w:tcPr>
+          <w:p>
+            <w:pPr>
+              <w:spacing w:before="0" w:after="0" w:line="360" w:lineRule="auto"/>
+              <w:ind w:firstLine="0" w:firstLineChars="0"/>
+              <w:jc w:val="left"/>
+            </w:pPr>
+            <w:r>
+              <w:rPr>
+                <w:rFonts w:ascii="Times New Roman" w:hAnsi="Times New Roman" w:eastAsia="宋体"/>
+                <w:color w:val="000000"/>
+                <w:sz w:val="21"/>
+                <w:szCs w:val="21"/>
+              </w:rPr>
+              <w:t xml:space="preserve">西藏自治区拉萨市西藏大学</w:t>
+            </w:r>
+          </w:p>
+        </w:tc>
+        <w:tc>
+          <w:tcPr>
+            <w:tcW w:w="1018" w:type="dxa"/>
+            <w:gridSpan w:val="2"/>
+            <w:vAlign w:val="center"/>
+          </w:tcPr>
+          <w:p>
+            <w:pPr>
+              <w:spacing w:before="0" w:after="0" w:line="360" w:lineRule="auto"/>
+              <w:ind w:firstLine="0" w:firstLineChars="0"/>
+              <w:jc w:val="left"/>
+            </w:pPr>
+            <w:r>
+              <w:rPr>
+                <w:rFonts w:ascii="Times New Roman" w:hAnsi="Times New Roman" w:eastAsia="宋体"/>
+                <w:color w:val="000000"/>
+                <w:sz w:val="21"/>
+                <w:szCs w:val="21"/>
+              </w:rPr>
+              <w:t xml:space="preserve">邮政编码</w:t>
+            </w:r>
+          </w:p>
+        </w:tc>
+        <w:tc>
+          <w:tcPr>
+            <w:tcW w:w="1665" w:type="dxa"/>
+            <w:gridSpan w:val="3"/>
+            <w:vAlign w:val="center"/>
+          </w:tcPr>
+          <w:p>
+            <w:pPr>
+              <w:spacing w:before="0" w:after="0" w:line="360" w:lineRule="auto"/>
+              <w:ind w:firstLine="0" w:firstLineChars="0"/>
+              <w:jc w:val="left"/>
+            </w:pPr>
+            <w:r>
+              <w:rPr>
+                <w:rFonts w:ascii="Times New Roman" w:hAnsi="Times New Roman" w:eastAsia="宋体"/>
+                <w:color w:val="000000"/>
+                <w:sz w:val="21"/>
+                <w:szCs w:val="21"/>
+              </w:rPr>
+              <w:t xml:space="preserve">850000</w:t>
+            </w:r>
+          </w:p>
+        </w:tc>
+      </w:tr>
+      <w:tr>
+        <w:trPr>
+          <w:trHeight w:val="600" w:hRule="atLeast"/>
+          <w:cantSplit/>
+        </w:trPr>
+        <w:tc>
+          <w:tcPr>
+            <w:tcW w:w="1047" w:type="dxa"/>
+            <w:vAlign w:val="center"/>
+          </w:tcPr>
+          <w:p>
+            <w:pPr>
+              <w:spacing w:before="0" w:after="0" w:line="360" w:lineRule="auto"/>
+              <w:ind w:firstLine="0" w:firstLineChars="0"/>
+              <w:jc w:val="left"/>
+            </w:pPr>
+            <w:r>
+              <w:rPr>
+                <w:rFonts w:ascii="Times New Roman" w:hAnsi="Times New Roman" w:eastAsia="宋体"/>
+                <w:color w:val="000000"/>
+                <w:sz w:val="21"/>
+                <w:szCs w:val="21"/>
+              </w:rPr>
+              <w:t xml:space="preserve">常用手机</w:t>
+            </w:r>
+          </w:p>
+        </w:tc>
+        <w:tc>
+          <w:tcPr>
+            <w:tcW w:w="2521" w:type="dxa"/>
+            <w:gridSpan w:val="3"/>
+            <w:vAlign w:val="center"/>
+          </w:tcPr>
+          <w:p>
+            <w:pPr>
+              <w:spacing w:before="0" w:after="0" w:line="360" w:lineRule="auto"/>
+              <w:ind w:firstLine="0" w:firstLineChars="0"/>
+              <w:jc w:val="left"/>
+            </w:pPr>
+            <w:r>
+              <w:rPr>
+                <w:rFonts w:ascii="Times New Roman" w:hAnsi="Times New Roman" w:eastAsia="宋体"/>
+                <w:color w:val="000000"/>
+                <w:sz w:val="21"/>
+                <w:szCs w:val="21"/>
+              </w:rPr>
+              <w:t xml:space="preserve">19899109343</w:t>
+            </w:r>
+          </w:p>
+        </w:tc>
+        <w:tc>
+          <w:tcPr>
+            <w:tcW w:w="805" w:type="dxa"/>
+            <w:gridSpan w:val="2"/>
+            <w:vAlign w:val="center"/>
+          </w:tcPr>
+          <w:p>
+            <w:pPr>
+              <w:spacing w:before="0" w:after="0" w:line="360" w:lineRule="auto"/>
+              <w:ind w:firstLine="0" w:firstLineChars="0"/>
+              <w:jc w:val="left"/>
+            </w:pPr>
+            <w:r>
+              <w:rPr>
+                <w:rFonts w:ascii="Times New Roman" w:hAnsi="Times New Roman" w:eastAsia="宋体"/>
+                <w:color w:val="000000"/>
+                <w:sz w:val="21"/>
+                <w:szCs w:val="21"/>
+              </w:rPr>
+              <w:t xml:space="preserve">电话</w:t>
+            </w:r>
+          </w:p>
+        </w:tc>
+        <w:tc>
+          <w:tcPr>
+            <w:tcW w:w="1250" w:type="dxa"/>
+            <w:gridSpan w:val="2"/>
+            <w:vAlign w:val="center"/>
+          </w:tcPr>
+          <w:p>
+            <w:pPr>
+              <w:spacing w:before="0" w:after="0" w:line="360" w:lineRule="auto"/>
+              <w:ind w:firstLine="0" w:firstLineChars="0"/>
+              <w:jc w:val="left"/>
+            </w:pPr>
+          </w:p>
+        </w:tc>
+        <w:tc>
+          <w:tcPr>
+            <w:tcW w:w="1018" w:type="dxa"/>
+            <w:gridSpan w:val="2"/>
+            <w:vAlign w:val="center"/>
+          </w:tcPr>
+          <w:p>
+            <w:pPr>
+              <w:spacing w:before="0" w:after="0" w:line="360" w:lineRule="auto"/>
+              <w:ind w:firstLine="0" w:firstLineChars="0"/>
+              <w:jc w:val="left"/>
+            </w:pPr>
+            <w:r>
+              <w:rPr>
+                <w:rFonts w:ascii="Times New Roman" w:hAnsi="Times New Roman" w:eastAsia="宋体"/>
+                <w:color w:val="000000"/>
+                <w:sz w:val="21"/>
+                <w:szCs w:val="21"/>
+              </w:rPr>
+              <w:t xml:space="preserve">电子邮箱</w:t>
+            </w:r>
+          </w:p>
+        </w:tc>
+        <w:tc>
+          <w:tcPr>
+            <w:tcW w:w="1665" w:type="dxa"/>
+            <w:gridSpan w:val="3"/>
+            <w:vAlign w:val="center"/>
+          </w:tcPr>
+          <w:p>
+            <w:pPr>
+              <w:spacing w:before="0" w:after="0" w:line="360" w:lineRule="auto"/>
+              <w:ind w:firstLine="0" w:firstLineChars="0"/>
+              <w:jc w:val="left"/>
+            </w:pPr>
+            <w:r>
+              <w:rPr>
+                <w:rFonts w:ascii="Times New Roman" w:hAnsi="Times New Roman" w:eastAsia="宋体"/>
+                <w:color w:val="000000"/>
+                <w:sz w:val="16"/>
+                <w:szCs w:val="16"/>
+              </w:rPr>
+              <w:t xml:space="preserve">2024691791@qq.com</w:t>
+            </w:r>
+          </w:p>
+        </w:tc>
+      </w:tr>
+    </w:tbl>
+    <w:p>
+      <w:pPr>
+        <w:pageBreakBefore/>
+        <w:spacing w:before="0" w:after="120"/>
+        <w:ind w:firstLine="0" w:firstLineChars="0"/>
+        <w:jc w:val="right"/>
+      </w:pPr>
+      <w:r>
+        <w:rPr>
+          <w:rFonts w:ascii="Times New Roman" w:hAnsi="Times New Roman" w:eastAsia="宋体"/>
+          <w:b/>
+          <w:bCs/>
+          <w:color w:val="000000"/>
+          <w:sz w:val="21"/>
+          <w:szCs w:val="21"/>
+        </w:rPr>
+        <w:t>作 者 信 息 表</w:t>
+      </w:r>
+      <w:r>
+        <w:rPr>
+          <w:rFonts w:ascii="Times New Roman" w:hAnsi="Times New Roman" w:eastAsia="宋体"/>
+          <w:color w:val="000000"/>
+          <w:sz w:val="21"/>
+          <w:szCs w:val="21"/>
+        </w:rPr>
+        <w:t>（建“作者档案”用）</w:t>
+      </w:r>
+    </w:p>
+    <w:tbl>
+      <w:tblPr>
+        <w:tblW w:w="8306" w:type="dxa"/>
+        <w:jc w:val="center"/>
+        <w:tblBorders>
+          <w:top w:val="single" w:sz="8" w:space="0" w:color="000000"/>
+          <w:left w:val="single" w:sz="8" w:space="0" w:color="000000"/>
+          <w:bottom w:val="single" w:sz="8" w:space="0" w:color="000000"/>
+          <w:right w:val="single" w:sz="8" w:space="0" w:color="000000"/>
+          <w:insideH w:val="single" w:sz="8" w:space="0" w:color="000000"/>
+          <w:insideV w:val="single" w:sz="8" w:space="0" w:color="000000"/>
+        </w:tblBorders>
+        <w:tblLayout w:type="fixed"/>
+        <w:tblCellMar>
+          <w:left w:w="60" w:type="dxa"/>
+          <w:right w:w="60" w:type="dxa"/>
+        </w:tblCellMar>
+        <w:tblLook w:val="0000"/>
+      </w:tblPr>
+      <w:tblGrid>
+        <w:gridCol w:w="1047"/>
+        <w:gridCol w:w="1493"/>
+        <w:gridCol w:w="795"/>
+        <w:gridCol w:w="233"/>
+        <w:gridCol w:w="640"/>
+        <w:gridCol w:w="165"/>
+        <w:gridCol w:w="882"/>
+        <w:gridCol w:w="368"/>
+        <w:gridCol w:w="853"/>
+        <w:gridCol w:w="165"/>
+        <w:gridCol w:w="630"/>
+        <w:gridCol w:w="194"/>
+        <w:gridCol w:w="841"/>
+      </w:tblGrid>
+      <w:tr>
+        <w:trPr>
+          <w:trHeight w:val="600" w:hRule="atLeast"/>
+          <w:cantSplit/>
+        </w:trPr>
+        <w:tc>
+          <w:tcPr>
+            <w:tcW w:w="1047" w:type="dxa"/>
+            <w:vAlign w:val="center"/>
+          </w:tcPr>
+          <w:p>
+            <w:pPr>
+              <w:spacing w:before="0" w:after="0" w:line="360" w:lineRule="auto"/>
+              <w:ind w:firstLine="0" w:firstLineChars="0"/>
+              <w:jc w:val="left"/>
+            </w:pPr>
+            <w:r>
+              <w:rPr>
+                <w:rFonts w:ascii="Times New Roman" w:hAnsi="Times New Roman" w:eastAsia="宋体"/>
+                <w:color w:val="000000"/>
+                <w:sz w:val="21"/>
+                <w:szCs w:val="21"/>
+              </w:rPr>
+              <w:t xml:space="preserve">作者姓名</w:t>
+            </w:r>
+          </w:p>
+        </w:tc>
+        <w:tc>
+          <w:tcPr>
+            <w:tcW w:w="1493" w:type="dxa"/>
+            <w:vAlign w:val="center"/>
+          </w:tcPr>
+          <w:p>
+            <w:pPr>
+              <w:spacing w:before="0" w:after="0" w:line="360" w:lineRule="auto"/>
+              <w:ind w:firstLine="0" w:firstLineChars="0"/>
+              <w:jc w:val="left"/>
+            </w:pPr>
+            <w:r>
+              <w:rPr>
+                <w:rFonts w:ascii="Times New Roman" w:hAnsi="Times New Roman" w:eastAsia="宋体"/>
+                <w:color w:val="000000"/>
+                <w:sz w:val="21"/>
+                <w:szCs w:val="21"/>
+              </w:rPr>
+              <w:t xml:space="preserve">王展鹏</w:t>
+            </w:r>
+          </w:p>
+        </w:tc>
+        <w:tc>
+          <w:tcPr>
+            <w:tcW w:w="795" w:type="dxa"/>
+            <w:vAlign w:val="center"/>
+          </w:tcPr>
+          <w:p>
+            <w:pPr>
+              <w:spacing w:before="0" w:after="0" w:line="360" w:lineRule="auto"/>
+              <w:ind w:firstLine="0" w:firstLineChars="0"/>
+              <w:jc w:val="left"/>
+            </w:pPr>
+            <w:r>
+              <w:rPr>
+                <w:rFonts w:ascii="Times New Roman" w:hAnsi="Times New Roman" w:eastAsia="宋体"/>
+                <w:color w:val="000000"/>
+                <w:sz w:val="21"/>
+                <w:szCs w:val="21"/>
+              </w:rPr>
+              <w:t xml:space="preserve">性别</w:t>
+            </w:r>
+          </w:p>
+        </w:tc>
+        <w:tc>
+          <w:tcPr>
+            <w:tcW w:w="873" w:type="dxa"/>
+            <w:gridSpan w:val="2"/>
+            <w:vAlign w:val="center"/>
+          </w:tcPr>
+          <w:p>
+            <w:pPr>
+              <w:spacing w:before="0" w:after="0" w:line="360" w:lineRule="auto"/>
+              <w:ind w:firstLine="0" w:firstLineChars="0"/>
+              <w:jc w:val="left"/>
+            </w:pPr>
+          </w:p>
+        </w:tc>
+        <w:tc>
+          <w:tcPr>
+            <w:tcW w:w="1047" w:type="dxa"/>
+            <w:gridSpan w:val="2"/>
+            <w:vAlign w:val="center"/>
+          </w:tcPr>
+          <w:p>
+            <w:pPr>
+              <w:spacing w:before="0" w:after="0" w:line="360" w:lineRule="auto"/>
+              <w:ind w:firstLine="0" w:firstLineChars="0"/>
+              <w:jc w:val="left"/>
+            </w:pPr>
+            <w:r>
+              <w:rPr>
+                <w:rFonts w:ascii="Times New Roman" w:hAnsi="Times New Roman" w:eastAsia="宋体"/>
+                <w:color w:val="000000"/>
+                <w:sz w:val="21"/>
+                <w:szCs w:val="21"/>
+              </w:rPr>
+              <w:t xml:space="preserve">出生年月</w:t>
+            </w:r>
+          </w:p>
+        </w:tc>
+        <w:tc>
+          <w:tcPr>
+            <w:tcW w:w="1221" w:type="dxa"/>
+            <w:gridSpan w:val="2"/>
+            <w:vAlign w:val="center"/>
+          </w:tcPr>
+          <w:p>
+            <w:pPr>
+              <w:spacing w:before="0" w:after="0" w:line="360" w:lineRule="auto"/>
+              <w:ind w:firstLine="0" w:firstLineChars="0"/>
+              <w:jc w:val="left"/>
+            </w:pPr>
+          </w:p>
+        </w:tc>
+        <w:tc>
+          <w:tcPr>
+            <w:tcW w:w="795" w:type="dxa"/>
+            <w:gridSpan w:val="2"/>
+            <w:vAlign w:val="center"/>
+          </w:tcPr>
+          <w:p>
+            <w:pPr>
+              <w:spacing w:before="0" w:after="0" w:line="360" w:lineRule="auto"/>
+              <w:ind w:firstLine="0" w:firstLineChars="0"/>
+              <w:jc w:val="left"/>
+            </w:pPr>
+            <w:r>
+              <w:rPr>
+                <w:rFonts w:ascii="Times New Roman" w:hAnsi="Times New Roman" w:eastAsia="宋体"/>
+                <w:color w:val="000000"/>
+                <w:sz w:val="21"/>
+                <w:szCs w:val="21"/>
+              </w:rPr>
+              <w:t xml:space="preserve">籍贯</w:t>
+            </w:r>
+          </w:p>
+        </w:tc>
+        <w:tc>
+          <w:tcPr>
+            <w:tcW w:w="1035" w:type="dxa"/>
+            <w:gridSpan w:val="2"/>
+            <w:vAlign w:val="center"/>
+          </w:tcPr>
+          <w:p>
+            <w:pPr>
+              <w:spacing w:before="0" w:after="0" w:line="360" w:lineRule="auto"/>
+              <w:ind w:firstLine="0" w:firstLineChars="0"/>
+              <w:jc w:val="left"/>
+            </w:pPr>
+          </w:p>
+        </w:tc>
+      </w:tr>
+      <w:tr>
+        <w:trPr>
+          <w:trHeight w:val="600" w:hRule="atLeast"/>
+          <w:cantSplit/>
+        </w:trPr>
+        <w:tc>
+          <w:tcPr>
+            <w:tcW w:w="1047" w:type="dxa"/>
+            <w:vAlign w:val="center"/>
+          </w:tcPr>
+          <w:p>
+            <w:pPr>
+              <w:spacing w:before="0" w:after="0" w:line="360" w:lineRule="auto"/>
+              <w:ind w:firstLine="0" w:firstLineChars="0"/>
+              <w:jc w:val="left"/>
+            </w:pPr>
+            <w:r>
+              <w:rPr>
+                <w:rFonts w:ascii="Times New Roman" w:hAnsi="Times New Roman" w:eastAsia="宋体"/>
+                <w:color w:val="000000"/>
+                <w:sz w:val="21"/>
+                <w:szCs w:val="21"/>
+              </w:rPr>
+              <w:t xml:space="preserve">毕业院校</w:t>
+            </w:r>
+          </w:p>
+        </w:tc>
+        <w:tc>
+          <w:tcPr>
+            <w:tcW w:w="3161" w:type="dxa"/>
+            <w:gridSpan w:val="4"/>
+            <w:vAlign w:val="center"/>
+          </w:tcPr>
+          <w:p>
+            <w:pPr>
+              <w:spacing w:before="0" w:after="0" w:line="360" w:lineRule="auto"/>
+              <w:ind w:firstLine="0" w:firstLineChars="0"/>
+              <w:jc w:val="left"/>
+            </w:pPr>
+          </w:p>
+        </w:tc>
+        <w:tc>
+          <w:tcPr>
+            <w:tcW w:w="1047" w:type="dxa"/>
+            <w:gridSpan w:val="2"/>
+            <w:vAlign w:val="center"/>
+          </w:tcPr>
+          <w:p>
+            <w:pPr>
+              <w:spacing w:before="0" w:after="0" w:line="360" w:lineRule="auto"/>
+              <w:ind w:firstLine="0" w:firstLineChars="0"/>
+              <w:jc w:val="left"/>
+            </w:pPr>
+            <w:r>
+              <w:rPr>
+                <w:rFonts w:ascii="Times New Roman" w:hAnsi="Times New Roman" w:eastAsia="宋体"/>
+                <w:color w:val="000000"/>
+                <w:sz w:val="21"/>
+                <w:szCs w:val="21"/>
+              </w:rPr>
+              <w:t xml:space="preserve">已获学位</w:t>
+            </w:r>
+          </w:p>
+        </w:tc>
+        <w:tc>
+          <w:tcPr>
+            <w:tcW w:w="1221" w:type="dxa"/>
+            <w:gridSpan w:val="2"/>
+            <w:vAlign w:val="center"/>
+          </w:tcPr>
+          <w:p>
+            <w:pPr>
+              <w:spacing w:before="0" w:after="0" w:line="360" w:lineRule="auto"/>
+              <w:ind w:firstLine="0" w:firstLineChars="0"/>
+              <w:jc w:val="left"/>
+            </w:pPr>
+          </w:p>
+        </w:tc>
+        <w:tc>
+          <w:tcPr>
+            <w:tcW w:w="795" w:type="dxa"/>
+            <w:gridSpan w:val="2"/>
+            <w:vAlign w:val="center"/>
+          </w:tcPr>
+          <w:p>
+            <w:pPr>
+              <w:spacing w:before="0" w:after="0" w:line="360" w:lineRule="auto"/>
+              <w:ind w:firstLine="0" w:firstLineChars="0"/>
+              <w:jc w:val="left"/>
+            </w:pPr>
+            <w:r>
+              <w:rPr>
+                <w:rFonts w:ascii="Times New Roman" w:hAnsi="Times New Roman" w:eastAsia="宋体"/>
+                <w:color w:val="000000"/>
+                <w:sz w:val="21"/>
+                <w:szCs w:val="21"/>
+              </w:rPr>
+              <w:t xml:space="preserve">专业</w:t>
+            </w:r>
+          </w:p>
+        </w:tc>
+        <w:tc>
+          <w:tcPr>
+            <w:tcW w:w="1035" w:type="dxa"/>
+            <w:gridSpan w:val="2"/>
+            <w:vAlign w:val="center"/>
+          </w:tcPr>
+          <w:p>
+            <w:pPr>
+              <w:spacing w:before="0" w:after="0" w:line="360" w:lineRule="auto"/>
+              <w:ind w:firstLine="0" w:firstLineChars="0"/>
+              <w:jc w:val="left"/>
+            </w:pPr>
+          </w:p>
+        </w:tc>
+      </w:tr>
+      <w:tr>
+        <w:trPr>
+          <w:trHeight w:val="600" w:hRule="atLeast"/>
+          <w:cantSplit/>
+        </w:trPr>
+        <w:tc>
+          <w:tcPr>
+            <w:tcW w:w="1047" w:type="dxa"/>
+            <w:vAlign w:val="center"/>
+          </w:tcPr>
+          <w:p>
+            <w:pPr>
+              <w:spacing w:before="0" w:after="0" w:line="360" w:lineRule="auto"/>
+              <w:ind w:firstLine="0" w:firstLineChars="0"/>
+              <w:jc w:val="left"/>
+            </w:pPr>
+            <w:r>
+              <w:rPr>
+                <w:rFonts w:ascii="Times New Roman" w:hAnsi="Times New Roman" w:eastAsia="宋体"/>
+                <w:color w:val="000000"/>
+                <w:sz w:val="21"/>
+                <w:szCs w:val="21"/>
+              </w:rPr>
+              <w:t xml:space="preserve">在读院校</w:t>
+            </w:r>
+          </w:p>
+        </w:tc>
+        <w:tc>
+          <w:tcPr>
+            <w:tcW w:w="3161" w:type="dxa"/>
+            <w:gridSpan w:val="4"/>
+            <w:vAlign w:val="center"/>
+          </w:tcPr>
+          <w:p>
+            <w:pPr>
+              <w:spacing w:before="0" w:after="0" w:line="360" w:lineRule="auto"/>
+              <w:ind w:firstLine="0" w:firstLineChars="0"/>
+              <w:jc w:val="left"/>
+            </w:pPr>
+            <w:r>
+              <w:rPr>
+                <w:rFonts w:ascii="Times New Roman" w:hAnsi="Times New Roman" w:eastAsia="宋体"/>
+                <w:color w:val="000000"/>
+                <w:sz w:val="21"/>
+                <w:szCs w:val="21"/>
+              </w:rPr>
+              <w:t xml:space="preserve">西藏大学</w:t>
+            </w:r>
+          </w:p>
+        </w:tc>
+        <w:tc>
+          <w:tcPr>
+            <w:tcW w:w="1047" w:type="dxa"/>
+            <w:gridSpan w:val="2"/>
+            <w:vAlign w:val="center"/>
+          </w:tcPr>
+          <w:p>
+            <w:pPr>
+              <w:spacing w:before="0" w:after="0" w:line="360" w:lineRule="auto"/>
+              <w:ind w:firstLine="0" w:firstLineChars="0"/>
+              <w:jc w:val="left"/>
+            </w:pPr>
+            <w:r>
+              <w:rPr>
+                <w:rFonts w:ascii="Times New Roman" w:hAnsi="Times New Roman" w:eastAsia="宋体"/>
+                <w:color w:val="000000"/>
+                <w:sz w:val="21"/>
+                <w:szCs w:val="21"/>
+              </w:rPr>
+              <w:t xml:space="preserve">在读学位</w:t>
+            </w:r>
+          </w:p>
+        </w:tc>
+        <w:tc>
+          <w:tcPr>
+            <w:tcW w:w="1221" w:type="dxa"/>
+            <w:gridSpan w:val="2"/>
+            <w:vAlign w:val="center"/>
+          </w:tcPr>
+          <w:p>
+            <w:pPr>
+              <w:spacing w:before="0" w:after="0" w:line="360" w:lineRule="auto"/>
+              <w:ind w:firstLine="0" w:firstLineChars="0"/>
+              <w:jc w:val="left"/>
+            </w:pPr>
+            <w:r>
+              <w:rPr>
+                <w:rFonts w:ascii="Times New Roman" w:hAnsi="Times New Roman" w:eastAsia="宋体"/>
+                <w:color w:val="000000"/>
+                <w:sz w:val="21"/>
+                <w:szCs w:val="21"/>
+              </w:rPr>
+              <w:t xml:space="preserve">硕士</w:t>
+            </w:r>
+          </w:p>
+        </w:tc>
+        <w:tc>
+          <w:tcPr>
+            <w:tcW w:w="795" w:type="dxa"/>
+            <w:gridSpan w:val="2"/>
+            <w:vAlign w:val="center"/>
+          </w:tcPr>
+          <w:p>
+            <w:pPr>
+              <w:spacing w:before="0" w:after="0" w:line="360" w:lineRule="auto"/>
+              <w:ind w:firstLine="0" w:firstLineChars="0"/>
+              <w:jc w:val="left"/>
+            </w:pPr>
+            <w:r>
+              <w:rPr>
+                <w:rFonts w:ascii="Times New Roman" w:hAnsi="Times New Roman" w:eastAsia="宋体"/>
+                <w:color w:val="000000"/>
+                <w:sz w:val="21"/>
+                <w:szCs w:val="21"/>
+              </w:rPr>
+              <w:t xml:space="preserve">专业</w:t>
+            </w:r>
+          </w:p>
+        </w:tc>
+        <w:tc>
+          <w:tcPr>
+            <w:tcW w:w="1035" w:type="dxa"/>
+            <w:gridSpan w:val="2"/>
+            <w:vAlign w:val="center"/>
+          </w:tcPr>
+          <w:p>
+            <w:pPr>
+              <w:spacing w:before="0" w:after="0" w:line="360" w:lineRule="auto"/>
+              <w:ind w:firstLine="0" w:firstLineChars="0"/>
+              <w:jc w:val="left"/>
+            </w:pPr>
+          </w:p>
+        </w:tc>
+      </w:tr>
+      <w:tr>
+        <w:trPr>
+          <w:trHeight w:val="600" w:hRule="atLeast"/>
+          <w:cantSplit/>
+        </w:trPr>
+        <w:tc>
+          <w:tcPr>
+            <w:tcW w:w="1047" w:type="dxa"/>
+            <w:vAlign w:val="center"/>
+          </w:tcPr>
+          <w:p>
+            <w:pPr>
+              <w:spacing w:before="0" w:after="0" w:line="360" w:lineRule="auto"/>
+              <w:ind w:firstLine="0" w:firstLineChars="0"/>
+              <w:jc w:val="left"/>
+            </w:pPr>
+            <w:r>
+              <w:rPr>
+                <w:rFonts w:ascii="Times New Roman" w:hAnsi="Times New Roman" w:eastAsia="宋体"/>
+                <w:color w:val="000000"/>
+                <w:sz w:val="21"/>
+                <w:szCs w:val="21"/>
+              </w:rPr>
+              <w:t xml:space="preserve">工作单位</w:t>
+            </w:r>
+          </w:p>
+        </w:tc>
+        <w:tc>
+          <w:tcPr>
+            <w:tcW w:w="3161" w:type="dxa"/>
+            <w:gridSpan w:val="4"/>
+            <w:vAlign w:val="center"/>
+          </w:tcPr>
+          <w:p>
+            <w:pPr>
+              <w:spacing w:before="0" w:after="0" w:line="360" w:lineRule="auto"/>
+              <w:ind w:firstLine="0" w:firstLineChars="0"/>
+              <w:jc w:val="left"/>
+            </w:pPr>
+          </w:p>
+        </w:tc>
+        <w:tc>
+          <w:tcPr>
+            <w:tcW w:w="1047" w:type="dxa"/>
+            <w:gridSpan w:val="2"/>
+            <w:vAlign w:val="center"/>
+          </w:tcPr>
+          <w:p>
+            <w:pPr>
+              <w:spacing w:before="0" w:after="0" w:line="360" w:lineRule="auto"/>
+              <w:ind w:firstLine="0" w:firstLineChars="0"/>
+              <w:jc w:val="left"/>
+            </w:pPr>
+            <w:r>
+              <w:rPr>
+                <w:rFonts w:ascii="Times New Roman" w:hAnsi="Times New Roman" w:eastAsia="宋体"/>
+                <w:color w:val="000000"/>
+                <w:sz w:val="21"/>
+                <w:szCs w:val="21"/>
+              </w:rPr>
+              <w:t xml:space="preserve">研究方向</w:t>
+            </w:r>
+          </w:p>
+        </w:tc>
+        <w:tc>
+          <w:tcPr>
+            <w:tcW w:w="3051" w:type="dxa"/>
+            <w:gridSpan w:val="6"/>
+            <w:vAlign w:val="center"/>
+          </w:tcPr>
+          <w:p>
+            <w:pPr>
+              <w:spacing w:before="0" w:after="0" w:line="360" w:lineRule="auto"/>
+              <w:ind w:firstLine="0" w:firstLineChars="0"/>
+              <w:jc w:val="left"/>
+            </w:pPr>
+          </w:p>
+        </w:tc>
+      </w:tr>
+      <w:tr>
+        <w:trPr>
+          <w:trHeight w:val="600" w:hRule="atLeast"/>
+          <w:cantSplit/>
+        </w:trPr>
+        <w:tc>
+          <w:tcPr>
+            <w:tcW w:w="1047" w:type="dxa"/>
+            <w:vAlign w:val="center"/>
+          </w:tcPr>
+          <w:p>
+            <w:pPr>
+              <w:spacing w:before="0" w:after="0" w:line="360" w:lineRule="auto"/>
+              <w:ind w:firstLine="0" w:firstLineChars="0"/>
+              <w:jc w:val="left"/>
+            </w:pPr>
+            <w:r>
+              <w:rPr>
+                <w:rFonts w:ascii="Times New Roman" w:hAnsi="Times New Roman" w:eastAsia="宋体"/>
+                <w:color w:val="000000"/>
+                <w:sz w:val="21"/>
+                <w:szCs w:val="21"/>
+              </w:rPr>
+              <w:t xml:space="preserve">工作岗位</w:t>
+            </w:r>
+          </w:p>
+        </w:tc>
+        <w:tc>
+          <w:tcPr>
+            <w:tcW w:w="3161" w:type="dxa"/>
+            <w:gridSpan w:val="4"/>
+            <w:vAlign w:val="center"/>
+          </w:tcPr>
+          <w:p>
+            <w:pPr>
+              <w:spacing w:before="0" w:after="0" w:line="360" w:lineRule="auto"/>
+              <w:ind w:firstLine="0" w:firstLineChars="0"/>
+              <w:jc w:val="left"/>
+            </w:pPr>
+          </w:p>
+        </w:tc>
+        <w:tc>
+          <w:tcPr>
+            <w:tcW w:w="1047" w:type="dxa"/>
+            <w:gridSpan w:val="2"/>
+            <w:vAlign w:val="center"/>
+          </w:tcPr>
+          <w:p>
+            <w:pPr>
+              <w:spacing w:before="0" w:after="0" w:line="360" w:lineRule="auto"/>
+              <w:ind w:firstLine="0" w:firstLineChars="0"/>
+              <w:jc w:val="left"/>
+            </w:pPr>
+            <w:r>
+              <w:rPr>
+                <w:rFonts w:ascii="Times New Roman" w:hAnsi="Times New Roman" w:eastAsia="宋体"/>
+                <w:color w:val="000000"/>
+                <w:sz w:val="21"/>
+                <w:szCs w:val="21"/>
+              </w:rPr>
+              <w:t xml:space="preserve">技术职称</w:t>
+            </w:r>
+          </w:p>
+        </w:tc>
+        <w:tc>
+          <w:tcPr>
+            <w:tcW w:w="1221" w:type="dxa"/>
+            <w:gridSpan w:val="2"/>
+            <w:vAlign w:val="center"/>
+          </w:tcPr>
+          <w:p>
+            <w:pPr>
+              <w:spacing w:before="0" w:after="0" w:line="360" w:lineRule="auto"/>
+              <w:ind w:firstLine="0" w:firstLineChars="0"/>
+              <w:jc w:val="left"/>
+            </w:pPr>
+          </w:p>
+        </w:tc>
+        <w:tc>
+          <w:tcPr>
+            <w:tcW w:w="989" w:type="dxa"/>
+            <w:gridSpan w:val="3"/>
+            <w:vAlign w:val="center"/>
+          </w:tcPr>
+          <w:p>
+            <w:pPr>
+              <w:spacing w:before="0" w:after="0" w:line="360" w:lineRule="auto"/>
+              <w:ind w:firstLine="0" w:firstLineChars="0"/>
+              <w:jc w:val="left"/>
+            </w:pPr>
+            <w:r>
+              <w:rPr>
+                <w:rFonts w:ascii="Times New Roman" w:hAnsi="Times New Roman" w:eastAsia="宋体"/>
+                <w:color w:val="000000"/>
+                <w:sz w:val="21"/>
+                <w:szCs w:val="21"/>
+              </w:rPr>
+              <w:t xml:space="preserve">是否博导</w:t>
+            </w:r>
+          </w:p>
+        </w:tc>
+        <w:tc>
+          <w:tcPr>
+            <w:tcW w:w="841" w:type="dxa"/>
+            <w:vAlign w:val="center"/>
+          </w:tcPr>
+          <w:p>
+            <w:pPr>
+              <w:spacing w:before="0" w:after="0" w:line="360" w:lineRule="auto"/>
+              <w:ind w:firstLine="0" w:firstLineChars="0"/>
+              <w:jc w:val="left"/>
+            </w:pPr>
+          </w:p>
+        </w:tc>
+      </w:tr>
+      <w:tr>
+        <w:trPr>
+          <w:trHeight w:val="3200" w:hRule="atLeast"/>
+          <w:cantSplit/>
+        </w:trPr>
+        <w:tc>
+          <w:tcPr>
+            <w:tcW w:w="1047" w:type="dxa"/>
+            <w:vAlign w:val="center"/>
+          </w:tcPr>
+          <w:p>
+            <w:pPr>
+              <w:spacing w:before="0" w:after="0" w:line="360" w:lineRule="auto"/>
+              <w:ind w:firstLine="0" w:firstLineChars="0"/>
+              <w:jc w:val="left"/>
+            </w:pPr>
+            <w:r>
+              <w:rPr>
+                <w:rFonts w:ascii="Times New Roman" w:hAnsi="Times New Roman" w:eastAsia="宋体"/>
+                <w:color w:val="000000"/>
+                <w:sz w:val="21"/>
+                <w:szCs w:val="21"/>
+              </w:rPr>
+              <w:t xml:space="preserve">近五年在财会月刊发论文后被引用的具体情况</w:t>
+            </w:r>
+          </w:p>
+        </w:tc>
+        <w:tc>
+          <w:tcPr>
+            <w:tcW w:w="7259" w:type="dxa"/>
+            <w:gridSpan w:val="12"/>
+            <w:vAlign w:val="bottom"/>
+          </w:tcPr>
+          <w:p>
+            <w:pPr>
+              <w:spacing w:before="0" w:after="0" w:line="360" w:lineRule="auto"/>
+              <w:ind w:firstLine="0" w:firstLineChars="0"/>
+              <w:jc w:val="left"/>
+            </w:pPr>
+          </w:p>
+          <w:p>
+            <w:pPr>
+              <w:spacing w:before="0" w:after="0" w:line="360" w:lineRule="auto"/>
+              <w:ind w:firstLine="0" w:firstLineChars="0"/>
+              <w:jc w:val="left"/>
+            </w:pPr>
+            <w:r>
+              <w:rPr>
+                <w:rFonts w:ascii="Times New Roman" w:hAnsi="Times New Roman" w:eastAsia="宋体"/>
+                <w:color w:val="000000"/>
+                <w:sz w:val="18"/>
+                <w:szCs w:val="18"/>
+              </w:rPr>
+              <w:t xml:space="preserve">（请每篇文章分别注明被C刊、核心期刊、普刊、博士论文、硕士论文等的引用数据）</w:t>
+            </w:r>
+          </w:p>
+        </w:tc>
+      </w:tr>
+      <w:tr>
+        <w:trPr>
+          <w:trHeight w:val="3000" w:hRule="atLeast"/>
+          <w:cantSplit/>
+        </w:trPr>
+        <w:tc>
+          <w:tcPr>
+            <w:tcW w:w="1047" w:type="dxa"/>
+            <w:vAlign w:val="center"/>
+          </w:tcPr>
+          <w:p>
+            <w:pPr>
+              <w:spacing w:before="0" w:after="0" w:line="360" w:lineRule="auto"/>
+              <w:ind w:firstLine="0" w:firstLineChars="0"/>
+              <w:jc w:val="left"/>
+            </w:pPr>
+            <w:r>
+              <w:rPr>
+                <w:rFonts w:ascii="Times New Roman" w:hAnsi="Times New Roman" w:eastAsia="宋体"/>
+                <w:color w:val="000000"/>
+                <w:sz w:val="21"/>
+                <w:szCs w:val="21"/>
+              </w:rPr>
+              <w:t xml:space="preserve">近五年在其它刊物发论文的题目、刊名和期数</w:t>
+            </w:r>
+          </w:p>
+        </w:tc>
+        <w:tc>
+          <w:tcPr>
+            <w:tcW w:w="7259" w:type="dxa"/>
+            <w:gridSpan w:val="12"/>
+            <w:vAlign w:val="top"/>
+          </w:tcPr>
+          <w:p>
+            <w:pPr>
+              <w:spacing w:before="0" w:after="0" w:line="360" w:lineRule="auto"/>
+              <w:ind w:firstLine="0" w:firstLineChars="0"/>
+              <w:jc w:val="left"/>
+            </w:pPr>
+          </w:p>
+        </w:tc>
+      </w:tr>
+      <w:tr>
+        <w:trPr>
+          <w:trHeight w:val="600" w:hRule="atLeast"/>
+          <w:cantSplit/>
+        </w:trPr>
+        <w:tc>
+          <w:tcPr>
+            <w:tcW w:w="1047" w:type="dxa"/>
+            <w:vAlign w:val="center"/>
+          </w:tcPr>
+          <w:p>
+            <w:pPr>
+              <w:spacing w:before="0" w:after="0" w:line="360" w:lineRule="auto"/>
+              <w:ind w:firstLine="0" w:firstLineChars="0"/>
+              <w:jc w:val="left"/>
+            </w:pPr>
+            <w:r>
+              <w:rPr>
+                <w:rFonts w:ascii="Times New Roman" w:hAnsi="Times New Roman" w:eastAsia="宋体"/>
+                <w:color w:val="000000"/>
+                <w:sz w:val="21"/>
+                <w:szCs w:val="21"/>
+              </w:rPr>
+              <w:t xml:space="preserve">通讯地址</w:t>
+            </w:r>
+          </w:p>
+        </w:tc>
+        <w:tc>
+          <w:tcPr>
+            <w:tcW w:w="4576" w:type="dxa"/>
+            <w:gridSpan w:val="7"/>
+            <w:vAlign w:val="center"/>
+          </w:tcPr>
+          <w:p>
+            <w:pPr>
+              <w:spacing w:before="0" w:after="0" w:line="360" w:lineRule="auto"/>
+              <w:ind w:firstLine="0" w:firstLineChars="0"/>
+              <w:jc w:val="left"/>
+            </w:pPr>
+            <w:r>
+              <w:rPr>
+                <w:rFonts w:ascii="Times New Roman" w:hAnsi="Times New Roman" w:eastAsia="宋体"/>
+                <w:color w:val="000000"/>
+                <w:sz w:val="21"/>
+                <w:szCs w:val="21"/>
+              </w:rPr>
+              <w:t xml:space="preserve">西藏自治区拉萨市西藏大学</w:t>
+            </w:r>
+          </w:p>
+        </w:tc>
+        <w:tc>
+          <w:tcPr>
+            <w:tcW w:w="1018" w:type="dxa"/>
+            <w:gridSpan w:val="2"/>
+            <w:vAlign w:val="center"/>
+          </w:tcPr>
+          <w:p>
+            <w:pPr>
+              <w:spacing w:before="0" w:after="0" w:line="360" w:lineRule="auto"/>
+              <w:ind w:firstLine="0" w:firstLineChars="0"/>
+              <w:jc w:val="left"/>
+            </w:pPr>
+            <w:r>
+              <w:rPr>
+                <w:rFonts w:ascii="Times New Roman" w:hAnsi="Times New Roman" w:eastAsia="宋体"/>
+                <w:color w:val="000000"/>
+                <w:sz w:val="21"/>
+                <w:szCs w:val="21"/>
+              </w:rPr>
+              <w:t xml:space="preserve">邮政编码</w:t>
+            </w:r>
+          </w:p>
+        </w:tc>
+        <w:tc>
+          <w:tcPr>
+            <w:tcW w:w="1665" w:type="dxa"/>
+            <w:gridSpan w:val="3"/>
+            <w:vAlign w:val="center"/>
+          </w:tcPr>
+          <w:p>
+            <w:pPr>
+              <w:spacing w:before="0" w:after="0" w:line="360" w:lineRule="auto"/>
+              <w:ind w:firstLine="0" w:firstLineChars="0"/>
+              <w:jc w:val="left"/>
+            </w:pPr>
+            <w:r>
+              <w:rPr>
+                <w:rFonts w:ascii="Times New Roman" w:hAnsi="Times New Roman" w:eastAsia="宋体"/>
+                <w:color w:val="000000"/>
+                <w:sz w:val="21"/>
+                <w:szCs w:val="21"/>
+              </w:rPr>
+              <w:t xml:space="preserve">850000</w:t>
+            </w:r>
+          </w:p>
+        </w:tc>
+      </w:tr>
+      <w:tr>
+        <w:trPr>
+          <w:trHeight w:val="600" w:hRule="atLeast"/>
+          <w:cantSplit/>
+        </w:trPr>
+        <w:tc>
+          <w:tcPr>
+            <w:tcW w:w="1047" w:type="dxa"/>
+            <w:vAlign w:val="center"/>
+          </w:tcPr>
+          <w:p>
+            <w:pPr>
+              <w:spacing w:before="0" w:after="0" w:line="360" w:lineRule="auto"/>
+              <w:ind w:firstLine="0" w:firstLineChars="0"/>
+              <w:jc w:val="left"/>
+            </w:pPr>
+            <w:r>
+              <w:rPr>
+                <w:rFonts w:ascii="Times New Roman" w:hAnsi="Times New Roman" w:eastAsia="宋体"/>
+                <w:color w:val="000000"/>
+                <w:sz w:val="21"/>
+                <w:szCs w:val="21"/>
+              </w:rPr>
+              <w:t xml:space="preserve">常用手机</w:t>
+            </w:r>
+          </w:p>
+        </w:tc>
+        <w:tc>
+          <w:tcPr>
+            <w:tcW w:w="2521" w:type="dxa"/>
+            <w:gridSpan w:val="3"/>
+            <w:vAlign w:val="center"/>
+          </w:tcPr>
+          <w:p>
+            <w:pPr>
+              <w:spacing w:before="0" w:after="0" w:line="360" w:lineRule="auto"/>
+              <w:ind w:firstLine="0" w:firstLineChars="0"/>
+              <w:jc w:val="left"/>
+            </w:pPr>
+            <w:r>
+              <w:rPr>
+                <w:rFonts w:ascii="Times New Roman" w:hAnsi="Times New Roman" w:eastAsia="宋体"/>
+                <w:color w:val="000000"/>
+                <w:sz w:val="21"/>
+                <w:szCs w:val="21"/>
+              </w:rPr>
+              <w:t xml:space="preserve">13831817655</w:t>
+            </w:r>
+          </w:p>
+        </w:tc>
+        <w:tc>
+          <w:tcPr>
+            <w:tcW w:w="805" w:type="dxa"/>
+            <w:gridSpan w:val="2"/>
+            <w:vAlign w:val="center"/>
+          </w:tcPr>
+          <w:p>
+            <w:pPr>
+              <w:spacing w:before="0" w:after="0" w:line="360" w:lineRule="auto"/>
+              <w:ind w:firstLine="0" w:firstLineChars="0"/>
+              <w:jc w:val="left"/>
+            </w:pPr>
+            <w:r>
+              <w:rPr>
+                <w:rFonts w:ascii="Times New Roman" w:hAnsi="Times New Roman" w:eastAsia="宋体"/>
+                <w:color w:val="000000"/>
+                <w:sz w:val="21"/>
+                <w:szCs w:val="21"/>
+              </w:rPr>
+              <w:t xml:space="preserve">电话</w:t>
+            </w:r>
+          </w:p>
+        </w:tc>
+        <w:tc>
+          <w:tcPr>
+            <w:tcW w:w="1250" w:type="dxa"/>
+            <w:gridSpan w:val="2"/>
+            <w:vAlign w:val="center"/>
+          </w:tcPr>
+          <w:p>
+            <w:pPr>
+              <w:spacing w:before="0" w:after="0" w:line="360" w:lineRule="auto"/>
+              <w:ind w:firstLine="0" w:firstLineChars="0"/>
+              <w:jc w:val="left"/>
+            </w:pPr>
+          </w:p>
+        </w:tc>
+        <w:tc>
+          <w:tcPr>
+            <w:tcW w:w="1018" w:type="dxa"/>
+            <w:gridSpan w:val="2"/>
+            <w:vAlign w:val="center"/>
+          </w:tcPr>
+          <w:p>
+            <w:pPr>
+              <w:spacing w:before="0" w:after="0" w:line="360" w:lineRule="auto"/>
+              <w:ind w:firstLine="0" w:firstLineChars="0"/>
+              <w:jc w:val="left"/>
+            </w:pPr>
+            <w:r>
+              <w:rPr>
+                <w:rFonts w:ascii="Times New Roman" w:hAnsi="Times New Roman" w:eastAsia="宋体"/>
+                <w:color w:val="000000"/>
+                <w:sz w:val="21"/>
+                <w:szCs w:val="21"/>
+              </w:rPr>
+              <w:t xml:space="preserve">电子邮箱</w:t>
+            </w:r>
+          </w:p>
+        </w:tc>
+        <w:tc>
+          <w:tcPr>
+            <w:tcW w:w="1665" w:type="dxa"/>
+            <w:gridSpan w:val="3"/>
+            <w:vAlign w:val="center"/>
+          </w:tcPr>
+          <w:p>
+            <w:pPr>
+              <w:spacing w:before="0" w:after="0" w:line="360" w:lineRule="auto"/>
+              <w:ind w:firstLine="0" w:firstLineChars="0"/>
+              <w:jc w:val="left"/>
+            </w:pPr>
+            <w:r>
+              <w:rPr>
+                <w:rFonts w:ascii="Times New Roman" w:hAnsi="Times New Roman" w:eastAsia="宋体"/>
+                <w:color w:val="000000"/>
+                <w:sz w:val="16"/>
+                <w:szCs w:val="16"/>
+              </w:rPr>
+              <w:t xml:space="preserve">3278055082@qq.com</w:t>
+            </w:r>
+          </w:p>
+        </w:tc>
+      </w:tr>
+    </w:tbl>
+    <w:p>
+      <w:pPr>
+        <w:pageBreakBefore/>
+        <w:spacing w:before="0" w:after="120"/>
+        <w:ind w:firstLine="0" w:firstLineChars="0"/>
+        <w:jc w:val="right"/>
+      </w:pPr>
+      <w:r>
+        <w:rPr>
+          <w:rFonts w:ascii="Times New Roman" w:hAnsi="Times New Roman" w:eastAsia="宋体"/>
+          <w:b/>
+          <w:bCs/>
+          <w:color w:val="000000"/>
+          <w:sz w:val="21"/>
+          <w:szCs w:val="21"/>
+        </w:rPr>
+        <w:t>作 者 信 息 表</w:t>
+      </w:r>
+      <w:r>
+        <w:rPr>
+          <w:rFonts w:ascii="Times New Roman" w:hAnsi="Times New Roman" w:eastAsia="宋体"/>
+          <w:color w:val="000000"/>
+          <w:sz w:val="21"/>
+          <w:szCs w:val="21"/>
+        </w:rPr>
+        <w:t>（建“作者档案”用）</w:t>
+      </w:r>
+    </w:p>
+    <w:tbl>
+      <w:tblPr>
+        <w:tblW w:w="8306" w:type="dxa"/>
+        <w:jc w:val="center"/>
+        <w:tblBorders>
+          <w:top w:val="single" w:sz="8" w:space="0" w:color="000000"/>
+          <w:left w:val="single" w:sz="8" w:space="0" w:color="000000"/>
+          <w:bottom w:val="single" w:sz="8" w:space="0" w:color="000000"/>
+          <w:right w:val="single" w:sz="8" w:space="0" w:color="000000"/>
+          <w:insideH w:val="single" w:sz="8" w:space="0" w:color="000000"/>
+          <w:insideV w:val="single" w:sz="8" w:space="0" w:color="000000"/>
+        </w:tblBorders>
+        <w:tblLayout w:type="fixed"/>
+        <w:tblCellMar>
+          <w:left w:w="60" w:type="dxa"/>
+          <w:right w:w="60" w:type="dxa"/>
+        </w:tblCellMar>
+        <w:tblLook w:val="0000"/>
+      </w:tblPr>
+      <w:tblGrid>
+        <w:gridCol w:w="1047"/>
+        <w:gridCol w:w="1493"/>
+        <w:gridCol w:w="795"/>
+        <w:gridCol w:w="233"/>
+        <w:gridCol w:w="640"/>
+        <w:gridCol w:w="165"/>
+        <w:gridCol w:w="882"/>
+        <w:gridCol w:w="368"/>
+        <w:gridCol w:w="853"/>
+        <w:gridCol w:w="165"/>
+        <w:gridCol w:w="630"/>
+        <w:gridCol w:w="194"/>
+        <w:gridCol w:w="841"/>
+      </w:tblGrid>
+      <w:tr>
+        <w:trPr>
+          <w:trHeight w:val="600" w:hRule="atLeast"/>
+          <w:cantSplit/>
+        </w:trPr>
+        <w:tc>
+          <w:tcPr>
+            <w:tcW w:w="1047" w:type="dxa"/>
+            <w:vAlign w:val="center"/>
+          </w:tcPr>
+          <w:p>
+            <w:pPr>
+              <w:spacing w:before="0" w:after="0" w:line="360" w:lineRule="auto"/>
+              <w:ind w:firstLine="0" w:firstLineChars="0"/>
+              <w:jc w:val="left"/>
+            </w:pPr>
+            <w:r>
+              <w:rPr>
+                <w:rFonts w:ascii="Times New Roman" w:hAnsi="Times New Roman" w:eastAsia="宋体"/>
+                <w:color w:val="000000"/>
+                <w:sz w:val="21"/>
+                <w:szCs w:val="21"/>
+              </w:rPr>
+              <w:t xml:space="preserve">作者姓名</w:t>
+            </w:r>
+          </w:p>
+        </w:tc>
+        <w:tc>
+          <w:tcPr>
+            <w:tcW w:w="1493" w:type="dxa"/>
+            <w:vAlign w:val="center"/>
+          </w:tcPr>
+          <w:p>
+            <w:pPr>
+              <w:spacing w:before="0" w:after="0" w:line="360" w:lineRule="auto"/>
+              <w:ind w:firstLine="0" w:firstLineChars="0"/>
+              <w:jc w:val="left"/>
+            </w:pPr>
+            <w:r>
+              <w:rPr>
+                <w:rFonts w:ascii="Times New Roman" w:hAnsi="Times New Roman" w:eastAsia="宋体"/>
+                <w:color w:val="000000"/>
+                <w:sz w:val="21"/>
+                <w:szCs w:val="21"/>
+              </w:rPr>
+              <w:t xml:space="preserve">庞洪伟</w:t>
+            </w:r>
+          </w:p>
+        </w:tc>
+        <w:tc>
+          <w:tcPr>
+            <w:tcW w:w="795" w:type="dxa"/>
+            <w:vAlign w:val="center"/>
+          </w:tcPr>
+          <w:p>
+            <w:pPr>
+              <w:spacing w:before="0" w:after="0" w:line="360" w:lineRule="auto"/>
+              <w:ind w:firstLine="0" w:firstLineChars="0"/>
+              <w:jc w:val="left"/>
+            </w:pPr>
+            <w:r>
+              <w:rPr>
+                <w:rFonts w:ascii="Times New Roman" w:hAnsi="Times New Roman" w:eastAsia="宋体"/>
+                <w:color w:val="000000"/>
+                <w:sz w:val="21"/>
+                <w:szCs w:val="21"/>
+              </w:rPr>
+              <w:t xml:space="preserve">性别</w:t>
+            </w:r>
+          </w:p>
+        </w:tc>
+        <w:tc>
+          <w:tcPr>
+            <w:tcW w:w="873" w:type="dxa"/>
+            <w:gridSpan w:val="2"/>
+            <w:vAlign w:val="center"/>
+          </w:tcPr>
+          <w:p>
+            <w:pPr>
+              <w:spacing w:before="0" w:after="0" w:line="360" w:lineRule="auto"/>
+              <w:ind w:firstLine="0" w:firstLineChars="0"/>
+              <w:jc w:val="left"/>
+            </w:pPr>
+          </w:p>
+        </w:tc>
+        <w:tc>
+          <w:tcPr>
+            <w:tcW w:w="1047" w:type="dxa"/>
+            <w:gridSpan w:val="2"/>
+            <w:vAlign w:val="center"/>
+          </w:tcPr>
+          <w:p>
+            <w:pPr>
+              <w:spacing w:before="0" w:after="0" w:line="360" w:lineRule="auto"/>
+              <w:ind w:firstLine="0" w:firstLineChars="0"/>
+              <w:jc w:val="left"/>
+            </w:pPr>
+            <w:r>
+              <w:rPr>
+                <w:rFonts w:ascii="Times New Roman" w:hAnsi="Times New Roman" w:eastAsia="宋体"/>
+                <w:color w:val="000000"/>
+                <w:sz w:val="21"/>
+                <w:szCs w:val="21"/>
+              </w:rPr>
+              <w:t xml:space="preserve">出生年月</w:t>
+            </w:r>
+          </w:p>
+        </w:tc>
+        <w:tc>
+          <w:tcPr>
+            <w:tcW w:w="1221" w:type="dxa"/>
+            <w:gridSpan w:val="2"/>
+            <w:vAlign w:val="center"/>
+          </w:tcPr>
+          <w:p>
+            <w:pPr>
+              <w:spacing w:before="0" w:after="0" w:line="360" w:lineRule="auto"/>
+              <w:ind w:firstLine="0" w:firstLineChars="0"/>
+              <w:jc w:val="left"/>
+            </w:pPr>
+          </w:p>
+        </w:tc>
+        <w:tc>
+          <w:tcPr>
+            <w:tcW w:w="795" w:type="dxa"/>
+            <w:gridSpan w:val="2"/>
+            <w:vAlign w:val="center"/>
+          </w:tcPr>
+          <w:p>
+            <w:pPr>
+              <w:spacing w:before="0" w:after="0" w:line="360" w:lineRule="auto"/>
+              <w:ind w:firstLine="0" w:firstLineChars="0"/>
+              <w:jc w:val="left"/>
+            </w:pPr>
+            <w:r>
+              <w:rPr>
+                <w:rFonts w:ascii="Times New Roman" w:hAnsi="Times New Roman" w:eastAsia="宋体"/>
+                <w:color w:val="000000"/>
+                <w:sz w:val="21"/>
+                <w:szCs w:val="21"/>
+              </w:rPr>
+              <w:t xml:space="preserve">籍贯</w:t>
+            </w:r>
+          </w:p>
+        </w:tc>
+        <w:tc>
+          <w:tcPr>
+            <w:tcW w:w="1035" w:type="dxa"/>
+            <w:gridSpan w:val="2"/>
+            <w:vAlign w:val="center"/>
+          </w:tcPr>
+          <w:p>
+            <w:pPr>
+              <w:spacing w:before="0" w:after="0" w:line="360" w:lineRule="auto"/>
+              <w:ind w:firstLine="0" w:firstLineChars="0"/>
+              <w:jc w:val="left"/>
+            </w:pPr>
+          </w:p>
+        </w:tc>
+      </w:tr>
+      <w:tr>
+        <w:trPr>
+          <w:trHeight w:val="600" w:hRule="atLeast"/>
+          <w:cantSplit/>
+        </w:trPr>
+        <w:tc>
+          <w:tcPr>
+            <w:tcW w:w="1047" w:type="dxa"/>
+            <w:vAlign w:val="center"/>
+          </w:tcPr>
+          <w:p>
+            <w:pPr>
+              <w:spacing w:before="0" w:after="0" w:line="360" w:lineRule="auto"/>
+              <w:ind w:firstLine="0" w:firstLineChars="0"/>
+              <w:jc w:val="left"/>
+            </w:pPr>
+            <w:r>
+              <w:rPr>
+                <w:rFonts w:ascii="Times New Roman" w:hAnsi="Times New Roman" w:eastAsia="宋体"/>
+                <w:color w:val="000000"/>
+                <w:sz w:val="21"/>
+                <w:szCs w:val="21"/>
+              </w:rPr>
+              <w:t xml:space="preserve">毕业院校</w:t>
+            </w:r>
+          </w:p>
+        </w:tc>
+        <w:tc>
+          <w:tcPr>
+            <w:tcW w:w="3161" w:type="dxa"/>
+            <w:gridSpan w:val="4"/>
+            <w:vAlign w:val="center"/>
+          </w:tcPr>
+          <w:p>
+            <w:pPr>
+              <w:spacing w:before="0" w:after="0" w:line="360" w:lineRule="auto"/>
+              <w:ind w:firstLine="0" w:firstLineChars="0"/>
+              <w:jc w:val="left"/>
+            </w:pPr>
+          </w:p>
+        </w:tc>
+        <w:tc>
+          <w:tcPr>
+            <w:tcW w:w="1047" w:type="dxa"/>
+            <w:gridSpan w:val="2"/>
+            <w:vAlign w:val="center"/>
+          </w:tcPr>
+          <w:p>
+            <w:pPr>
+              <w:spacing w:before="0" w:after="0" w:line="360" w:lineRule="auto"/>
+              <w:ind w:firstLine="0" w:firstLineChars="0"/>
+              <w:jc w:val="left"/>
+            </w:pPr>
+            <w:r>
+              <w:rPr>
+                <w:rFonts w:ascii="Times New Roman" w:hAnsi="Times New Roman" w:eastAsia="宋体"/>
+                <w:color w:val="000000"/>
+                <w:sz w:val="21"/>
+                <w:szCs w:val="21"/>
+              </w:rPr>
+              <w:t xml:space="preserve">已获学位</w:t>
+            </w:r>
+          </w:p>
+        </w:tc>
+        <w:tc>
+          <w:tcPr>
+            <w:tcW w:w="1221" w:type="dxa"/>
+            <w:gridSpan w:val="2"/>
+            <w:vAlign w:val="center"/>
+          </w:tcPr>
+          <w:p>
+            <w:pPr>
+              <w:spacing w:before="0" w:after="0" w:line="360" w:lineRule="auto"/>
+              <w:ind w:firstLine="0" w:firstLineChars="0"/>
+              <w:jc w:val="left"/>
+            </w:pPr>
+          </w:p>
+        </w:tc>
+        <w:tc>
+          <w:tcPr>
+            <w:tcW w:w="795" w:type="dxa"/>
+            <w:gridSpan w:val="2"/>
+            <w:vAlign w:val="center"/>
+          </w:tcPr>
+          <w:p>
+            <w:pPr>
+              <w:spacing w:before="0" w:after="0" w:line="360" w:lineRule="auto"/>
+              <w:ind w:firstLine="0" w:firstLineChars="0"/>
+              <w:jc w:val="left"/>
+            </w:pPr>
+            <w:r>
+              <w:rPr>
+                <w:rFonts w:ascii="Times New Roman" w:hAnsi="Times New Roman" w:eastAsia="宋体"/>
+                <w:color w:val="000000"/>
+                <w:sz w:val="21"/>
+                <w:szCs w:val="21"/>
+              </w:rPr>
+              <w:t xml:space="preserve">专业</w:t>
+            </w:r>
+          </w:p>
+        </w:tc>
+        <w:tc>
+          <w:tcPr>
+            <w:tcW w:w="1035" w:type="dxa"/>
+            <w:gridSpan w:val="2"/>
+            <w:vAlign w:val="center"/>
+          </w:tcPr>
+          <w:p>
+            <w:pPr>
+              <w:spacing w:before="0" w:after="0" w:line="360" w:lineRule="auto"/>
+              <w:ind w:firstLine="0" w:firstLineChars="0"/>
+              <w:jc w:val="left"/>
+            </w:pPr>
+          </w:p>
+        </w:tc>
+      </w:tr>
+      <w:tr>
+        <w:trPr>
+          <w:trHeight w:val="600" w:hRule="atLeast"/>
+          <w:cantSplit/>
+        </w:trPr>
+        <w:tc>
+          <w:tcPr>
+            <w:tcW w:w="1047" w:type="dxa"/>
+            <w:vAlign w:val="center"/>
+          </w:tcPr>
+          <w:p>
+            <w:pPr>
+              <w:spacing w:before="0" w:after="0" w:line="360" w:lineRule="auto"/>
+              <w:ind w:firstLine="0" w:firstLineChars="0"/>
+              <w:jc w:val="left"/>
+            </w:pPr>
+            <w:r>
+              <w:rPr>
+                <w:rFonts w:ascii="Times New Roman" w:hAnsi="Times New Roman" w:eastAsia="宋体"/>
+                <w:color w:val="000000"/>
+                <w:sz w:val="21"/>
+                <w:szCs w:val="21"/>
+              </w:rPr>
+              <w:t xml:space="preserve">在读院校</w:t>
+            </w:r>
+          </w:p>
+        </w:tc>
+        <w:tc>
+          <w:tcPr>
+            <w:tcW w:w="3161" w:type="dxa"/>
+            <w:gridSpan w:val="4"/>
+            <w:vAlign w:val="center"/>
+          </w:tcPr>
+          <w:p>
+            <w:pPr>
+              <w:spacing w:before="0" w:after="0" w:line="360" w:lineRule="auto"/>
+              <w:ind w:firstLine="0" w:firstLineChars="0"/>
+              <w:jc w:val="left"/>
+            </w:pPr>
+          </w:p>
+        </w:tc>
+        <w:tc>
+          <w:tcPr>
+            <w:tcW w:w="1047" w:type="dxa"/>
+            <w:gridSpan w:val="2"/>
+            <w:vAlign w:val="center"/>
+          </w:tcPr>
+          <w:p>
+            <w:pPr>
+              <w:spacing w:before="0" w:after="0" w:line="360" w:lineRule="auto"/>
+              <w:ind w:firstLine="0" w:firstLineChars="0"/>
+              <w:jc w:val="left"/>
+            </w:pPr>
+            <w:r>
+              <w:rPr>
+                <w:rFonts w:ascii="Times New Roman" w:hAnsi="Times New Roman" w:eastAsia="宋体"/>
+                <w:color w:val="000000"/>
+                <w:sz w:val="21"/>
+                <w:szCs w:val="21"/>
+              </w:rPr>
+              <w:t xml:space="preserve">在读学位</w:t>
+            </w:r>
+          </w:p>
+        </w:tc>
+        <w:tc>
+          <w:tcPr>
+            <w:tcW w:w="1221" w:type="dxa"/>
+            <w:gridSpan w:val="2"/>
+            <w:vAlign w:val="center"/>
+          </w:tcPr>
+          <w:p>
+            <w:pPr>
+              <w:spacing w:before="0" w:after="0" w:line="360" w:lineRule="auto"/>
+              <w:ind w:firstLine="0" w:firstLineChars="0"/>
+              <w:jc w:val="left"/>
+            </w:pPr>
+          </w:p>
+        </w:tc>
+        <w:tc>
+          <w:tcPr>
+            <w:tcW w:w="795" w:type="dxa"/>
+            <w:gridSpan w:val="2"/>
+            <w:vAlign w:val="center"/>
+          </w:tcPr>
+          <w:p>
+            <w:pPr>
+              <w:spacing w:before="0" w:after="0" w:line="360" w:lineRule="auto"/>
+              <w:ind w:firstLine="0" w:firstLineChars="0"/>
+              <w:jc w:val="left"/>
+            </w:pPr>
+            <w:r>
+              <w:rPr>
+                <w:rFonts w:ascii="Times New Roman" w:hAnsi="Times New Roman" w:eastAsia="宋体"/>
+                <w:color w:val="000000"/>
+                <w:sz w:val="21"/>
+                <w:szCs w:val="21"/>
+              </w:rPr>
+              <w:t xml:space="preserve">专业</w:t>
+            </w:r>
+          </w:p>
+        </w:tc>
+        <w:tc>
+          <w:tcPr>
+            <w:tcW w:w="1035" w:type="dxa"/>
+            <w:gridSpan w:val="2"/>
+            <w:vAlign w:val="center"/>
+          </w:tcPr>
+          <w:p>
+            <w:pPr>
+              <w:spacing w:before="0" w:after="0" w:line="360" w:lineRule="auto"/>
+              <w:ind w:firstLine="0" w:firstLineChars="0"/>
+              <w:jc w:val="left"/>
+            </w:pPr>
+          </w:p>
+        </w:tc>
+      </w:tr>
+      <w:tr>
+        <w:trPr>
+          <w:trHeight w:val="600" w:hRule="atLeast"/>
+          <w:cantSplit/>
+        </w:trPr>
+        <w:tc>
+          <w:tcPr>
+            <w:tcW w:w="1047" w:type="dxa"/>
+            <w:vAlign w:val="center"/>
+          </w:tcPr>
+          <w:p>
+            <w:pPr>
+              <w:spacing w:before="0" w:after="0" w:line="360" w:lineRule="auto"/>
+              <w:ind w:firstLine="0" w:firstLineChars="0"/>
+              <w:jc w:val="left"/>
+            </w:pPr>
+            <w:r>
+              <w:rPr>
+                <w:rFonts w:ascii="Times New Roman" w:hAnsi="Times New Roman" w:eastAsia="宋体"/>
+                <w:color w:val="000000"/>
+                <w:sz w:val="21"/>
+                <w:szCs w:val="21"/>
+              </w:rPr>
+              <w:t xml:space="preserve">工作单位</w:t>
+            </w:r>
+          </w:p>
+        </w:tc>
+        <w:tc>
+          <w:tcPr>
+            <w:tcW w:w="3161" w:type="dxa"/>
+            <w:gridSpan w:val="4"/>
+            <w:vAlign w:val="center"/>
+          </w:tcPr>
+          <w:p>
+            <w:pPr>
+              <w:spacing w:before="0" w:after="0" w:line="360" w:lineRule="auto"/>
+              <w:ind w:firstLine="0" w:firstLineChars="0"/>
+              <w:jc w:val="left"/>
+            </w:pPr>
+            <w:r>
+              <w:rPr>
+                <w:rFonts w:ascii="Times New Roman" w:hAnsi="Times New Roman" w:eastAsia="宋体"/>
+                <w:color w:val="000000"/>
+                <w:sz w:val="21"/>
+                <w:szCs w:val="21"/>
+              </w:rPr>
+              <w:t xml:space="preserve">西藏大学经济与管理学院、中华民族共同体研究院</w:t>
+            </w:r>
+          </w:p>
+        </w:tc>
+        <w:tc>
+          <w:tcPr>
+            <w:tcW w:w="1047" w:type="dxa"/>
+            <w:gridSpan w:val="2"/>
+            <w:vAlign w:val="center"/>
+          </w:tcPr>
+          <w:p>
+            <w:pPr>
+              <w:spacing w:before="0" w:after="0" w:line="360" w:lineRule="auto"/>
+              <w:ind w:firstLine="0" w:firstLineChars="0"/>
+              <w:jc w:val="left"/>
+            </w:pPr>
+            <w:r>
+              <w:rPr>
+                <w:rFonts w:ascii="Times New Roman" w:hAnsi="Times New Roman" w:eastAsia="宋体"/>
+                <w:color w:val="000000"/>
+                <w:sz w:val="21"/>
+                <w:szCs w:val="21"/>
+              </w:rPr>
+              <w:t xml:space="preserve">研究方向</w:t>
+            </w:r>
+          </w:p>
+        </w:tc>
+        <w:tc>
+          <w:tcPr>
+            <w:tcW w:w="3051" w:type="dxa"/>
+            <w:gridSpan w:val="6"/>
+            <w:vAlign w:val="center"/>
+          </w:tcPr>
+          <w:p>
+            <w:pPr>
+              <w:spacing w:before="0" w:after="0" w:line="360" w:lineRule="auto"/>
+              <w:ind w:firstLine="0" w:firstLineChars="0"/>
+              <w:jc w:val="left"/>
+            </w:pPr>
+          </w:p>
+        </w:tc>
+      </w:tr>
+      <w:tr>
+        <w:trPr>
+          <w:trHeight w:val="600" w:hRule="atLeast"/>
+          <w:cantSplit/>
+        </w:trPr>
+        <w:tc>
+          <w:tcPr>
+            <w:tcW w:w="1047" w:type="dxa"/>
+            <w:vAlign w:val="center"/>
+          </w:tcPr>
+          <w:p>
+            <w:pPr>
+              <w:spacing w:before="0" w:after="0" w:line="360" w:lineRule="auto"/>
+              <w:ind w:firstLine="0" w:firstLineChars="0"/>
+              <w:jc w:val="left"/>
+            </w:pPr>
+            <w:r>
+              <w:rPr>
+                <w:rFonts w:ascii="Times New Roman" w:hAnsi="Times New Roman" w:eastAsia="宋体"/>
+                <w:color w:val="000000"/>
+                <w:sz w:val="21"/>
+                <w:szCs w:val="21"/>
+              </w:rPr>
+              <w:t xml:space="preserve">工作岗位</w:t>
+            </w:r>
+          </w:p>
+        </w:tc>
+        <w:tc>
+          <w:tcPr>
+            <w:tcW w:w="3161" w:type="dxa"/>
+            <w:gridSpan w:val="4"/>
+            <w:vAlign w:val="center"/>
+          </w:tcPr>
+          <w:p>
+            <w:pPr>
+              <w:spacing w:before="0" w:after="0" w:line="360" w:lineRule="auto"/>
+              <w:ind w:firstLine="0" w:firstLineChars="0"/>
+              <w:jc w:val="left"/>
+            </w:pPr>
+          </w:p>
+        </w:tc>
+        <w:tc>
+          <w:tcPr>
+            <w:tcW w:w="1047" w:type="dxa"/>
+            <w:gridSpan w:val="2"/>
+            <w:vAlign w:val="center"/>
+          </w:tcPr>
+          <w:p>
+            <w:pPr>
+              <w:spacing w:before="0" w:after="0" w:line="360" w:lineRule="auto"/>
+              <w:ind w:firstLine="0" w:firstLineChars="0"/>
+              <w:jc w:val="left"/>
+            </w:pPr>
+            <w:r>
+              <w:rPr>
+                <w:rFonts w:ascii="Times New Roman" w:hAnsi="Times New Roman" w:eastAsia="宋体"/>
+                <w:color w:val="000000"/>
+                <w:sz w:val="21"/>
+                <w:szCs w:val="21"/>
+              </w:rPr>
+              <w:t xml:space="preserve">技术职称</w:t>
+            </w:r>
+          </w:p>
+        </w:tc>
+        <w:tc>
+          <w:tcPr>
+            <w:tcW w:w="1221" w:type="dxa"/>
+            <w:gridSpan w:val="2"/>
+            <w:vAlign w:val="center"/>
+          </w:tcPr>
+          <w:p>
+            <w:pPr>
+              <w:spacing w:before="0" w:after="0" w:line="360" w:lineRule="auto"/>
+              <w:ind w:firstLine="0" w:firstLineChars="0"/>
+              <w:jc w:val="left"/>
+            </w:pPr>
+            <w:r>
+              <w:rPr>
+                <w:rFonts w:ascii="Times New Roman" w:hAnsi="Times New Roman" w:eastAsia="宋体"/>
+                <w:color w:val="000000"/>
+                <w:sz w:val="21"/>
+                <w:szCs w:val="21"/>
+              </w:rPr>
+              <w:t xml:space="preserve">教授</w:t>
+            </w:r>
+          </w:p>
+        </w:tc>
+        <w:tc>
+          <w:tcPr>
+            <w:tcW w:w="989" w:type="dxa"/>
+            <w:gridSpan w:val="3"/>
+            <w:vAlign w:val="center"/>
+          </w:tcPr>
+          <w:p>
+            <w:pPr>
+              <w:spacing w:before="0" w:after="0" w:line="360" w:lineRule="auto"/>
+              <w:ind w:firstLine="0" w:firstLineChars="0"/>
+              <w:jc w:val="left"/>
+            </w:pPr>
+            <w:r>
+              <w:rPr>
+                <w:rFonts w:ascii="Times New Roman" w:hAnsi="Times New Roman" w:eastAsia="宋体"/>
+                <w:color w:val="000000"/>
+                <w:sz w:val="21"/>
+                <w:szCs w:val="21"/>
+              </w:rPr>
+              <w:t xml:space="preserve">是否博导</w:t>
+            </w:r>
+          </w:p>
+        </w:tc>
+        <w:tc>
+          <w:tcPr>
+            <w:tcW w:w="841" w:type="dxa"/>
+            <w:vAlign w:val="center"/>
+          </w:tcPr>
+          <w:p>
+            <w:pPr>
+              <w:spacing w:before="0" w:after="0" w:line="360" w:lineRule="auto"/>
+              <w:ind w:firstLine="0" w:firstLineChars="0"/>
+              <w:jc w:val="left"/>
+            </w:pPr>
+            <w:r>
+              <w:rPr>
+                <w:rFonts w:ascii="Times New Roman" w:hAnsi="Times New Roman" w:eastAsia="宋体"/>
+                <w:color w:val="000000"/>
+                <w:sz w:val="21"/>
+                <w:szCs w:val="21"/>
+              </w:rPr>
+              <w:t xml:space="preserve">是</w:t>
+            </w:r>
+          </w:p>
+        </w:tc>
+      </w:tr>
+      <w:tr>
+        <w:trPr>
+          <w:trHeight w:val="3200" w:hRule="atLeast"/>
+          <w:cantSplit/>
+        </w:trPr>
+        <w:tc>
+          <w:tcPr>
+            <w:tcW w:w="1047" w:type="dxa"/>
+            <w:vAlign w:val="center"/>
+          </w:tcPr>
+          <w:p>
+            <w:pPr>
+              <w:spacing w:before="0" w:after="0" w:line="360" w:lineRule="auto"/>
+              <w:ind w:firstLine="0" w:firstLineChars="0"/>
+              <w:jc w:val="left"/>
+            </w:pPr>
+            <w:r>
+              <w:rPr>
+                <w:rFonts w:ascii="Times New Roman" w:hAnsi="Times New Roman" w:eastAsia="宋体"/>
+                <w:color w:val="000000"/>
+                <w:sz w:val="21"/>
+                <w:szCs w:val="21"/>
+              </w:rPr>
+              <w:t xml:space="preserve">近五年在财会月刊发论文后被引用的具体情况</w:t>
+            </w:r>
+          </w:p>
+        </w:tc>
+        <w:tc>
+          <w:tcPr>
+            <w:tcW w:w="7259" w:type="dxa"/>
+            <w:gridSpan w:val="12"/>
+            <w:vAlign w:val="bottom"/>
+          </w:tcPr>
+          <w:p>
+            <w:pPr>
+              <w:spacing w:before="0" w:after="0" w:line="360" w:lineRule="auto"/>
+              <w:ind w:firstLine="0" w:firstLineChars="0"/>
+              <w:jc w:val="left"/>
+            </w:pPr>
+          </w:p>
+          <w:p>
+            <w:pPr>
+              <w:spacing w:before="0" w:after="0" w:line="360" w:lineRule="auto"/>
+              <w:ind w:firstLine="0" w:firstLineChars="0"/>
+              <w:jc w:val="left"/>
+            </w:pPr>
+            <w:r>
+              <w:rPr>
+                <w:rFonts w:ascii="Times New Roman" w:hAnsi="Times New Roman" w:eastAsia="宋体"/>
+                <w:color w:val="000000"/>
+                <w:sz w:val="18"/>
+                <w:szCs w:val="18"/>
+              </w:rPr>
+              <w:t xml:space="preserve">（请每篇文章分别注明被C刊、核心期刊、普刊、博士论文、硕士论文等的引用数据）</w:t>
+            </w:r>
+          </w:p>
+        </w:tc>
+      </w:tr>
+      <w:tr>
+        <w:trPr>
+          <w:trHeight w:val="3000" w:hRule="atLeast"/>
+          <w:cantSplit/>
+        </w:trPr>
+        <w:tc>
+          <w:tcPr>
+            <w:tcW w:w="1047" w:type="dxa"/>
+            <w:vAlign w:val="center"/>
+          </w:tcPr>
+          <w:p>
+            <w:pPr>
+              <w:spacing w:before="0" w:after="0" w:line="360" w:lineRule="auto"/>
+              <w:ind w:firstLine="0" w:firstLineChars="0"/>
+              <w:jc w:val="left"/>
+            </w:pPr>
+            <w:r>
+              <w:rPr>
+                <w:rFonts w:ascii="Times New Roman" w:hAnsi="Times New Roman" w:eastAsia="宋体"/>
+                <w:color w:val="000000"/>
+                <w:sz w:val="21"/>
+                <w:szCs w:val="21"/>
+              </w:rPr>
+              <w:t xml:space="preserve">近五年在其它刊物发论文的题目、刊名和期数</w:t>
+            </w:r>
+          </w:p>
+        </w:tc>
+        <w:tc>
+          <w:tcPr>
+            <w:tcW w:w="7259" w:type="dxa"/>
+            <w:gridSpan w:val="12"/>
+            <w:vAlign w:val="top"/>
+          </w:tcPr>
+          <w:p>
+            <w:pPr>
+              <w:spacing w:before="0" w:after="0" w:line="360" w:lineRule="auto"/>
+              <w:ind w:firstLine="0" w:firstLineChars="0"/>
+              <w:jc w:val="left"/>
+            </w:pPr>
+          </w:p>
+        </w:tc>
+      </w:tr>
+      <w:tr>
+        <w:trPr>
+          <w:trHeight w:val="600" w:hRule="atLeast"/>
+          <w:cantSplit/>
+        </w:trPr>
+        <w:tc>
+          <w:tcPr>
+            <w:tcW w:w="1047" w:type="dxa"/>
+            <w:vAlign w:val="center"/>
+          </w:tcPr>
+          <w:p>
+            <w:pPr>
+              <w:spacing w:before="0" w:after="0" w:line="360" w:lineRule="auto"/>
+              <w:ind w:firstLine="0" w:firstLineChars="0"/>
+              <w:jc w:val="left"/>
+            </w:pPr>
+            <w:r>
+              <w:rPr>
+                <w:rFonts w:ascii="Times New Roman" w:hAnsi="Times New Roman" w:eastAsia="宋体"/>
+                <w:color w:val="000000"/>
+                <w:sz w:val="21"/>
+                <w:szCs w:val="21"/>
+              </w:rPr>
+              <w:t xml:space="preserve">通讯地址</w:t>
+            </w:r>
+          </w:p>
+        </w:tc>
+        <w:tc>
+          <w:tcPr>
+            <w:tcW w:w="4576" w:type="dxa"/>
+            <w:gridSpan w:val="7"/>
+            <w:vAlign w:val="center"/>
+          </w:tcPr>
+          <w:p>
+            <w:pPr>
+              <w:spacing w:before="0" w:after="0" w:line="360" w:lineRule="auto"/>
+              <w:ind w:firstLine="0" w:firstLineChars="0"/>
+              <w:jc w:val="left"/>
+            </w:pPr>
+            <w:r>
+              <w:rPr>
+                <w:rFonts w:ascii="Times New Roman" w:hAnsi="Times New Roman" w:eastAsia="宋体"/>
+                <w:color w:val="000000"/>
+                <w:sz w:val="21"/>
+                <w:szCs w:val="21"/>
+              </w:rPr>
+              <w:t xml:space="preserve">西藏自治区拉萨市西藏大学</w:t>
+            </w:r>
+          </w:p>
+        </w:tc>
+        <w:tc>
+          <w:tcPr>
+            <w:tcW w:w="1018" w:type="dxa"/>
+            <w:gridSpan w:val="2"/>
+            <w:vAlign w:val="center"/>
+          </w:tcPr>
+          <w:p>
+            <w:pPr>
+              <w:spacing w:before="0" w:after="0" w:line="360" w:lineRule="auto"/>
+              <w:ind w:firstLine="0" w:firstLineChars="0"/>
+              <w:jc w:val="left"/>
+            </w:pPr>
+            <w:r>
+              <w:rPr>
+                <w:rFonts w:ascii="Times New Roman" w:hAnsi="Times New Roman" w:eastAsia="宋体"/>
+                <w:color w:val="000000"/>
+                <w:sz w:val="21"/>
+                <w:szCs w:val="21"/>
+              </w:rPr>
+              <w:t xml:space="preserve">邮政编码</w:t>
+            </w:r>
+          </w:p>
+        </w:tc>
+        <w:tc>
+          <w:tcPr>
+            <w:tcW w:w="1665" w:type="dxa"/>
+            <w:gridSpan w:val="3"/>
+            <w:vAlign w:val="center"/>
+          </w:tcPr>
+          <w:p>
+            <w:pPr>
+              <w:spacing w:before="0" w:after="0" w:line="360" w:lineRule="auto"/>
+              <w:ind w:firstLine="0" w:firstLineChars="0"/>
+              <w:jc w:val="left"/>
+            </w:pPr>
+            <w:r>
+              <w:rPr>
+                <w:rFonts w:ascii="Times New Roman" w:hAnsi="Times New Roman" w:eastAsia="宋体"/>
+                <w:color w:val="000000"/>
+                <w:sz w:val="21"/>
+                <w:szCs w:val="21"/>
+              </w:rPr>
+              <w:t xml:space="preserve">850000</w:t>
+            </w:r>
+          </w:p>
+        </w:tc>
+      </w:tr>
+      <w:tr>
+        <w:trPr>
+          <w:trHeight w:val="600" w:hRule="atLeast"/>
+          <w:cantSplit/>
+        </w:trPr>
+        <w:tc>
+          <w:tcPr>
+            <w:tcW w:w="1047" w:type="dxa"/>
+            <w:vAlign w:val="center"/>
+          </w:tcPr>
+          <w:p>
+            <w:pPr>
+              <w:spacing w:before="0" w:after="0" w:line="360" w:lineRule="auto"/>
+              <w:ind w:firstLine="0" w:firstLineChars="0"/>
+              <w:jc w:val="left"/>
+            </w:pPr>
+            <w:r>
+              <w:rPr>
+                <w:rFonts w:ascii="Times New Roman" w:hAnsi="Times New Roman" w:eastAsia="宋体"/>
+                <w:color w:val="000000"/>
+                <w:sz w:val="21"/>
+                <w:szCs w:val="21"/>
+              </w:rPr>
+              <w:t xml:space="preserve">常用手机</w:t>
+            </w:r>
+          </w:p>
+        </w:tc>
+        <w:tc>
+          <w:tcPr>
+            <w:tcW w:w="2521" w:type="dxa"/>
+            <w:gridSpan w:val="3"/>
+            <w:vAlign w:val="center"/>
+          </w:tcPr>
+          <w:p>
+            <w:pPr>
+              <w:spacing w:before="0" w:after="0" w:line="360" w:lineRule="auto"/>
+              <w:ind w:firstLine="0" w:firstLineChars="0"/>
+              <w:jc w:val="left"/>
+            </w:pPr>
+          </w:p>
+        </w:tc>
+        <w:tc>
+          <w:tcPr>
+            <w:tcW w:w="805" w:type="dxa"/>
+            <w:gridSpan w:val="2"/>
+            <w:vAlign w:val="center"/>
+          </w:tcPr>
+          <w:p>
+            <w:pPr>
+              <w:spacing w:before="0" w:after="0" w:line="360" w:lineRule="auto"/>
+              <w:ind w:firstLine="0" w:firstLineChars="0"/>
+              <w:jc w:val="left"/>
+            </w:pPr>
+            <w:r>
+              <w:rPr>
+                <w:rFonts w:ascii="Times New Roman" w:hAnsi="Times New Roman" w:eastAsia="宋体"/>
+                <w:color w:val="000000"/>
+                <w:sz w:val="21"/>
+                <w:szCs w:val="21"/>
+              </w:rPr>
+              <w:t xml:space="preserve">电话</w:t>
+            </w:r>
+          </w:p>
+        </w:tc>
+        <w:tc>
+          <w:tcPr>
+            <w:tcW w:w="1250" w:type="dxa"/>
+            <w:gridSpan w:val="2"/>
+            <w:vAlign w:val="center"/>
+          </w:tcPr>
+          <w:p>
+            <w:pPr>
+              <w:spacing w:before="0" w:after="0" w:line="360" w:lineRule="auto"/>
+              <w:ind w:firstLine="0" w:firstLineChars="0"/>
+              <w:jc w:val="left"/>
+            </w:pPr>
+          </w:p>
+        </w:tc>
+        <w:tc>
+          <w:tcPr>
+            <w:tcW w:w="1018" w:type="dxa"/>
+            <w:gridSpan w:val="2"/>
+            <w:vAlign w:val="center"/>
+          </w:tcPr>
+          <w:p>
+            <w:pPr>
+              <w:spacing w:before="0" w:after="0" w:line="360" w:lineRule="auto"/>
+              <w:ind w:firstLine="0" w:firstLineChars="0"/>
+              <w:jc w:val="left"/>
+            </w:pPr>
+            <w:r>
+              <w:rPr>
+                <w:rFonts w:ascii="Times New Roman" w:hAnsi="Times New Roman" w:eastAsia="宋体"/>
+                <w:color w:val="000000"/>
+                <w:sz w:val="21"/>
+                <w:szCs w:val="21"/>
+              </w:rPr>
+              <w:t xml:space="preserve">电子邮箱</w:t>
+            </w:r>
+          </w:p>
+        </w:tc>
+        <w:tc>
+          <w:tcPr>
+            <w:tcW w:w="1665" w:type="dxa"/>
+            <w:gridSpan w:val="3"/>
+            <w:vAlign w:val="center"/>
+          </w:tcPr>
+          <w:p>
+            <w:pPr>
+              <w:spacing w:before="0" w:after="0" w:line="360" w:lineRule="auto"/>
+              <w:ind w:firstLine="0" w:firstLineChars="0"/>
+              <w:jc w:val="left"/>
+            </w:pPr>
+            <w:r>
+              <w:rPr>
+                <w:rFonts w:ascii="Times New Roman" w:hAnsi="Times New Roman" w:eastAsia="宋体"/>
+                <w:color w:val="000000"/>
+                <w:sz w:val="16"/>
+                <w:szCs w:val="16"/>
+              </w:rPr>
+              <w:t xml:space="preserve">237305671@qq.com</w:t>
+            </w:r>
+          </w:p>
+        </w:tc>
+      </w:tr>
+    </w:tbl>
     <w:sectPr>
       <w:headerReference w:type="default" r:id="rId11"/>
       <w:footerReference w:type="default" r:id="rId12"/>

--- a/格式修改/生态文明示范区与审计产出-按稿件格式修改.docx
+++ b/格式修改/生态文明示范区与审计产出-按稿件格式修改.docx
@@ -38644,7 +38644,7 @@
       </w:tblGrid>
       <w:tr>
         <w:trPr>
-          <w:trHeight w:val="600" w:hRule="atLeast"/>
+          <w:trHeight w:val="520" w:hRule="atLeast"/>
           <w:cantSplit/>
         </w:trPr>
         <w:tc>
@@ -38804,7 +38804,7 @@
       </w:tr>
       <w:tr>
         <w:trPr>
-          <w:trHeight w:val="600" w:hRule="atLeast"/>
+          <w:trHeight w:val="520" w:hRule="atLeast"/>
           <w:cantSplit/>
         </w:trPr>
         <w:tc>
@@ -38841,6 +38841,15 @@
               <w:ind w:firstLine="0" w:firstLineChars="0"/>
               <w:jc w:val="left"/>
             </w:pPr>
+            <w:r>
+              <w:rPr>
+                <w:rFonts w:ascii="Times New Roman" w:hAnsi="Times New Roman" w:eastAsia="宋体"/>
+                <w:color w:val="000000"/>
+                <w:sz w:val="21"/>
+                <w:szCs w:val="21"/>
+              </w:rPr>
+              <w:t xml:space="preserve">中央财经大学</w:t>
+            </w:r>
           </w:p>
         </w:tc>
         <w:tc>
@@ -38878,6 +38887,15 @@
               <w:ind w:firstLine="0" w:firstLineChars="0"/>
               <w:jc w:val="left"/>
             </w:pPr>
+            <w:r>
+              <w:rPr>
+                <w:rFonts w:ascii="Times New Roman" w:hAnsi="Times New Roman" w:eastAsia="宋体"/>
+                <w:color w:val="000000"/>
+                <w:sz w:val="21"/>
+                <w:szCs w:val="21"/>
+              </w:rPr>
+              <w:t xml:space="preserve">博士</w:t>
+            </w:r>
           </w:p>
         </w:tc>
         <w:tc>
@@ -38915,12 +38933,21 @@
               <w:ind w:firstLine="0" w:firstLineChars="0"/>
               <w:jc w:val="left"/>
             </w:pPr>
+            <w:r>
+              <w:rPr>
+                <w:rFonts w:ascii="Times New Roman" w:hAnsi="Times New Roman" w:eastAsia="宋体"/>
+                <w:color w:val="000000"/>
+                <w:sz w:val="21"/>
+                <w:szCs w:val="21"/>
+              </w:rPr>
+              <w:t xml:space="preserve">金融学</w:t>
+            </w:r>
           </w:p>
         </w:tc>
       </w:tr>
       <w:tr>
         <w:trPr>
-          <w:trHeight w:val="600" w:hRule="atLeast"/>
+          <w:trHeight w:val="520" w:hRule="atLeast"/>
           <w:cantSplit/>
         </w:trPr>
         <w:tc>
@@ -39036,7 +39063,7 @@
       </w:tr>
       <w:tr>
         <w:trPr>
-          <w:trHeight w:val="600" w:hRule="atLeast"/>
+          <w:trHeight w:val="520" w:hRule="atLeast"/>
           <w:cantSplit/>
         </w:trPr>
         <w:tc>
@@ -39119,12 +39146,21 @@
               <w:ind w:firstLine="0" w:firstLineChars="0"/>
               <w:jc w:val="left"/>
             </w:pPr>
+            <w:r>
+              <w:rPr>
+                <w:rFonts w:ascii="Times New Roman" w:hAnsi="Times New Roman" w:eastAsia="宋体"/>
+                <w:color w:val="000000"/>
+                <w:sz w:val="21"/>
+                <w:szCs w:val="21"/>
+              </w:rPr>
+              <w:t xml:space="preserve">金融理论与政策、普惠金融、绿色发展、农村金融</w:t>
+            </w:r>
           </w:p>
         </w:tc>
       </w:tr>
       <w:tr>
         <w:trPr>
-          <w:trHeight w:val="600" w:hRule="atLeast"/>
+          <w:trHeight w:val="520" w:hRule="atLeast"/>
           <w:cantSplit/>
         </w:trPr>
         <w:tc>
@@ -39161,6 +39197,15 @@
               <w:ind w:firstLine="0" w:firstLineChars="0"/>
               <w:jc w:val="left"/>
             </w:pPr>
+            <w:r>
+              <w:rPr>
+                <w:rFonts w:ascii="Times New Roman" w:hAnsi="Times New Roman" w:eastAsia="宋体"/>
+                <w:color w:val="000000"/>
+                <w:sz w:val="21"/>
+                <w:szCs w:val="21"/>
+              </w:rPr>
+              <w:t xml:space="preserve">教学科研</w:t>
+            </w:r>
           </w:p>
         </w:tc>
         <w:tc>
@@ -39257,7 +39302,7 @@
       </w:tr>
       <w:tr>
         <w:trPr>
-          <w:trHeight w:val="3200" w:hRule="atLeast"/>
+          <w:trHeight w:val="1800" w:hRule="atLeast"/>
           <w:cantSplit/>
         </w:trPr>
         <w:tc>
@@ -39267,7 +39312,7 @@
           </w:tcPr>
           <w:p>
             <w:pPr>
-              <w:spacing w:before="0" w:after="0" w:line="360" w:lineRule="auto"/>
+              <w:spacing w:before="0" w:after="0" w:line="300" w:lineRule="auto"/>
               <w:ind w:firstLine="0" w:firstLineChars="0"/>
               <w:jc w:val="left"/>
             </w:pPr>
@@ -39316,6 +39361,232 @@
       <w:tr>
         <w:trPr>
           <w:trHeight w:val="3000" w:hRule="atLeast"/>
+        </w:trPr>
+        <w:tc>
+          <w:tcPr>
+            <w:tcW w:w="1047" w:type="dxa"/>
+            <w:vAlign w:val="center"/>
+          </w:tcPr>
+          <w:p>
+            <w:pPr>
+              <w:spacing w:before="0" w:after="0" w:line="300" w:lineRule="auto"/>
+              <w:ind w:firstLine="0" w:firstLineChars="0"/>
+              <w:jc w:val="left"/>
+            </w:pPr>
+            <w:r>
+              <w:rPr>
+                <w:rFonts w:ascii="Times New Roman" w:hAnsi="Times New Roman" w:eastAsia="宋体"/>
+                <w:color w:val="000000"/>
+                <w:sz w:val="21"/>
+                <w:szCs w:val="21"/>
+              </w:rPr>
+              <w:t xml:space="preserve">近五年在其它刊物发论文的题目、刊名和期数</w:t>
+            </w:r>
+          </w:p>
+        </w:tc>
+        <w:tc>
+          <w:tcPr>
+            <w:tcW w:w="7259" w:type="dxa"/>
+            <w:gridSpan w:val="12"/>
+            <w:vAlign w:val="top"/>
+          </w:tcPr>
+          <w:p>
+            <w:pPr>
+              <w:spacing w:before="0" w:after="0" w:line="240" w:lineRule="auto"/>
+              <w:ind w:firstLine="0" w:firstLineChars="0"/>
+              <w:jc w:val="left"/>
+            </w:pPr>
+            <w:r>
+              <w:rPr>
+                <w:rFonts w:ascii="Times New Roman" w:hAnsi="Times New Roman" w:eastAsia="宋体"/>
+                <w:color w:val="000000"/>
+                <w:sz w:val="17"/>
+                <w:szCs w:val="17"/>
+              </w:rPr>
+              <w:t xml:space="preserve">1. 城乡融合对西藏经济高质量发展的影响研究，《商业经济研究》，2023年第16期（通讯作者）</w:t>
+            </w:r>
+          </w:p>
+          <w:p>
+            <w:pPr>
+              <w:spacing w:before="0" w:after="0" w:line="240" w:lineRule="auto"/>
+              <w:ind w:firstLine="0" w:firstLineChars="0"/>
+              <w:jc w:val="left"/>
+            </w:pPr>
+            <w:r>
+              <w:rPr>
+                <w:rFonts w:ascii="Times New Roman" w:hAnsi="Times New Roman" w:eastAsia="宋体"/>
+                <w:color w:val="000000"/>
+                <w:sz w:val="17"/>
+                <w:szCs w:val="17"/>
+              </w:rPr>
+              <w:t xml:space="preserve">2. 数字普惠金融、产业结构与城乡融合发展——以西藏七地市为例，《中国西部》，2023年第6期（第一作者）</w:t>
+            </w:r>
+          </w:p>
+          <w:p>
+            <w:pPr>
+              <w:spacing w:before="0" w:after="0" w:line="240" w:lineRule="auto"/>
+              <w:ind w:firstLine="0" w:firstLineChars="0"/>
+              <w:jc w:val="left"/>
+            </w:pPr>
+            <w:r>
+              <w:rPr>
+                <w:rFonts w:ascii="Times New Roman" w:hAnsi="Times New Roman" w:eastAsia="宋体"/>
+                <w:color w:val="000000"/>
+                <w:sz w:val="17"/>
+                <w:szCs w:val="17"/>
+              </w:rPr>
+              <w:t xml:space="preserve">3. 主体功能区划战略下西藏自治区高质量发展深井与协同效应研究，《未来与发展》，2023年第2期（第一作者）</w:t>
+            </w:r>
+          </w:p>
+          <w:p>
+            <w:pPr>
+              <w:spacing w:before="0" w:after="0" w:line="240" w:lineRule="auto"/>
+              <w:ind w:firstLine="0" w:firstLineChars="0"/>
+              <w:jc w:val="left"/>
+            </w:pPr>
+            <w:r>
+              <w:rPr>
+                <w:rFonts w:ascii="Times New Roman" w:hAnsi="Times New Roman" w:eastAsia="宋体"/>
+                <w:color w:val="000000"/>
+                <w:sz w:val="17"/>
+                <w:szCs w:val="17"/>
+              </w:rPr>
+              <w:t xml:space="preserve">4. 数字经济、新型城镇化与区域协调发展的耦合协调评价及影响因素分析，《现代金融》，2023年第3期（第一作者）</w:t>
+            </w:r>
+          </w:p>
+          <w:p>
+            <w:pPr>
+              <w:spacing w:before="0" w:after="0" w:line="240" w:lineRule="auto"/>
+              <w:ind w:firstLine="0" w:firstLineChars="0"/>
+              <w:jc w:val="left"/>
+            </w:pPr>
+            <w:r>
+              <w:rPr>
+                <w:rFonts w:ascii="Times New Roman" w:hAnsi="Times New Roman" w:eastAsia="宋体"/>
+                <w:color w:val="000000"/>
+                <w:sz w:val="17"/>
+                <w:szCs w:val="17"/>
+              </w:rPr>
+              <w:t xml:space="preserve">5. Green Finance, Industrial Structure Upgrading and High-quality Economic Development: Empirical Analysis Based on PVAR Model，［刊名待补］（EI），2022年（第一作者）</w:t>
+            </w:r>
+          </w:p>
+          <w:p>
+            <w:pPr>
+              <w:spacing w:before="0" w:after="0" w:line="240" w:lineRule="auto"/>
+              <w:ind w:firstLine="0" w:firstLineChars="0"/>
+              <w:jc w:val="left"/>
+            </w:pPr>
+            <w:r>
+              <w:rPr>
+                <w:rFonts w:ascii="Times New Roman" w:hAnsi="Times New Roman" w:eastAsia="宋体"/>
+                <w:color w:val="000000"/>
+                <w:sz w:val="17"/>
+                <w:szCs w:val="17"/>
+              </w:rPr>
+              <w:t xml:space="preserve">6. 我国城乡融合效益及区域发展差异——基于三维均值聚类，《未来与发展》，2022年第10期（第一作者）</w:t>
+            </w:r>
+          </w:p>
+          <w:p>
+            <w:pPr>
+              <w:spacing w:before="0" w:after="0" w:line="240" w:lineRule="auto"/>
+              <w:ind w:firstLine="0" w:firstLineChars="0"/>
+              <w:jc w:val="left"/>
+            </w:pPr>
+            <w:r>
+              <w:rPr>
+                <w:rFonts w:ascii="Times New Roman" w:hAnsi="Times New Roman" w:eastAsia="宋体"/>
+                <w:color w:val="000000"/>
+                <w:sz w:val="17"/>
+                <w:szCs w:val="17"/>
+              </w:rPr>
+              <w:t xml:space="preserve">7. “兴边富民”行动的经济效益评估——基于中国西部边境县样本数据的双重差分分析，《经济界》，2022年第5期（第一作者）</w:t>
+            </w:r>
+          </w:p>
+          <w:p>
+            <w:pPr>
+              <w:spacing w:before="0" w:after="0" w:line="240" w:lineRule="auto"/>
+              <w:ind w:firstLine="0" w:firstLineChars="0"/>
+              <w:jc w:val="left"/>
+            </w:pPr>
+            <w:r>
+              <w:rPr>
+                <w:rFonts w:ascii="Times New Roman" w:hAnsi="Times New Roman" w:eastAsia="宋体"/>
+                <w:color w:val="000000"/>
+                <w:sz w:val="17"/>
+                <w:szCs w:val="17"/>
+              </w:rPr>
+              <w:t xml:space="preserve">8. 金融素养对家庭文化消费的影响研究——基于CFPS数据的实证分析，《现代金融》，2022年第8期（第一作者）</w:t>
+            </w:r>
+          </w:p>
+          <w:p>
+            <w:pPr>
+              <w:spacing w:before="0" w:after="0" w:line="240" w:lineRule="auto"/>
+              <w:ind w:firstLine="0" w:firstLineChars="0"/>
+              <w:jc w:val="left"/>
+            </w:pPr>
+            <w:r>
+              <w:rPr>
+                <w:rFonts w:ascii="Times New Roman" w:hAnsi="Times New Roman" w:eastAsia="宋体"/>
+                <w:color w:val="000000"/>
+                <w:sz w:val="17"/>
+                <w:szCs w:val="17"/>
+              </w:rPr>
+              <w:t xml:space="preserve">9. 金融发展对西藏农牧区经济增长影响的实证研究，《西藏大学学报》，2021年第4期（第一作者）</w:t>
+            </w:r>
+          </w:p>
+          <w:p>
+            <w:pPr>
+              <w:spacing w:before="0" w:after="0" w:line="240" w:lineRule="auto"/>
+              <w:ind w:firstLine="0" w:firstLineChars="0"/>
+              <w:jc w:val="left"/>
+            </w:pPr>
+            <w:r>
+              <w:rPr>
+                <w:rFonts w:ascii="Times New Roman" w:hAnsi="Times New Roman" w:eastAsia="宋体"/>
+                <w:color w:val="000000"/>
+                <w:sz w:val="17"/>
+                <w:szCs w:val="17"/>
+              </w:rPr>
+              <w:t xml:space="preserve">10. 乡村振兴战略背景下西藏农村金融发展面临的机遇和挑战，《西藏发展论坛》，2021年第6期（第一作者）</w:t>
+            </w:r>
+          </w:p>
+          <w:p>
+            <w:pPr>
+              <w:spacing w:before="0" w:after="0" w:line="240" w:lineRule="auto"/>
+              <w:ind w:firstLine="0" w:firstLineChars="0"/>
+              <w:jc w:val="left"/>
+            </w:pPr>
+            <w:r>
+              <w:rPr>
+                <w:rFonts w:ascii="Times New Roman" w:hAnsi="Times New Roman" w:eastAsia="宋体"/>
+                <w:color w:val="000000"/>
+                <w:sz w:val="17"/>
+                <w:szCs w:val="17"/>
+              </w:rPr>
+              <w:t xml:space="preserve">11. 西藏城镇化、就业结构和城乡收入均等化，《中国藏学》，2021年第3期（通讯作者）</w:t>
+            </w:r>
+          </w:p>
+          <w:p>
+            <w:pPr>
+              <w:spacing w:before="0" w:after="0" w:line="240" w:lineRule="auto"/>
+              <w:ind w:firstLine="0" w:firstLineChars="0"/>
+              <w:jc w:val="left"/>
+            </w:pPr>
+            <w:r>
+              <w:rPr>
+                <w:rFonts w:ascii="Times New Roman" w:hAnsi="Times New Roman" w:eastAsia="宋体"/>
+                <w:color w:val="000000"/>
+                <w:sz w:val="17"/>
+                <w:szCs w:val="17"/>
+              </w:rPr>
+              <w:t xml:space="preserve">12. 普惠金融发展对相对贫困的影响分析，《统计与决策》，2021年第11期（第一作者）</w:t>
+            </w:r>
+          </w:p>
+        </w:tc>
+      </w:tr>
+      <w:tr>
+        <w:trPr>
+          <w:trHeight w:val="520" w:hRule="atLeast"/>
           <w:cantSplit/>
         </w:trPr>
         <w:tc>
@@ -39336,15 +39607,15 @@
                 <w:sz w:val="21"/>
                 <w:szCs w:val="21"/>
               </w:rPr>
-              <w:t xml:space="preserve">近五年在其它刊物发论文的题目、刊名和期数</w:t>
-            </w:r>
-          </w:p>
-        </w:tc>
-        <w:tc>
-          <w:tcPr>
-            <w:tcW w:w="7259" w:type="dxa"/>
-            <w:gridSpan w:val="12"/>
-            <w:vAlign w:val="top"/>
+              <w:t xml:space="preserve">通讯地址</w:t>
+            </w:r>
+          </w:p>
+        </w:tc>
+        <w:tc>
+          <w:tcPr>
+            <w:tcW w:w="4576" w:type="dxa"/>
+            <w:gridSpan w:val="7"/>
+            <w:vAlign w:val="center"/>
           </w:tcPr>
           <w:p>
             <w:pPr>
@@ -39352,109 +39623,67 @@
               <w:ind w:firstLine="0" w:firstLineChars="0"/>
               <w:jc w:val="left"/>
             </w:pPr>
+            <w:r>
+              <w:rPr>
+                <w:rFonts w:ascii="Times New Roman" w:hAnsi="Times New Roman" w:eastAsia="宋体"/>
+                <w:color w:val="000000"/>
+                <w:sz w:val="21"/>
+                <w:szCs w:val="21"/>
+              </w:rPr>
+              <w:t xml:space="preserve">西藏自治区拉萨市西藏大学</w:t>
+            </w:r>
+          </w:p>
+        </w:tc>
+        <w:tc>
+          <w:tcPr>
+            <w:tcW w:w="1018" w:type="dxa"/>
+            <w:gridSpan w:val="2"/>
+            <w:vAlign w:val="center"/>
+          </w:tcPr>
+          <w:p>
+            <w:pPr>
+              <w:spacing w:before="0" w:after="0" w:line="360" w:lineRule="auto"/>
+              <w:ind w:firstLine="0" w:firstLineChars="0"/>
+              <w:jc w:val="left"/>
+            </w:pPr>
+            <w:r>
+              <w:rPr>
+                <w:rFonts w:ascii="Times New Roman" w:hAnsi="Times New Roman" w:eastAsia="宋体"/>
+                <w:color w:val="000000"/>
+                <w:sz w:val="21"/>
+                <w:szCs w:val="21"/>
+              </w:rPr>
+              <w:t xml:space="preserve">邮政编码</w:t>
+            </w:r>
+          </w:p>
+        </w:tc>
+        <w:tc>
+          <w:tcPr>
+            <w:tcW w:w="1665" w:type="dxa"/>
+            <w:gridSpan w:val="3"/>
+            <w:vAlign w:val="center"/>
+          </w:tcPr>
+          <w:p>
+            <w:pPr>
+              <w:spacing w:before="0" w:after="0" w:line="360" w:lineRule="auto"/>
+              <w:ind w:firstLine="0" w:firstLineChars="0"/>
+              <w:jc w:val="left"/>
+            </w:pPr>
+            <w:r>
+              <w:rPr>
+                <w:rFonts w:ascii="Times New Roman" w:hAnsi="Times New Roman" w:eastAsia="宋体"/>
+                <w:color w:val="000000"/>
+                <w:sz w:val="21"/>
+                <w:szCs w:val="21"/>
+              </w:rPr>
+              <w:t xml:space="preserve">850000</w:t>
+            </w:r>
           </w:p>
         </w:tc>
       </w:tr>
       <w:tr>
         <w:trPr>
-          <w:trHeight w:val="600" w:hRule="atLeast"/>
-          <w:cantSplit/>
-        </w:trPr>
-        <w:tc>
-          <w:tcPr>
-            <w:tcW w:w="1047" w:type="dxa"/>
-            <w:vAlign w:val="center"/>
-          </w:tcPr>
-          <w:p>
-            <w:pPr>
-              <w:spacing w:before="0" w:after="0" w:line="360" w:lineRule="auto"/>
-              <w:ind w:firstLine="0" w:firstLineChars="0"/>
-              <w:jc w:val="left"/>
-            </w:pPr>
-            <w:r>
-              <w:rPr>
-                <w:rFonts w:ascii="Times New Roman" w:hAnsi="Times New Roman" w:eastAsia="宋体"/>
-                <w:color w:val="000000"/>
-                <w:sz w:val="21"/>
-                <w:szCs w:val="21"/>
-              </w:rPr>
-              <w:t xml:space="preserve">通讯地址</w:t>
-            </w:r>
-          </w:p>
-        </w:tc>
-        <w:tc>
-          <w:tcPr>
-            <w:tcW w:w="4576" w:type="dxa"/>
-            <w:gridSpan w:val="7"/>
-            <w:vAlign w:val="center"/>
-          </w:tcPr>
-          <w:p>
-            <w:pPr>
-              <w:spacing w:before="0" w:after="0" w:line="360" w:lineRule="auto"/>
-              <w:ind w:firstLine="0" w:firstLineChars="0"/>
-              <w:jc w:val="left"/>
-            </w:pPr>
-            <w:r>
-              <w:rPr>
-                <w:rFonts w:ascii="Times New Roman" w:hAnsi="Times New Roman" w:eastAsia="宋体"/>
-                <w:color w:val="000000"/>
-                <w:sz w:val="21"/>
-                <w:szCs w:val="21"/>
-              </w:rPr>
-              <w:t xml:space="preserve">西藏自治区拉萨市西藏大学</w:t>
-            </w:r>
-          </w:p>
-        </w:tc>
-        <w:tc>
-          <w:tcPr>
-            <w:tcW w:w="1018" w:type="dxa"/>
-            <w:gridSpan w:val="2"/>
-            <w:vAlign w:val="center"/>
-          </w:tcPr>
-          <w:p>
-            <w:pPr>
-              <w:spacing w:before="0" w:after="0" w:line="360" w:lineRule="auto"/>
-              <w:ind w:firstLine="0" w:firstLineChars="0"/>
-              <w:jc w:val="left"/>
-            </w:pPr>
-            <w:r>
-              <w:rPr>
-                <w:rFonts w:ascii="Times New Roman" w:hAnsi="Times New Roman" w:eastAsia="宋体"/>
-                <w:color w:val="000000"/>
-                <w:sz w:val="21"/>
-                <w:szCs w:val="21"/>
-              </w:rPr>
-              <w:t xml:space="preserve">邮政编码</w:t>
-            </w:r>
-          </w:p>
-        </w:tc>
-        <w:tc>
-          <w:tcPr>
-            <w:tcW w:w="1665" w:type="dxa"/>
-            <w:gridSpan w:val="3"/>
-            <w:vAlign w:val="center"/>
-          </w:tcPr>
-          <w:p>
-            <w:pPr>
-              <w:spacing w:before="0" w:after="0" w:line="360" w:lineRule="auto"/>
-              <w:ind w:firstLine="0" w:firstLineChars="0"/>
-              <w:jc w:val="left"/>
-            </w:pPr>
-            <w:r>
-              <w:rPr>
-                <w:rFonts w:ascii="Times New Roman" w:hAnsi="Times New Roman" w:eastAsia="宋体"/>
-                <w:color w:val="000000"/>
-                <w:sz w:val="21"/>
-                <w:szCs w:val="21"/>
-              </w:rPr>
-              <w:t xml:space="preserve">850000</w:t>
-            </w:r>
-          </w:p>
-        </w:tc>
-      </w:tr>
-      <w:tr>
-        <w:trPr>
-          <w:trHeight w:val="600" w:hRule="atLeast"/>
+          <w:trHeight w:val="520" w:hRule="atLeast"/>
           <w:cantSplit/>
         </w:trPr>
         <w:tc>
@@ -39651,7 +39880,7 @@
       </w:tblGrid>
       <w:tr>
         <w:trPr>
-          <w:trHeight w:val="600" w:hRule="atLeast"/>
+          <w:trHeight w:val="520" w:hRule="atLeast"/>
           <w:cantSplit/>
         </w:trPr>
         <w:tc>
@@ -39811,7 +40040,7 @@
       </w:tr>
       <w:tr>
         <w:trPr>
-          <w:trHeight w:val="600" w:hRule="atLeast"/>
+          <w:trHeight w:val="520" w:hRule="atLeast"/>
           <w:cantSplit/>
         </w:trPr>
         <w:tc>
@@ -39927,7 +40156,7 @@
       </w:tr>
       <w:tr>
         <w:trPr>
-          <w:trHeight w:val="600" w:hRule="atLeast"/>
+          <w:trHeight w:val="520" w:hRule="atLeast"/>
           <w:cantSplit/>
         </w:trPr>
         <w:tc>
@@ -40061,7 +40290,7 @@
       </w:tr>
       <w:tr>
         <w:trPr>
-          <w:trHeight w:val="600" w:hRule="atLeast"/>
+          <w:trHeight w:val="520" w:hRule="atLeast"/>
           <w:cantSplit/>
         </w:trPr>
         <w:tc>
@@ -40140,7 +40369,7 @@
       </w:tr>
       <w:tr>
         <w:trPr>
-          <w:trHeight w:val="600" w:hRule="atLeast"/>
+          <w:trHeight w:val="520" w:hRule="atLeast"/>
           <w:cantSplit/>
         </w:trPr>
         <w:tc>
@@ -40255,7 +40484,7 @@
       </w:tr>
       <w:tr>
         <w:trPr>
-          <w:trHeight w:val="3200" w:hRule="atLeast"/>
+          <w:trHeight w:val="1800" w:hRule="atLeast"/>
           <w:cantSplit/>
         </w:trPr>
         <w:tc>
@@ -40265,7 +40494,7 @@
           </w:tcPr>
           <w:p>
             <w:pPr>
-              <w:spacing w:before="0" w:after="0" w:line="360" w:lineRule="auto"/>
+              <w:spacing w:before="0" w:after="0" w:line="300" w:lineRule="auto"/>
               <w:ind w:firstLine="0" w:firstLineChars="0"/>
               <w:jc w:val="left"/>
             </w:pPr>
@@ -40314,12 +40543,34 @@
       <w:tr>
         <w:trPr>
           <w:trHeight w:val="3000" w:hRule="atLeast"/>
-          <w:cantSplit/>
         </w:trPr>
         <w:tc>
           <w:tcPr>
             <w:tcW w:w="1047" w:type="dxa"/>
             <w:vAlign w:val="center"/>
+          </w:tcPr>
+          <w:p>
+            <w:pPr>
+              <w:spacing w:before="0" w:after="0" w:line="300" w:lineRule="auto"/>
+              <w:ind w:firstLine="0" w:firstLineChars="0"/>
+              <w:jc w:val="left"/>
+            </w:pPr>
+            <w:r>
+              <w:rPr>
+                <w:rFonts w:ascii="Times New Roman" w:hAnsi="Times New Roman" w:eastAsia="宋体"/>
+                <w:color w:val="000000"/>
+                <w:sz w:val="21"/>
+                <w:szCs w:val="21"/>
+              </w:rPr>
+              <w:t xml:space="preserve">近五年在其它刊物发论文的题目、刊名和期数</w:t>
+            </w:r>
+          </w:p>
+        </w:tc>
+        <w:tc>
+          <w:tcPr>
+            <w:tcW w:w="7259" w:type="dxa"/>
+            <w:gridSpan w:val="12"/>
+            <w:vAlign w:val="top"/>
           </w:tcPr>
           <w:p>
             <w:pPr>
@@ -40327,22 +40578,18 @@
               <w:ind w:firstLine="0" w:firstLineChars="0"/>
               <w:jc w:val="left"/>
             </w:pPr>
-            <w:r>
-              <w:rPr>
-                <w:rFonts w:ascii="Times New Roman" w:hAnsi="Times New Roman" w:eastAsia="宋体"/>
-                <w:color w:val="000000"/>
-                <w:sz w:val="21"/>
-                <w:szCs w:val="21"/>
-              </w:rPr>
-              <w:t xml:space="preserve">近五年在其它刊物发论文的题目、刊名和期数</w:t>
-            </w:r>
-          </w:p>
-        </w:tc>
-        <w:tc>
-          <w:tcPr>
-            <w:tcW w:w="7259" w:type="dxa"/>
-            <w:gridSpan w:val="12"/>
-            <w:vAlign w:val="top"/>
+          </w:p>
+        </w:tc>
+      </w:tr>
+      <w:tr>
+        <w:trPr>
+          <w:trHeight w:val="520" w:hRule="atLeast"/>
+          <w:cantSplit/>
+        </w:trPr>
+        <w:tc>
+          <w:tcPr>
+            <w:tcW w:w="1047" w:type="dxa"/>
+            <w:vAlign w:val="center"/>
           </w:tcPr>
           <w:p>
             <w:pPr>
@@ -40350,109 +40597,90 @@
               <w:ind w:firstLine="0" w:firstLineChars="0"/>
               <w:jc w:val="left"/>
             </w:pPr>
+            <w:r>
+              <w:rPr>
+                <w:rFonts w:ascii="Times New Roman" w:hAnsi="Times New Roman" w:eastAsia="宋体"/>
+                <w:color w:val="000000"/>
+                <w:sz w:val="21"/>
+                <w:szCs w:val="21"/>
+              </w:rPr>
+              <w:t xml:space="preserve">通讯地址</w:t>
+            </w:r>
+          </w:p>
+        </w:tc>
+        <w:tc>
+          <w:tcPr>
+            <w:tcW w:w="4576" w:type="dxa"/>
+            <w:gridSpan w:val="7"/>
+            <w:vAlign w:val="center"/>
+          </w:tcPr>
+          <w:p>
+            <w:pPr>
+              <w:spacing w:before="0" w:after="0" w:line="360" w:lineRule="auto"/>
+              <w:ind w:firstLine="0" w:firstLineChars="0"/>
+              <w:jc w:val="left"/>
+            </w:pPr>
+            <w:r>
+              <w:rPr>
+                <w:rFonts w:ascii="Times New Roman" w:hAnsi="Times New Roman" w:eastAsia="宋体"/>
+                <w:color w:val="000000"/>
+                <w:sz w:val="21"/>
+                <w:szCs w:val="21"/>
+              </w:rPr>
+              <w:t xml:space="preserve">西藏自治区拉萨市西藏大学</w:t>
+            </w:r>
+          </w:p>
+        </w:tc>
+        <w:tc>
+          <w:tcPr>
+            <w:tcW w:w="1018" w:type="dxa"/>
+            <w:gridSpan w:val="2"/>
+            <w:vAlign w:val="center"/>
+          </w:tcPr>
+          <w:p>
+            <w:pPr>
+              <w:spacing w:before="0" w:after="0" w:line="360" w:lineRule="auto"/>
+              <w:ind w:firstLine="0" w:firstLineChars="0"/>
+              <w:jc w:val="left"/>
+            </w:pPr>
+            <w:r>
+              <w:rPr>
+                <w:rFonts w:ascii="Times New Roman" w:hAnsi="Times New Roman" w:eastAsia="宋体"/>
+                <w:color w:val="000000"/>
+                <w:sz w:val="21"/>
+                <w:szCs w:val="21"/>
+              </w:rPr>
+              <w:t xml:space="preserve">邮政编码</w:t>
+            </w:r>
+          </w:p>
+        </w:tc>
+        <w:tc>
+          <w:tcPr>
+            <w:tcW w:w="1665" w:type="dxa"/>
+            <w:gridSpan w:val="3"/>
+            <w:vAlign w:val="center"/>
+          </w:tcPr>
+          <w:p>
+            <w:pPr>
+              <w:spacing w:before="0" w:after="0" w:line="360" w:lineRule="auto"/>
+              <w:ind w:firstLine="0" w:firstLineChars="0"/>
+              <w:jc w:val="left"/>
+            </w:pPr>
+            <w:r>
+              <w:rPr>
+                <w:rFonts w:ascii="Times New Roman" w:hAnsi="Times New Roman" w:eastAsia="宋体"/>
+                <w:color w:val="000000"/>
+                <w:sz w:val="21"/>
+                <w:szCs w:val="21"/>
+              </w:rPr>
+              <w:t xml:space="preserve">850000</w:t>
+            </w:r>
           </w:p>
         </w:tc>
       </w:tr>
       <w:tr>
         <w:trPr>
-          <w:trHeight w:val="600" w:hRule="atLeast"/>
-          <w:cantSplit/>
-        </w:trPr>
-        <w:tc>
-          <w:tcPr>
-            <w:tcW w:w="1047" w:type="dxa"/>
-            <w:vAlign w:val="center"/>
-          </w:tcPr>
-          <w:p>
-            <w:pPr>
-              <w:spacing w:before="0" w:after="0" w:line="360" w:lineRule="auto"/>
-              <w:ind w:firstLine="0" w:firstLineChars="0"/>
-              <w:jc w:val="left"/>
-            </w:pPr>
-            <w:r>
-              <w:rPr>
-                <w:rFonts w:ascii="Times New Roman" w:hAnsi="Times New Roman" w:eastAsia="宋体"/>
-                <w:color w:val="000000"/>
-                <w:sz w:val="21"/>
-                <w:szCs w:val="21"/>
-              </w:rPr>
-              <w:t xml:space="preserve">通讯地址</w:t>
-            </w:r>
-          </w:p>
-        </w:tc>
-        <w:tc>
-          <w:tcPr>
-            <w:tcW w:w="4576" w:type="dxa"/>
-            <w:gridSpan w:val="7"/>
-            <w:vAlign w:val="center"/>
-          </w:tcPr>
-          <w:p>
-            <w:pPr>
-              <w:spacing w:before="0" w:after="0" w:line="360" w:lineRule="auto"/>
-              <w:ind w:firstLine="0" w:firstLineChars="0"/>
-              <w:jc w:val="left"/>
-            </w:pPr>
-            <w:r>
-              <w:rPr>
-                <w:rFonts w:ascii="Times New Roman" w:hAnsi="Times New Roman" w:eastAsia="宋体"/>
-                <w:color w:val="000000"/>
-                <w:sz w:val="21"/>
-                <w:szCs w:val="21"/>
-              </w:rPr>
-              <w:t xml:space="preserve">西藏自治区拉萨市西藏大学</w:t>
-            </w:r>
-          </w:p>
-        </w:tc>
-        <w:tc>
-          <w:tcPr>
-            <w:tcW w:w="1018" w:type="dxa"/>
-            <w:gridSpan w:val="2"/>
-            <w:vAlign w:val="center"/>
-          </w:tcPr>
-          <w:p>
-            <w:pPr>
-              <w:spacing w:before="0" w:after="0" w:line="360" w:lineRule="auto"/>
-              <w:ind w:firstLine="0" w:firstLineChars="0"/>
-              <w:jc w:val="left"/>
-            </w:pPr>
-            <w:r>
-              <w:rPr>
-                <w:rFonts w:ascii="Times New Roman" w:hAnsi="Times New Roman" w:eastAsia="宋体"/>
-                <w:color w:val="000000"/>
-                <w:sz w:val="21"/>
-                <w:szCs w:val="21"/>
-              </w:rPr>
-              <w:t xml:space="preserve">邮政编码</w:t>
-            </w:r>
-          </w:p>
-        </w:tc>
-        <w:tc>
-          <w:tcPr>
-            <w:tcW w:w="1665" w:type="dxa"/>
-            <w:gridSpan w:val="3"/>
-            <w:vAlign w:val="center"/>
-          </w:tcPr>
-          <w:p>
-            <w:pPr>
-              <w:spacing w:before="0" w:after="0" w:line="360" w:lineRule="auto"/>
-              <w:ind w:firstLine="0" w:firstLineChars="0"/>
-              <w:jc w:val="left"/>
-            </w:pPr>
-            <w:r>
-              <w:rPr>
-                <w:rFonts w:ascii="Times New Roman" w:hAnsi="Times New Roman" w:eastAsia="宋体"/>
-                <w:color w:val="000000"/>
-                <w:sz w:val="21"/>
-                <w:szCs w:val="21"/>
-              </w:rPr>
-              <w:t xml:space="preserve">850000</w:t>
-            </w:r>
-          </w:p>
-        </w:tc>
-      </w:tr>
-      <w:tr>
-        <w:trPr>
-          <w:trHeight w:val="600" w:hRule="atLeast"/>
+          <w:trHeight w:val="520" w:hRule="atLeast"/>
           <w:cantSplit/>
         </w:trPr>
         <w:tc>
@@ -40649,7 +40877,7 @@
       </w:tblGrid>
       <w:tr>
         <w:trPr>
-          <w:trHeight w:val="600" w:hRule="atLeast"/>
+          <w:trHeight w:val="520" w:hRule="atLeast"/>
           <w:cantSplit/>
         </w:trPr>
         <w:tc>
@@ -40809,7 +41037,7 @@
       </w:tr>
       <w:tr>
         <w:trPr>
-          <w:trHeight w:val="600" w:hRule="atLeast"/>
+          <w:trHeight w:val="520" w:hRule="atLeast"/>
           <w:cantSplit/>
         </w:trPr>
         <w:tc>
@@ -40925,7 +41153,7 @@
       </w:tr>
       <w:tr>
         <w:trPr>
-          <w:trHeight w:val="600" w:hRule="atLeast"/>
+          <w:trHeight w:val="520" w:hRule="atLeast"/>
           <w:cantSplit/>
         </w:trPr>
         <w:tc>
@@ -41059,7 +41287,7 @@
       </w:tr>
       <w:tr>
         <w:trPr>
-          <w:trHeight w:val="600" w:hRule="atLeast"/>
+          <w:trHeight w:val="520" w:hRule="atLeast"/>
           <w:cantSplit/>
         </w:trPr>
         <w:tc>
@@ -41138,7 +41366,7 @@
       </w:tr>
       <w:tr>
         <w:trPr>
-          <w:trHeight w:val="600" w:hRule="atLeast"/>
+          <w:trHeight w:val="520" w:hRule="atLeast"/>
           <w:cantSplit/>
         </w:trPr>
         <w:tc>
@@ -41253,7 +41481,7 @@
       </w:tr>
       <w:tr>
         <w:trPr>
-          <w:trHeight w:val="3200" w:hRule="atLeast"/>
+          <w:trHeight w:val="1800" w:hRule="atLeast"/>
           <w:cantSplit/>
         </w:trPr>
         <w:tc>
@@ -41263,7 +41491,7 @@
           </w:tcPr>
           <w:p>
             <w:pPr>
-              <w:spacing w:before="0" w:after="0" w:line="360" w:lineRule="auto"/>
+              <w:spacing w:before="0" w:after="0" w:line="300" w:lineRule="auto"/>
               <w:ind w:firstLine="0" w:firstLineChars="0"/>
               <w:jc w:val="left"/>
             </w:pPr>
@@ -41312,12 +41540,34 @@
       <w:tr>
         <w:trPr>
           <w:trHeight w:val="3000" w:hRule="atLeast"/>
-          <w:cantSplit/>
         </w:trPr>
         <w:tc>
           <w:tcPr>
             <w:tcW w:w="1047" w:type="dxa"/>
             <w:vAlign w:val="center"/>
+          </w:tcPr>
+          <w:p>
+            <w:pPr>
+              <w:spacing w:before="0" w:after="0" w:line="300" w:lineRule="auto"/>
+              <w:ind w:firstLine="0" w:firstLineChars="0"/>
+              <w:jc w:val="left"/>
+            </w:pPr>
+            <w:r>
+              <w:rPr>
+                <w:rFonts w:ascii="Times New Roman" w:hAnsi="Times New Roman" w:eastAsia="宋体"/>
+                <w:color w:val="000000"/>
+                <w:sz w:val="21"/>
+                <w:szCs w:val="21"/>
+              </w:rPr>
+              <w:t xml:space="preserve">近五年在其它刊物发论文的题目、刊名和期数</w:t>
+            </w:r>
+          </w:p>
+        </w:tc>
+        <w:tc>
+          <w:tcPr>
+            <w:tcW w:w="7259" w:type="dxa"/>
+            <w:gridSpan w:val="12"/>
+            <w:vAlign w:val="top"/>
           </w:tcPr>
           <w:p>
             <w:pPr>
@@ -41325,22 +41575,18 @@
               <w:ind w:firstLine="0" w:firstLineChars="0"/>
               <w:jc w:val="left"/>
             </w:pPr>
-            <w:r>
-              <w:rPr>
-                <w:rFonts w:ascii="Times New Roman" w:hAnsi="Times New Roman" w:eastAsia="宋体"/>
-                <w:color w:val="000000"/>
-                <w:sz w:val="21"/>
-                <w:szCs w:val="21"/>
-              </w:rPr>
-              <w:t xml:space="preserve">近五年在其它刊物发论文的题目、刊名和期数</w:t>
-            </w:r>
-          </w:p>
-        </w:tc>
-        <w:tc>
-          <w:tcPr>
-            <w:tcW w:w="7259" w:type="dxa"/>
-            <w:gridSpan w:val="12"/>
-            <w:vAlign w:val="top"/>
+          </w:p>
+        </w:tc>
+      </w:tr>
+      <w:tr>
+        <w:trPr>
+          <w:trHeight w:val="520" w:hRule="atLeast"/>
+          <w:cantSplit/>
+        </w:trPr>
+        <w:tc>
+          <w:tcPr>
+            <w:tcW w:w="1047" w:type="dxa"/>
+            <w:vAlign w:val="center"/>
           </w:tcPr>
           <w:p>
             <w:pPr>
@@ -41348,109 +41594,90 @@
               <w:ind w:firstLine="0" w:firstLineChars="0"/>
               <w:jc w:val="left"/>
             </w:pPr>
+            <w:r>
+              <w:rPr>
+                <w:rFonts w:ascii="Times New Roman" w:hAnsi="Times New Roman" w:eastAsia="宋体"/>
+                <w:color w:val="000000"/>
+                <w:sz w:val="21"/>
+                <w:szCs w:val="21"/>
+              </w:rPr>
+              <w:t xml:space="preserve">通讯地址</w:t>
+            </w:r>
+          </w:p>
+        </w:tc>
+        <w:tc>
+          <w:tcPr>
+            <w:tcW w:w="4576" w:type="dxa"/>
+            <w:gridSpan w:val="7"/>
+            <w:vAlign w:val="center"/>
+          </w:tcPr>
+          <w:p>
+            <w:pPr>
+              <w:spacing w:before="0" w:after="0" w:line="360" w:lineRule="auto"/>
+              <w:ind w:firstLine="0" w:firstLineChars="0"/>
+              <w:jc w:val="left"/>
+            </w:pPr>
+            <w:r>
+              <w:rPr>
+                <w:rFonts w:ascii="Times New Roman" w:hAnsi="Times New Roman" w:eastAsia="宋体"/>
+                <w:color w:val="000000"/>
+                <w:sz w:val="21"/>
+                <w:szCs w:val="21"/>
+              </w:rPr>
+              <w:t xml:space="preserve">西藏自治区拉萨市西藏大学</w:t>
+            </w:r>
+          </w:p>
+        </w:tc>
+        <w:tc>
+          <w:tcPr>
+            <w:tcW w:w="1018" w:type="dxa"/>
+            <w:gridSpan w:val="2"/>
+            <w:vAlign w:val="center"/>
+          </w:tcPr>
+          <w:p>
+            <w:pPr>
+              <w:spacing w:before="0" w:after="0" w:line="360" w:lineRule="auto"/>
+              <w:ind w:firstLine="0" w:firstLineChars="0"/>
+              <w:jc w:val="left"/>
+            </w:pPr>
+            <w:r>
+              <w:rPr>
+                <w:rFonts w:ascii="Times New Roman" w:hAnsi="Times New Roman" w:eastAsia="宋体"/>
+                <w:color w:val="000000"/>
+                <w:sz w:val="21"/>
+                <w:szCs w:val="21"/>
+              </w:rPr>
+              <w:t xml:space="preserve">邮政编码</w:t>
+            </w:r>
+          </w:p>
+        </w:tc>
+        <w:tc>
+          <w:tcPr>
+            <w:tcW w:w="1665" w:type="dxa"/>
+            <w:gridSpan w:val="3"/>
+            <w:vAlign w:val="center"/>
+          </w:tcPr>
+          <w:p>
+            <w:pPr>
+              <w:spacing w:before="0" w:after="0" w:line="360" w:lineRule="auto"/>
+              <w:ind w:firstLine="0" w:firstLineChars="0"/>
+              <w:jc w:val="left"/>
+            </w:pPr>
+            <w:r>
+              <w:rPr>
+                <w:rFonts w:ascii="Times New Roman" w:hAnsi="Times New Roman" w:eastAsia="宋体"/>
+                <w:color w:val="000000"/>
+                <w:sz w:val="21"/>
+                <w:szCs w:val="21"/>
+              </w:rPr>
+              <w:t xml:space="preserve">850000</w:t>
+            </w:r>
           </w:p>
         </w:tc>
       </w:tr>
       <w:tr>
         <w:trPr>
-          <w:trHeight w:val="600" w:hRule="atLeast"/>
-          <w:cantSplit/>
-        </w:trPr>
-        <w:tc>
-          <w:tcPr>
-            <w:tcW w:w="1047" w:type="dxa"/>
-            <w:vAlign w:val="center"/>
-          </w:tcPr>
-          <w:p>
-            <w:pPr>
-              <w:spacing w:before="0" w:after="0" w:line="360" w:lineRule="auto"/>
-              <w:ind w:firstLine="0" w:firstLineChars="0"/>
-              <w:jc w:val="left"/>
-            </w:pPr>
-            <w:r>
-              <w:rPr>
-                <w:rFonts w:ascii="Times New Roman" w:hAnsi="Times New Roman" w:eastAsia="宋体"/>
-                <w:color w:val="000000"/>
-                <w:sz w:val="21"/>
-                <w:szCs w:val="21"/>
-              </w:rPr>
-              <w:t xml:space="preserve">通讯地址</w:t>
-            </w:r>
-          </w:p>
-        </w:tc>
-        <w:tc>
-          <w:tcPr>
-            <w:tcW w:w="4576" w:type="dxa"/>
-            <w:gridSpan w:val="7"/>
-            <w:vAlign w:val="center"/>
-          </w:tcPr>
-          <w:p>
-            <w:pPr>
-              <w:spacing w:before="0" w:after="0" w:line="360" w:lineRule="auto"/>
-              <w:ind w:firstLine="0" w:firstLineChars="0"/>
-              <w:jc w:val="left"/>
-            </w:pPr>
-            <w:r>
-              <w:rPr>
-                <w:rFonts w:ascii="Times New Roman" w:hAnsi="Times New Roman" w:eastAsia="宋体"/>
-                <w:color w:val="000000"/>
-                <w:sz w:val="21"/>
-                <w:szCs w:val="21"/>
-              </w:rPr>
-              <w:t xml:space="preserve">西藏自治区拉萨市西藏大学</w:t>
-            </w:r>
-          </w:p>
-        </w:tc>
-        <w:tc>
-          <w:tcPr>
-            <w:tcW w:w="1018" w:type="dxa"/>
-            <w:gridSpan w:val="2"/>
-            <w:vAlign w:val="center"/>
-          </w:tcPr>
-          <w:p>
-            <w:pPr>
-              <w:spacing w:before="0" w:after="0" w:line="360" w:lineRule="auto"/>
-              <w:ind w:firstLine="0" w:firstLineChars="0"/>
-              <w:jc w:val="left"/>
-            </w:pPr>
-            <w:r>
-              <w:rPr>
-                <w:rFonts w:ascii="Times New Roman" w:hAnsi="Times New Roman" w:eastAsia="宋体"/>
-                <w:color w:val="000000"/>
-                <w:sz w:val="21"/>
-                <w:szCs w:val="21"/>
-              </w:rPr>
-              <w:t xml:space="preserve">邮政编码</w:t>
-            </w:r>
-          </w:p>
-        </w:tc>
-        <w:tc>
-          <w:tcPr>
-            <w:tcW w:w="1665" w:type="dxa"/>
-            <w:gridSpan w:val="3"/>
-            <w:vAlign w:val="center"/>
-          </w:tcPr>
-          <w:p>
-            <w:pPr>
-              <w:spacing w:before="0" w:after="0" w:line="360" w:lineRule="auto"/>
-              <w:ind w:firstLine="0" w:firstLineChars="0"/>
-              <w:jc w:val="left"/>
-            </w:pPr>
-            <w:r>
-              <w:rPr>
-                <w:rFonts w:ascii="Times New Roman" w:hAnsi="Times New Roman" w:eastAsia="宋体"/>
-                <w:color w:val="000000"/>
-                <w:sz w:val="21"/>
-                <w:szCs w:val="21"/>
-              </w:rPr>
-              <w:t xml:space="preserve">850000</w:t>
-            </w:r>
-          </w:p>
-        </w:tc>
-      </w:tr>
-      <w:tr>
-        <w:trPr>
-          <w:trHeight w:val="600" w:hRule="atLeast"/>
+          <w:trHeight w:val="520" w:hRule="atLeast"/>
           <w:cantSplit/>
         </w:trPr>
         <w:tc>
@@ -41647,7 +41874,7 @@
       </w:tblGrid>
       <w:tr>
         <w:trPr>
-          <w:trHeight w:val="600" w:hRule="atLeast"/>
+          <w:trHeight w:val="520" w:hRule="atLeast"/>
           <w:cantSplit/>
         </w:trPr>
         <w:tc>
@@ -41807,7 +42034,7 @@
       </w:tr>
       <w:tr>
         <w:trPr>
-          <w:trHeight w:val="600" w:hRule="atLeast"/>
+          <w:trHeight w:val="520" w:hRule="atLeast"/>
           <w:cantSplit/>
         </w:trPr>
         <w:tc>
@@ -41844,6 +42071,15 @@
               <w:ind w:firstLine="0" w:firstLineChars="0"/>
               <w:jc w:val="left"/>
             </w:pPr>
+            <w:r>
+              <w:rPr>
+                <w:rFonts w:ascii="Times New Roman" w:hAnsi="Times New Roman" w:eastAsia="宋体"/>
+                <w:color w:val="000000"/>
+                <w:sz w:val="21"/>
+                <w:szCs w:val="21"/>
+              </w:rPr>
+              <w:t xml:space="preserve">中央财经大学</w:t>
+            </w:r>
           </w:p>
         </w:tc>
         <w:tc>
@@ -41881,6 +42117,15 @@
               <w:ind w:firstLine="0" w:firstLineChars="0"/>
               <w:jc w:val="left"/>
             </w:pPr>
+            <w:r>
+              <w:rPr>
+                <w:rFonts w:ascii="Times New Roman" w:hAnsi="Times New Roman" w:eastAsia="宋体"/>
+                <w:color w:val="000000"/>
+                <w:sz w:val="21"/>
+                <w:szCs w:val="21"/>
+              </w:rPr>
+              <w:t xml:space="preserve">博士</w:t>
+            </w:r>
           </w:p>
         </w:tc>
         <w:tc>
@@ -41918,12 +42163,21 @@
               <w:ind w:firstLine="0" w:firstLineChars="0"/>
               <w:jc w:val="left"/>
             </w:pPr>
+            <w:r>
+              <w:rPr>
+                <w:rFonts w:ascii="Times New Roman" w:hAnsi="Times New Roman" w:eastAsia="宋体"/>
+                <w:color w:val="000000"/>
+                <w:sz w:val="21"/>
+                <w:szCs w:val="21"/>
+              </w:rPr>
+              <w:t xml:space="preserve">西方经济学</w:t>
+            </w:r>
           </w:p>
         </w:tc>
       </w:tr>
       <w:tr>
         <w:trPr>
-          <w:trHeight w:val="600" w:hRule="atLeast"/>
+          <w:trHeight w:val="520" w:hRule="atLeast"/>
           <w:cantSplit/>
         </w:trPr>
         <w:tc>
@@ -42039,7 +42293,7 @@
       </w:tr>
       <w:tr>
         <w:trPr>
-          <w:trHeight w:val="600" w:hRule="atLeast"/>
+          <w:trHeight w:val="520" w:hRule="atLeast"/>
           <w:cantSplit/>
         </w:trPr>
         <w:tc>
@@ -42122,12 +42376,21 @@
               <w:ind w:firstLine="0" w:firstLineChars="0"/>
               <w:jc w:val="left"/>
             </w:pPr>
+            <w:r>
+              <w:rPr>
+                <w:rFonts w:ascii="Times New Roman" w:hAnsi="Times New Roman" w:eastAsia="宋体"/>
+                <w:color w:val="000000"/>
+                <w:sz w:val="21"/>
+                <w:szCs w:val="21"/>
+              </w:rPr>
+              <w:t xml:space="preserve">西藏乡村振兴、城镇化、普惠金融、城乡融合、民族经济</w:t>
+            </w:r>
           </w:p>
         </w:tc>
       </w:tr>
       <w:tr>
         <w:trPr>
-          <w:trHeight w:val="600" w:hRule="atLeast"/>
+          <w:trHeight w:val="520" w:hRule="atLeast"/>
           <w:cantSplit/>
         </w:trPr>
         <w:tc>
@@ -42164,6 +42427,15 @@
               <w:ind w:firstLine="0" w:firstLineChars="0"/>
               <w:jc w:val="left"/>
             </w:pPr>
+            <w:r>
+              <w:rPr>
+                <w:rFonts w:ascii="Times New Roman" w:hAnsi="Times New Roman" w:eastAsia="宋体"/>
+                <w:color w:val="000000"/>
+                <w:sz w:val="21"/>
+                <w:szCs w:val="21"/>
+              </w:rPr>
+              <w:t xml:space="preserve">教学科研</w:t>
+            </w:r>
           </w:p>
         </w:tc>
         <w:tc>
@@ -42260,7 +42532,7 @@
       </w:tr>
       <w:tr>
         <w:trPr>
-          <w:trHeight w:val="3200" w:hRule="atLeast"/>
+          <w:trHeight w:val="1800" w:hRule="atLeast"/>
           <w:cantSplit/>
         </w:trPr>
         <w:tc>
@@ -42270,7 +42542,7 @@
           </w:tcPr>
           <w:p>
             <w:pPr>
-              <w:spacing w:before="0" w:after="0" w:line="360" w:lineRule="auto"/>
+              <w:spacing w:before="0" w:after="0" w:line="300" w:lineRule="auto"/>
               <w:ind w:firstLine="0" w:firstLineChars="0"/>
               <w:jc w:val="left"/>
             </w:pPr>
@@ -42319,6 +42591,200 @@
       <w:tr>
         <w:trPr>
           <w:trHeight w:val="3000" w:hRule="atLeast"/>
+        </w:trPr>
+        <w:tc>
+          <w:tcPr>
+            <w:tcW w:w="1047" w:type="dxa"/>
+            <w:vAlign w:val="center"/>
+          </w:tcPr>
+          <w:p>
+            <w:pPr>
+              <w:spacing w:before="0" w:after="0" w:line="300" w:lineRule="auto"/>
+              <w:ind w:firstLine="0" w:firstLineChars="0"/>
+              <w:jc w:val="left"/>
+            </w:pPr>
+            <w:r>
+              <w:rPr>
+                <w:rFonts w:ascii="Times New Roman" w:hAnsi="Times New Roman" w:eastAsia="宋体"/>
+                <w:color w:val="000000"/>
+                <w:sz w:val="21"/>
+                <w:szCs w:val="21"/>
+              </w:rPr>
+              <w:t xml:space="preserve">近五年在其它刊物发论文的题目、刊名和期数</w:t>
+            </w:r>
+          </w:p>
+        </w:tc>
+        <w:tc>
+          <w:tcPr>
+            <w:tcW w:w="7259" w:type="dxa"/>
+            <w:gridSpan w:val="12"/>
+            <w:vAlign w:val="top"/>
+          </w:tcPr>
+          <w:p>
+            <w:pPr>
+              <w:spacing w:before="0" w:after="0" w:line="240" w:lineRule="auto"/>
+              <w:ind w:firstLine="0" w:firstLineChars="0"/>
+              <w:jc w:val="left"/>
+            </w:pPr>
+            <w:r>
+              <w:rPr>
+                <w:rFonts w:ascii="Times New Roman" w:hAnsi="Times New Roman" w:eastAsia="宋体"/>
+                <w:color w:val="000000"/>
+                <w:sz w:val="17"/>
+                <w:szCs w:val="17"/>
+              </w:rPr>
+              <w:t xml:space="preserve">1. 城乡融合对西藏经济高质量发展的影响研究，《商业经济研究》，2023年第16期</w:t>
+            </w:r>
+          </w:p>
+          <w:p>
+            <w:pPr>
+              <w:spacing w:before="0" w:after="0" w:line="240" w:lineRule="auto"/>
+              <w:ind w:firstLine="0" w:firstLineChars="0"/>
+              <w:jc w:val="left"/>
+            </w:pPr>
+            <w:r>
+              <w:rPr>
+                <w:rFonts w:ascii="Times New Roman" w:hAnsi="Times New Roman" w:eastAsia="宋体"/>
+                <w:color w:val="000000"/>
+                <w:sz w:val="17"/>
+                <w:szCs w:val="17"/>
+              </w:rPr>
+              <w:t xml:space="preserve">2. 金融发展对西藏农牧区经济增长影响的实证研究，《西藏大学学报》，2021年第4期</w:t>
+            </w:r>
+          </w:p>
+          <w:p>
+            <w:pPr>
+              <w:spacing w:before="0" w:after="0" w:line="240" w:lineRule="auto"/>
+              <w:ind w:firstLine="0" w:firstLineChars="0"/>
+              <w:jc w:val="left"/>
+            </w:pPr>
+            <w:r>
+              <w:rPr>
+                <w:rFonts w:ascii="Times New Roman" w:hAnsi="Times New Roman" w:eastAsia="宋体"/>
+                <w:color w:val="000000"/>
+                <w:sz w:val="17"/>
+                <w:szCs w:val="17"/>
+              </w:rPr>
+              <w:t xml:space="preserve">3. 西藏城镇化、就业结构和城乡收入均等化，《中国藏学》，2021年第3期</w:t>
+            </w:r>
+          </w:p>
+          <w:p>
+            <w:pPr>
+              <w:spacing w:before="0" w:after="0" w:line="240" w:lineRule="auto"/>
+              <w:ind w:firstLine="0" w:firstLineChars="0"/>
+              <w:jc w:val="left"/>
+            </w:pPr>
+            <w:r>
+              <w:rPr>
+                <w:rFonts w:ascii="Times New Roman" w:hAnsi="Times New Roman" w:eastAsia="宋体"/>
+                <w:color w:val="000000"/>
+                <w:sz w:val="17"/>
+                <w:szCs w:val="17"/>
+              </w:rPr>
+              <w:t xml:space="preserve">4. 西藏城乡融合发展水平测度与评价研究，《西藏发展论坛》，［年份期数待补］</w:t>
+            </w:r>
+          </w:p>
+          <w:p>
+            <w:pPr>
+              <w:spacing w:before="0" w:after="0" w:line="240" w:lineRule="auto"/>
+              <w:ind w:firstLine="0" w:firstLineChars="0"/>
+              <w:jc w:val="left"/>
+            </w:pPr>
+            <w:r>
+              <w:rPr>
+                <w:rFonts w:ascii="Times New Roman" w:hAnsi="Times New Roman" w:eastAsia="宋体"/>
+                <w:color w:val="000000"/>
+                <w:sz w:val="17"/>
+                <w:szCs w:val="17"/>
+              </w:rPr>
+              <w:t xml:space="preserve">5. 四川民族地区数字经济与实体经济深度融合路径研究，《西昌学院学报》，［年份期数待补］</w:t>
+            </w:r>
+          </w:p>
+          <w:p>
+            <w:pPr>
+              <w:spacing w:before="0" w:after="0" w:line="240" w:lineRule="auto"/>
+              <w:ind w:firstLine="0" w:firstLineChars="0"/>
+              <w:jc w:val="left"/>
+            </w:pPr>
+            <w:r>
+              <w:rPr>
+                <w:rFonts w:ascii="Times New Roman" w:hAnsi="Times New Roman" w:eastAsia="宋体"/>
+                <w:color w:val="000000"/>
+                <w:sz w:val="17"/>
+                <w:szCs w:val="17"/>
+              </w:rPr>
+              <w:t xml:space="preserve">6. “穷大方”会影响家庭和谐吗，《消费经济》，［年份期数待补］</w:t>
+            </w:r>
+          </w:p>
+          <w:p>
+            <w:pPr>
+              <w:spacing w:before="0" w:after="0" w:line="240" w:lineRule="auto"/>
+              <w:ind w:firstLine="0" w:firstLineChars="0"/>
+              <w:jc w:val="left"/>
+            </w:pPr>
+            <w:r>
+              <w:rPr>
+                <w:rFonts w:ascii="Times New Roman" w:hAnsi="Times New Roman" w:eastAsia="宋体"/>
+                <w:color w:val="000000"/>
+                <w:sz w:val="17"/>
+                <w:szCs w:val="17"/>
+              </w:rPr>
+              <w:t xml:space="preserve">7. 幸福感对城镇居民就业、创业能力的影响，《经济问题探索》，［年份期数待补］</w:t>
+            </w:r>
+          </w:p>
+          <w:p>
+            <w:pPr>
+              <w:spacing w:before="0" w:after="0" w:line="240" w:lineRule="auto"/>
+              <w:ind w:firstLine="0" w:firstLineChars="0"/>
+              <w:jc w:val="left"/>
+            </w:pPr>
+            <w:r>
+              <w:rPr>
+                <w:rFonts w:ascii="Times New Roman" w:hAnsi="Times New Roman" w:eastAsia="宋体"/>
+                <w:color w:val="000000"/>
+                <w:sz w:val="17"/>
+                <w:szCs w:val="17"/>
+              </w:rPr>
+              <w:t xml:space="preserve">8. 西藏居民主观幸福感的就业效应分析——以日喀则市为例，《西藏民族大学学报》，［年份期数待补］</w:t>
+            </w:r>
+          </w:p>
+          <w:p>
+            <w:pPr>
+              <w:spacing w:before="0" w:after="0" w:line="240" w:lineRule="auto"/>
+              <w:ind w:firstLine="0" w:firstLineChars="0"/>
+              <w:jc w:val="left"/>
+            </w:pPr>
+            <w:r>
+              <w:rPr>
+                <w:rFonts w:ascii="Times New Roman" w:hAnsi="Times New Roman" w:eastAsia="宋体"/>
+                <w:color w:val="000000"/>
+                <w:sz w:val="17"/>
+                <w:szCs w:val="17"/>
+              </w:rPr>
+              <w:t xml:space="preserve">9. 西藏城乡融合指标体系构建、测度与评价，《西藏大学学报》，［年份期数待补］</w:t>
+            </w:r>
+          </w:p>
+          <w:p>
+            <w:pPr>
+              <w:spacing w:before="0" w:after="0" w:line="240" w:lineRule="auto"/>
+              <w:ind w:firstLine="0" w:firstLineChars="0"/>
+              <w:jc w:val="left"/>
+            </w:pPr>
+            <w:r>
+              <w:rPr>
+                <w:rFonts w:ascii="Times New Roman" w:hAnsi="Times New Roman" w:eastAsia="宋体"/>
+                <w:color w:val="000000"/>
+                <w:sz w:val="17"/>
+                <w:szCs w:val="17"/>
+              </w:rPr>
+              <w:t xml:space="preserve">10. 新格局下拉萨乡村居民消费潜力研究——基于人口视角分析，《西藏发展论坛》，［年份期数待补］</w:t>
+            </w:r>
+          </w:p>
+        </w:tc>
+      </w:tr>
+      <w:tr>
+        <w:trPr>
+          <w:trHeight w:val="520" w:hRule="atLeast"/>
           <w:cantSplit/>
         </w:trPr>
         <w:tc>
@@ -42339,15 +42805,15 @@
                 <w:sz w:val="21"/>
                 <w:szCs w:val="21"/>
               </w:rPr>
-              <w:t xml:space="preserve">近五年在其它刊物发论文的题目、刊名和期数</w:t>
-            </w:r>
-          </w:p>
-        </w:tc>
-        <w:tc>
-          <w:tcPr>
-            <w:tcW w:w="7259" w:type="dxa"/>
-            <w:gridSpan w:val="12"/>
-            <w:vAlign w:val="top"/>
+              <w:t xml:space="preserve">通讯地址</w:t>
+            </w:r>
+          </w:p>
+        </w:tc>
+        <w:tc>
+          <w:tcPr>
+            <w:tcW w:w="4576" w:type="dxa"/>
+            <w:gridSpan w:val="7"/>
+            <w:vAlign w:val="center"/>
           </w:tcPr>
           <w:p>
             <w:pPr>
@@ -42355,109 +42821,67 @@
               <w:ind w:firstLine="0" w:firstLineChars="0"/>
               <w:jc w:val="left"/>
             </w:pPr>
+            <w:r>
+              <w:rPr>
+                <w:rFonts w:ascii="Times New Roman" w:hAnsi="Times New Roman" w:eastAsia="宋体"/>
+                <w:color w:val="000000"/>
+                <w:sz w:val="21"/>
+                <w:szCs w:val="21"/>
+              </w:rPr>
+              <w:t xml:space="preserve">西藏自治区拉萨市西藏大学</w:t>
+            </w:r>
+          </w:p>
+        </w:tc>
+        <w:tc>
+          <w:tcPr>
+            <w:tcW w:w="1018" w:type="dxa"/>
+            <w:gridSpan w:val="2"/>
+            <w:vAlign w:val="center"/>
+          </w:tcPr>
+          <w:p>
+            <w:pPr>
+              <w:spacing w:before="0" w:after="0" w:line="360" w:lineRule="auto"/>
+              <w:ind w:firstLine="0" w:firstLineChars="0"/>
+              <w:jc w:val="left"/>
+            </w:pPr>
+            <w:r>
+              <w:rPr>
+                <w:rFonts w:ascii="Times New Roman" w:hAnsi="Times New Roman" w:eastAsia="宋体"/>
+                <w:color w:val="000000"/>
+                <w:sz w:val="21"/>
+                <w:szCs w:val="21"/>
+              </w:rPr>
+              <w:t xml:space="preserve">邮政编码</w:t>
+            </w:r>
+          </w:p>
+        </w:tc>
+        <w:tc>
+          <w:tcPr>
+            <w:tcW w:w="1665" w:type="dxa"/>
+            <w:gridSpan w:val="3"/>
+            <w:vAlign w:val="center"/>
+          </w:tcPr>
+          <w:p>
+            <w:pPr>
+              <w:spacing w:before="0" w:after="0" w:line="360" w:lineRule="auto"/>
+              <w:ind w:firstLine="0" w:firstLineChars="0"/>
+              <w:jc w:val="left"/>
+            </w:pPr>
+            <w:r>
+              <w:rPr>
+                <w:rFonts w:ascii="Times New Roman" w:hAnsi="Times New Roman" w:eastAsia="宋体"/>
+                <w:color w:val="000000"/>
+                <w:sz w:val="21"/>
+                <w:szCs w:val="21"/>
+              </w:rPr>
+              <w:t xml:space="preserve">850000</w:t>
+            </w:r>
           </w:p>
         </w:tc>
       </w:tr>
       <w:tr>
         <w:trPr>
-          <w:trHeight w:val="600" w:hRule="atLeast"/>
-          <w:cantSplit/>
-        </w:trPr>
-        <w:tc>
-          <w:tcPr>
-            <w:tcW w:w="1047" w:type="dxa"/>
-            <w:vAlign w:val="center"/>
-          </w:tcPr>
-          <w:p>
-            <w:pPr>
-              <w:spacing w:before="0" w:after="0" w:line="360" w:lineRule="auto"/>
-              <w:ind w:firstLine="0" w:firstLineChars="0"/>
-              <w:jc w:val="left"/>
-            </w:pPr>
-            <w:r>
-              <w:rPr>
-                <w:rFonts w:ascii="Times New Roman" w:hAnsi="Times New Roman" w:eastAsia="宋体"/>
-                <w:color w:val="000000"/>
-                <w:sz w:val="21"/>
-                <w:szCs w:val="21"/>
-              </w:rPr>
-              <w:t xml:space="preserve">通讯地址</w:t>
-            </w:r>
-          </w:p>
-        </w:tc>
-        <w:tc>
-          <w:tcPr>
-            <w:tcW w:w="4576" w:type="dxa"/>
-            <w:gridSpan w:val="7"/>
-            <w:vAlign w:val="center"/>
-          </w:tcPr>
-          <w:p>
-            <w:pPr>
-              <w:spacing w:before="0" w:after="0" w:line="360" w:lineRule="auto"/>
-              <w:ind w:firstLine="0" w:firstLineChars="0"/>
-              <w:jc w:val="left"/>
-            </w:pPr>
-            <w:r>
-              <w:rPr>
-                <w:rFonts w:ascii="Times New Roman" w:hAnsi="Times New Roman" w:eastAsia="宋体"/>
-                <w:color w:val="000000"/>
-                <w:sz w:val="21"/>
-                <w:szCs w:val="21"/>
-              </w:rPr>
-              <w:t xml:space="preserve">西藏自治区拉萨市西藏大学</w:t>
-            </w:r>
-          </w:p>
-        </w:tc>
-        <w:tc>
-          <w:tcPr>
-            <w:tcW w:w="1018" w:type="dxa"/>
-            <w:gridSpan w:val="2"/>
-            <w:vAlign w:val="center"/>
-          </w:tcPr>
-          <w:p>
-            <w:pPr>
-              <w:spacing w:before="0" w:after="0" w:line="360" w:lineRule="auto"/>
-              <w:ind w:firstLine="0" w:firstLineChars="0"/>
-              <w:jc w:val="left"/>
-            </w:pPr>
-            <w:r>
-              <w:rPr>
-                <w:rFonts w:ascii="Times New Roman" w:hAnsi="Times New Roman" w:eastAsia="宋体"/>
-                <w:color w:val="000000"/>
-                <w:sz w:val="21"/>
-                <w:szCs w:val="21"/>
-              </w:rPr>
-              <w:t xml:space="preserve">邮政编码</w:t>
-            </w:r>
-          </w:p>
-        </w:tc>
-        <w:tc>
-          <w:tcPr>
-            <w:tcW w:w="1665" w:type="dxa"/>
-            <w:gridSpan w:val="3"/>
-            <w:vAlign w:val="center"/>
-          </w:tcPr>
-          <w:p>
-            <w:pPr>
-              <w:spacing w:before="0" w:after="0" w:line="360" w:lineRule="auto"/>
-              <w:ind w:firstLine="0" w:firstLineChars="0"/>
-              <w:jc w:val="left"/>
-            </w:pPr>
-            <w:r>
-              <w:rPr>
-                <w:rFonts w:ascii="Times New Roman" w:hAnsi="Times New Roman" w:eastAsia="宋体"/>
-                <w:color w:val="000000"/>
-                <w:sz w:val="21"/>
-                <w:szCs w:val="21"/>
-              </w:rPr>
-              <w:t xml:space="preserve">850000</w:t>
-            </w:r>
-          </w:p>
-        </w:tc>
-      </w:tr>
-      <w:tr>
-        <w:trPr>
-          <w:trHeight w:val="600" w:hRule="atLeast"/>
+          <w:trHeight w:val="520" w:hRule="atLeast"/>
           <w:cantSplit/>
         </w:trPr>
         <w:tc>
